--- a/report/Student_Depression_Report.docx
+++ b/report/Student_Depression_Report.docx
@@ -4,12 +4,12 @@
   <w:body>
     <w:p>
       <w:pPr>
-        <w:spacing w:after="800"/>
-      </w:pPr>
-    </w:p>
-    <w:p>
-      <w:pPr>
-        <w:spacing w:after="720"/>
+        <w:spacing w:after="600"/>
+      </w:pPr>
+    </w:p>
+    <w:p>
+      <w:pPr>
+        <w:spacing w:after="600"/>
         <w:jc w:val="center"/>
       </w:pPr>
       <w:r>
@@ -56,7 +56,7 @@
     </w:p>
     <w:p>
       <w:pPr>
-        <w:spacing w:after="720"/>
+        <w:spacing w:after="600"/>
         <w:jc w:val="center"/>
       </w:pPr>
       <w:r>
@@ -69,6 +69,7 @@
       </w:pPr>
       <w:r>
         <w:rPr>
+          <w:b/>
           <w:sz w:val="26"/>
         </w:rPr>
         <w:t>Submitted by</w:t>
@@ -80,7 +81,7 @@
         <w:jc w:val="center"/>
       </w:pPr>
       <w:r>
-        <w:t>[Team member 1 name] ([Roll number])</w:t>
+        <w:t>Atharv Lodhi</w:t>
       </w:r>
     </w:p>
     <w:p>
@@ -89,7 +90,7 @@
         <w:jc w:val="center"/>
       </w:pPr>
       <w:r>
-        <w:t>[Team member 2 name] ([Roll number])</w:t>
+        <w:t>Sourav Choudhary</w:t>
       </w:r>
     </w:p>
     <w:p>
@@ -98,40 +99,54 @@
         <w:jc w:val="center"/>
       </w:pPr>
       <w:r>
-        <w:t>[Team member 3 name] ([Roll number])</w:t>
-      </w:r>
-    </w:p>
-    <w:p>
-      <w:pPr>
-        <w:spacing w:after="40"/>
+        <w:t>Piyush Bisht</w:t>
+      </w:r>
+    </w:p>
+    <w:p>
+      <w:pPr>
+        <w:spacing w:before="720" w:after="600"/>
         <w:jc w:val="center"/>
       </w:pPr>
       <w:r>
-        <w:t>[Team member 4 name] ([Roll number])</w:t>
-      </w:r>
-    </w:p>
-    <w:p>
-      <w:pPr>
-        <w:spacing w:after="40"/>
-        <w:jc w:val="center"/>
-      </w:pPr>
-      <w:r>
-        <w:t>[Team member 5 name] ([Roll number])</w:t>
-      </w:r>
-    </w:p>
-    <w:p>
-      <w:pPr>
-        <w:spacing w:after="40"/>
-        <w:jc w:val="center"/>
-      </w:pPr>
-      <w:r>
-        <w:t>[Team member 6 name] ([Roll number])</w:t>
-      </w:r>
-    </w:p>
-    <w:p>
-      <w:pPr>
-        <w:spacing w:after="800"/>
-      </w:pPr>
+        <w:rPr>
+          <w:noProof/>
+        </w:rPr>
+        <w:drawing>
+          <wp:inline distT="0" distB="0" distL="0" distR="0" wp14:anchorId="3E9EFD9B" wp14:editId="7473EF5C">
+            <wp:extent cx="1655999" cy="1163799"/>
+            <wp:effectExtent l="0" t="0" r="0" b="0"/>
+            <wp:docPr id="1" name="Picture 1"/>
+            <wp:cNvGraphicFramePr>
+              <a:graphicFrameLocks xmlns:a="http://schemas.openxmlformats.org/drawingml/2006/main" noChangeAspect="1"/>
+            </wp:cNvGraphicFramePr>
+            <a:graphic xmlns:a="http://schemas.openxmlformats.org/drawingml/2006/main">
+              <a:graphicData uri="http://schemas.openxmlformats.org/drawingml/2006/picture">
+                <pic:pic xmlns:pic="http://schemas.openxmlformats.org/drawingml/2006/picture">
+                  <pic:nvPicPr>
+                    <pic:cNvPr id="0" name="iitkgp_logo.png"/>
+                    <pic:cNvPicPr/>
+                  </pic:nvPicPr>
+                  <pic:blipFill>
+                    <a:blip r:embed="rId8"/>
+                    <a:stretch>
+                      <a:fillRect/>
+                    </a:stretch>
+                  </pic:blipFill>
+                  <pic:spPr>
+                    <a:xfrm>
+                      <a:off x="0" y="0"/>
+                      <a:ext cx="1655999" cy="1163799"/>
+                    </a:xfrm>
+                    <a:prstGeom prst="rect">
+                      <a:avLst/>
+                    </a:prstGeom>
+                  </pic:spPr>
+                </pic:pic>
+              </a:graphicData>
+            </a:graphic>
+          </wp:inline>
+        </w:drawing>
+      </w:r>
     </w:p>
     <w:p>
       <w:pPr>
@@ -180,7 +195,7 @@
       <w:pPr>
         <w:pStyle w:val="Heading1"/>
       </w:pPr>
-      <w:bookmarkStart w:id="0" w:name="_Toc242196852"/>
+      <w:bookmarkStart w:id="0" w:name="_Toc242198015"/>
       <w:r>
         <w:lastRenderedPageBreak/>
         <w:t>Abstract</w:t>
@@ -272,7 +287,7 @@
       <w:pPr>
         <w:pStyle w:val="Heading1"/>
       </w:pPr>
-      <w:bookmarkStart w:id="1" w:name="_Toc242196853"/>
+      <w:bookmarkStart w:id="1" w:name="_Toc242198016"/>
       <w:r>
         <w:lastRenderedPageBreak/>
         <w:t>Table of Contents</w:t>
@@ -303,7 +318,7 @@
       <w:r>
         <w:fldChar w:fldCharType="separate"/>
       </w:r>
-      <w:hyperlink w:anchor="_Toc242196852" w:history="1">
+      <w:hyperlink w:anchor="_Toc242198015" w:history="1">
         <w:r>
           <w:rPr>
             <w:rStyle w:val="Hyperlink"/>
@@ -330,7 +345,7 @@
             <w:noProof/>
             <w:webHidden/>
           </w:rPr>
-          <w:instrText xml:space="preserve"> PAGEREF _Toc242196852 \h </w:instrText>
+          <w:instrText xml:space="preserve"> PAGEREF _Toc242198015 \h </w:instrText>
         </w:r>
         <w:r>
           <w:rPr>
@@ -376,7 +391,7 @@
           <w14:ligatures w14:val="standardContextual"/>
         </w:rPr>
       </w:pPr>
-      <w:hyperlink w:anchor="_Toc242196853" w:history="1">
+      <w:hyperlink w:anchor="_Toc242198016" w:history="1">
         <w:r>
           <w:rPr>
             <w:rStyle w:val="Hyperlink"/>
@@ -403,7 +418,7 @@
             <w:noProof/>
             <w:webHidden/>
           </w:rPr>
-          <w:instrText xml:space="preserve"> PAGEREF _Toc242196853 \h </w:instrText>
+          <w:instrText xml:space="preserve"> PAGEREF _Toc242198016 \h </w:instrText>
         </w:r>
         <w:r>
           <w:rPr>
@@ -449,7 +464,7 @@
           <w14:ligatures w14:val="standardContextual"/>
         </w:rPr>
       </w:pPr>
-      <w:hyperlink w:anchor="_Toc242196854" w:history="1">
+      <w:hyperlink w:anchor="_Toc242198017" w:history="1">
         <w:r>
           <w:rPr>
             <w:rStyle w:val="Hyperlink"/>
@@ -476,7 +491,7 @@
             <w:noProof/>
             <w:webHidden/>
           </w:rPr>
-          <w:instrText xml:space="preserve"> PAGEREF _Toc242196854 \h </w:instrText>
+          <w:instrText xml:space="preserve"> PAGEREF _Toc242198017 \h </w:instrText>
         </w:r>
         <w:r>
           <w:rPr>
@@ -522,7 +537,7 @@
           <w14:ligatures w14:val="standardContextual"/>
         </w:rPr>
       </w:pPr>
-      <w:hyperlink w:anchor="_Toc242196855" w:history="1">
+      <w:hyperlink w:anchor="_Toc242198018" w:history="1">
         <w:r>
           <w:rPr>
             <w:rStyle w:val="Hyperlink"/>
@@ -549,7 +564,7 @@
             <w:noProof/>
             <w:webHidden/>
           </w:rPr>
-          <w:instrText xml:space="preserve"> PAGEREF _Toc242196855 \h </w:instrText>
+          <w:instrText xml:space="preserve"> PAGEREF _Toc242198018 \h </w:instrText>
         </w:r>
         <w:r>
           <w:rPr>
@@ -595,7 +610,7 @@
           <w14:ligatures w14:val="standardContextual"/>
         </w:rPr>
       </w:pPr>
-      <w:hyperlink w:anchor="_Toc242196856" w:history="1">
+      <w:hyperlink w:anchor="_Toc242198019" w:history="1">
         <w:r>
           <w:rPr>
             <w:rStyle w:val="Hyperlink"/>
@@ -622,7 +637,7 @@
             <w:noProof/>
             <w:webHidden/>
           </w:rPr>
-          <w:instrText xml:space="preserve"> PAGEREF _Toc242196856 \h </w:instrText>
+          <w:instrText xml:space="preserve"> PAGEREF _Toc242198019 \h </w:instrText>
         </w:r>
         <w:r>
           <w:rPr>
@@ -668,7 +683,7 @@
           <w14:ligatures w14:val="standardContextual"/>
         </w:rPr>
       </w:pPr>
-      <w:hyperlink w:anchor="_Toc242196857" w:history="1">
+      <w:hyperlink w:anchor="_Toc242198020" w:history="1">
         <w:r>
           <w:rPr>
             <w:rStyle w:val="Hyperlink"/>
@@ -695,7 +710,7 @@
             <w:noProof/>
             <w:webHidden/>
           </w:rPr>
-          <w:instrText xml:space="preserve"> PAGEREF _Toc242196857 \h </w:instrText>
+          <w:instrText xml:space="preserve"> PAGEREF _Toc242198020 \h </w:instrText>
         </w:r>
         <w:r>
           <w:rPr>
@@ -741,7 +756,7 @@
           <w14:ligatures w14:val="standardContextual"/>
         </w:rPr>
       </w:pPr>
-      <w:hyperlink w:anchor="_Toc242196858" w:history="1">
+      <w:hyperlink w:anchor="_Toc242198021" w:history="1">
         <w:r>
           <w:rPr>
             <w:rStyle w:val="Hyperlink"/>
@@ -768,7 +783,7 @@
             <w:noProof/>
             <w:webHidden/>
           </w:rPr>
-          <w:instrText xml:space="preserve"> PAGEREF _Toc242196858 \h </w:instrText>
+          <w:instrText xml:space="preserve"> PAGEREF _Toc242198021 \h </w:instrText>
         </w:r>
         <w:r>
           <w:rPr>
@@ -814,7 +829,7 @@
           <w14:ligatures w14:val="standardContextual"/>
         </w:rPr>
       </w:pPr>
-      <w:hyperlink w:anchor="_Toc242196859" w:history="1">
+      <w:hyperlink w:anchor="_Toc242198022" w:history="1">
         <w:r>
           <w:rPr>
             <w:rStyle w:val="Hyperlink"/>
@@ -841,7 +856,7 @@
             <w:noProof/>
             <w:webHidden/>
           </w:rPr>
-          <w:instrText xml:space="preserve"> PAGEREF _Toc242196859 \h </w:instrText>
+          <w:instrText xml:space="preserve"> PAGEREF _Toc242198022 \h </w:instrText>
         </w:r>
         <w:r>
           <w:rPr>
@@ -887,7 +902,7 @@
           <w14:ligatures w14:val="standardContextual"/>
         </w:rPr>
       </w:pPr>
-      <w:hyperlink w:anchor="_Toc242196860" w:history="1">
+      <w:hyperlink w:anchor="_Toc242198023" w:history="1">
         <w:r>
           <w:rPr>
             <w:rStyle w:val="Hyperlink"/>
@@ -914,7 +929,7 @@
             <w:noProof/>
             <w:webHidden/>
           </w:rPr>
-          <w:instrText xml:space="preserve"> PAGEREF _Toc242196860 \h </w:instrText>
+          <w:instrText xml:space="preserve"> PAGEREF _Toc242198023 \h </w:instrText>
         </w:r>
         <w:r>
           <w:rPr>
@@ -960,7 +975,7 @@
           <w14:ligatures w14:val="standardContextual"/>
         </w:rPr>
       </w:pPr>
-      <w:hyperlink w:anchor="_Toc242196861" w:history="1">
+      <w:hyperlink w:anchor="_Toc242198024" w:history="1">
         <w:r>
           <w:rPr>
             <w:rStyle w:val="Hyperlink"/>
@@ -987,7 +1002,7 @@
             <w:noProof/>
             <w:webHidden/>
           </w:rPr>
-          <w:instrText xml:space="preserve"> PAGEREF _Toc242196861 \h </w:instrText>
+          <w:instrText xml:space="preserve"> PAGEREF _Toc242198024 \h </w:instrText>
         </w:r>
         <w:r>
           <w:rPr>
@@ -1033,7 +1048,7 @@
           <w14:ligatures w14:val="standardContextual"/>
         </w:rPr>
       </w:pPr>
-      <w:hyperlink w:anchor="_Toc242196862" w:history="1">
+      <w:hyperlink w:anchor="_Toc242198025" w:history="1">
         <w:r>
           <w:rPr>
             <w:rStyle w:val="Hyperlink"/>
@@ -1060,7 +1075,7 @@
             <w:noProof/>
             <w:webHidden/>
           </w:rPr>
-          <w:instrText xml:space="preserve"> PAGEREF _Toc242196862 \h </w:instrText>
+          <w:instrText xml:space="preserve"> PAGEREF _Toc242198025 \h </w:instrText>
         </w:r>
         <w:r>
           <w:rPr>
@@ -1106,7 +1121,7 @@
           <w14:ligatures w14:val="standardContextual"/>
         </w:rPr>
       </w:pPr>
-      <w:hyperlink w:anchor="_Toc242196863" w:history="1">
+      <w:hyperlink w:anchor="_Toc242198026" w:history="1">
         <w:r>
           <w:rPr>
             <w:rStyle w:val="Hyperlink"/>
@@ -1133,7 +1148,7 @@
             <w:noProof/>
             <w:webHidden/>
           </w:rPr>
-          <w:instrText xml:space="preserve"> PAGEREF _Toc242196863 \h </w:instrText>
+          <w:instrText xml:space="preserve"> PAGEREF _Toc242198026 \h </w:instrText>
         </w:r>
         <w:r>
           <w:rPr>
@@ -1179,7 +1194,7 @@
           <w14:ligatures w14:val="standardContextual"/>
         </w:rPr>
       </w:pPr>
-      <w:hyperlink w:anchor="_Toc242196864" w:history="1">
+      <w:hyperlink w:anchor="_Toc242198027" w:history="1">
         <w:r>
           <w:rPr>
             <w:rStyle w:val="Hyperlink"/>
@@ -1206,7 +1221,7 @@
             <w:noProof/>
             <w:webHidden/>
           </w:rPr>
-          <w:instrText xml:space="preserve"> PAGEREF _Toc242196864 \h </w:instrText>
+          <w:instrText xml:space="preserve"> PAGEREF _Toc242198027 \h </w:instrText>
         </w:r>
         <w:r>
           <w:rPr>
@@ -1252,7 +1267,7 @@
           <w14:ligatures w14:val="standardContextual"/>
         </w:rPr>
       </w:pPr>
-      <w:hyperlink w:anchor="_Toc242196865" w:history="1">
+      <w:hyperlink w:anchor="_Toc242198028" w:history="1">
         <w:r>
           <w:rPr>
             <w:rStyle w:val="Hyperlink"/>
@@ -1279,7 +1294,7 @@
             <w:noProof/>
             <w:webHidden/>
           </w:rPr>
-          <w:instrText xml:space="preserve"> PAGEREF _Toc242196865 \h </w:instrText>
+          <w:instrText xml:space="preserve"> PAGEREF _Toc242198028 \h </w:instrText>
         </w:r>
         <w:r>
           <w:rPr>
@@ -1299,7 +1314,7 @@
             <w:noProof/>
             <w:webHidden/>
           </w:rPr>
-          <w:t>5</w:t>
+          <w:t>4</w:t>
         </w:r>
         <w:r>
           <w:rPr>
@@ -1325,7 +1340,7 @@
           <w14:ligatures w14:val="standardContextual"/>
         </w:rPr>
       </w:pPr>
-      <w:hyperlink w:anchor="_Toc242196866" w:history="1">
+      <w:hyperlink w:anchor="_Toc242198029" w:history="1">
         <w:r>
           <w:rPr>
             <w:rStyle w:val="Hyperlink"/>
@@ -1352,7 +1367,7 @@
             <w:noProof/>
             <w:webHidden/>
           </w:rPr>
-          <w:instrText xml:space="preserve"> PAGEREF _Toc242196866 \h </w:instrText>
+          <w:instrText xml:space="preserve"> PAGEREF _Toc242198029 \h </w:instrText>
         </w:r>
         <w:r>
           <w:rPr>
@@ -1372,7 +1387,7 @@
             <w:noProof/>
             <w:webHidden/>
           </w:rPr>
-          <w:t>5</w:t>
+          <w:t>4</w:t>
         </w:r>
         <w:r>
           <w:rPr>
@@ -1398,7 +1413,7 @@
           <w14:ligatures w14:val="standardContextual"/>
         </w:rPr>
       </w:pPr>
-      <w:hyperlink w:anchor="_Toc242196867" w:history="1">
+      <w:hyperlink w:anchor="_Toc242198030" w:history="1">
         <w:r>
           <w:rPr>
             <w:rStyle w:val="Hyperlink"/>
@@ -1425,7 +1440,7 @@
             <w:noProof/>
             <w:webHidden/>
           </w:rPr>
-          <w:instrText xml:space="preserve"> PAGEREF _Toc242196867 \h </w:instrText>
+          <w:instrText xml:space="preserve"> PAGEREF _Toc242198030 \h </w:instrText>
         </w:r>
         <w:r>
           <w:rPr>
@@ -1445,7 +1460,7 @@
             <w:noProof/>
             <w:webHidden/>
           </w:rPr>
-          <w:t>5</w:t>
+          <w:t>4</w:t>
         </w:r>
         <w:r>
           <w:rPr>
@@ -1471,7 +1486,7 @@
           <w14:ligatures w14:val="standardContextual"/>
         </w:rPr>
       </w:pPr>
-      <w:hyperlink w:anchor="_Toc242196868" w:history="1">
+      <w:hyperlink w:anchor="_Toc242198031" w:history="1">
         <w:r>
           <w:rPr>
             <w:rStyle w:val="Hyperlink"/>
@@ -1498,7 +1513,7 @@
             <w:noProof/>
             <w:webHidden/>
           </w:rPr>
-          <w:instrText xml:space="preserve"> PAGEREF _Toc242196868 \h </w:instrText>
+          <w:instrText xml:space="preserve"> PAGEREF _Toc242198031 \h </w:instrText>
         </w:r>
         <w:r>
           <w:rPr>
@@ -1518,7 +1533,7 @@
             <w:noProof/>
             <w:webHidden/>
           </w:rPr>
-          <w:t>5</w:t>
+          <w:t>4</w:t>
         </w:r>
         <w:r>
           <w:rPr>
@@ -1544,7 +1559,7 @@
           <w14:ligatures w14:val="standardContextual"/>
         </w:rPr>
       </w:pPr>
-      <w:hyperlink w:anchor="_Toc242196869" w:history="1">
+      <w:hyperlink w:anchor="_Toc242198032" w:history="1">
         <w:r>
           <w:rPr>
             <w:rStyle w:val="Hyperlink"/>
@@ -1571,7 +1586,7 @@
             <w:noProof/>
             <w:webHidden/>
           </w:rPr>
-          <w:instrText xml:space="preserve"> PAGEREF _Toc242196869 \h </w:instrText>
+          <w:instrText xml:space="preserve"> PAGEREF _Toc242198032 \h </w:instrText>
         </w:r>
         <w:r>
           <w:rPr>
@@ -1591,7 +1606,7 @@
             <w:noProof/>
             <w:webHidden/>
           </w:rPr>
-          <w:t>5</w:t>
+          <w:t>4</w:t>
         </w:r>
         <w:r>
           <w:rPr>
@@ -1617,7 +1632,7 @@
           <w14:ligatures w14:val="standardContextual"/>
         </w:rPr>
       </w:pPr>
-      <w:hyperlink w:anchor="_Toc242196870" w:history="1">
+      <w:hyperlink w:anchor="_Toc242198033" w:history="1">
         <w:r>
           <w:rPr>
             <w:rStyle w:val="Hyperlink"/>
@@ -1644,7 +1659,7 @@
             <w:noProof/>
             <w:webHidden/>
           </w:rPr>
-          <w:instrText xml:space="preserve"> PAGEREF _Toc242196870 \h </w:instrText>
+          <w:instrText xml:space="preserve"> PAGEREF _Toc242198033 \h </w:instrText>
         </w:r>
         <w:r>
           <w:rPr>
@@ -1690,7 +1705,7 @@
           <w14:ligatures w14:val="standardContextual"/>
         </w:rPr>
       </w:pPr>
-      <w:hyperlink w:anchor="_Toc242196871" w:history="1">
+      <w:hyperlink w:anchor="_Toc242198034" w:history="1">
         <w:r>
           <w:rPr>
             <w:rStyle w:val="Hyperlink"/>
@@ -1717,7 +1732,7 @@
             <w:noProof/>
             <w:webHidden/>
           </w:rPr>
-          <w:instrText xml:space="preserve"> PAGEREF _Toc242196871 \h </w:instrText>
+          <w:instrText xml:space="preserve"> PAGEREF _Toc242198034 \h </w:instrText>
         </w:r>
         <w:r>
           <w:rPr>
@@ -1737,7 +1752,7 @@
             <w:noProof/>
             <w:webHidden/>
           </w:rPr>
-          <w:t>6</w:t>
+          <w:t>5</w:t>
         </w:r>
         <w:r>
           <w:rPr>
@@ -1763,7 +1778,7 @@
           <w14:ligatures w14:val="standardContextual"/>
         </w:rPr>
       </w:pPr>
-      <w:hyperlink w:anchor="_Toc242196872" w:history="1">
+      <w:hyperlink w:anchor="_Toc242198035" w:history="1">
         <w:r>
           <w:rPr>
             <w:rStyle w:val="Hyperlink"/>
@@ -1790,7 +1805,7 @@
             <w:noProof/>
             <w:webHidden/>
           </w:rPr>
-          <w:instrText xml:space="preserve"> PAGEREF _Toc242196872 \h </w:instrText>
+          <w:instrText xml:space="preserve"> PAGEREF _Toc242198035 \h </w:instrText>
         </w:r>
         <w:r>
           <w:rPr>
@@ -1810,7 +1825,7 @@
             <w:noProof/>
             <w:webHidden/>
           </w:rPr>
-          <w:t>6</w:t>
+          <w:t>5</w:t>
         </w:r>
         <w:r>
           <w:rPr>
@@ -1836,7 +1851,7 @@
           <w14:ligatures w14:val="standardContextual"/>
         </w:rPr>
       </w:pPr>
-      <w:hyperlink w:anchor="_Toc242196873" w:history="1">
+      <w:hyperlink w:anchor="_Toc242198036" w:history="1">
         <w:r>
           <w:rPr>
             <w:rStyle w:val="Hyperlink"/>
@@ -1863,7 +1878,7 @@
             <w:noProof/>
             <w:webHidden/>
           </w:rPr>
-          <w:instrText xml:space="preserve"> PAGEREF _Toc242196873 \h </w:instrText>
+          <w:instrText xml:space="preserve"> PAGEREF _Toc242198036 \h </w:instrText>
         </w:r>
         <w:r>
           <w:rPr>
@@ -1883,7 +1898,7 @@
             <w:noProof/>
             <w:webHidden/>
           </w:rPr>
-          <w:t>6</w:t>
+          <w:t>5</w:t>
         </w:r>
         <w:r>
           <w:rPr>
@@ -1909,7 +1924,7 @@
           <w14:ligatures w14:val="standardContextual"/>
         </w:rPr>
       </w:pPr>
-      <w:hyperlink w:anchor="_Toc242196874" w:history="1">
+      <w:hyperlink w:anchor="_Toc242198037" w:history="1">
         <w:r>
           <w:rPr>
             <w:rStyle w:val="Hyperlink"/>
@@ -1936,7 +1951,7 @@
             <w:noProof/>
             <w:webHidden/>
           </w:rPr>
-          <w:instrText xml:space="preserve"> PAGEREF _Toc242196874 \h </w:instrText>
+          <w:instrText xml:space="preserve"> PAGEREF _Toc242198037 \h </w:instrText>
         </w:r>
         <w:r>
           <w:rPr>
@@ -1956,7 +1971,7 @@
             <w:noProof/>
             <w:webHidden/>
           </w:rPr>
-          <w:t>7</w:t>
+          <w:t>6</w:t>
         </w:r>
         <w:r>
           <w:rPr>
@@ -1982,7 +1997,7 @@
           <w14:ligatures w14:val="standardContextual"/>
         </w:rPr>
       </w:pPr>
-      <w:hyperlink w:anchor="_Toc242196875" w:history="1">
+      <w:hyperlink w:anchor="_Toc242198038" w:history="1">
         <w:r>
           <w:rPr>
             <w:rStyle w:val="Hyperlink"/>
@@ -2009,7 +2024,7 @@
             <w:noProof/>
             <w:webHidden/>
           </w:rPr>
-          <w:instrText xml:space="preserve"> PAGEREF _Toc242196875 \h </w:instrText>
+          <w:instrText xml:space="preserve"> PAGEREF _Toc242198038 \h </w:instrText>
         </w:r>
         <w:r>
           <w:rPr>
@@ -2029,7 +2044,7 @@
             <w:noProof/>
             <w:webHidden/>
           </w:rPr>
-          <w:t>7</w:t>
+          <w:t>6</w:t>
         </w:r>
         <w:r>
           <w:rPr>
@@ -2055,7 +2070,7 @@
           <w14:ligatures w14:val="standardContextual"/>
         </w:rPr>
       </w:pPr>
-      <w:hyperlink w:anchor="_Toc242196876" w:history="1">
+      <w:hyperlink w:anchor="_Toc242198039" w:history="1">
         <w:r>
           <w:rPr>
             <w:rStyle w:val="Hyperlink"/>
@@ -2082,7 +2097,7 @@
             <w:noProof/>
             <w:webHidden/>
           </w:rPr>
-          <w:instrText xml:space="preserve"> PAGEREF _Toc242196876 \h </w:instrText>
+          <w:instrText xml:space="preserve"> PAGEREF _Toc242198039 \h </w:instrText>
         </w:r>
         <w:r>
           <w:rPr>
@@ -2102,7 +2117,7 @@
             <w:noProof/>
             <w:webHidden/>
           </w:rPr>
-          <w:t>8</w:t>
+          <w:t>6</w:t>
         </w:r>
         <w:r>
           <w:rPr>
@@ -2128,7 +2143,7 @@
           <w14:ligatures w14:val="standardContextual"/>
         </w:rPr>
       </w:pPr>
-      <w:hyperlink w:anchor="_Toc242196877" w:history="1">
+      <w:hyperlink w:anchor="_Toc242198040" w:history="1">
         <w:r>
           <w:rPr>
             <w:rStyle w:val="Hyperlink"/>
@@ -2155,7 +2170,7 @@
             <w:noProof/>
             <w:webHidden/>
           </w:rPr>
-          <w:instrText xml:space="preserve"> PAGEREF _Toc242196877 \h </w:instrText>
+          <w:instrText xml:space="preserve"> PAGEREF _Toc242198040 \h </w:instrText>
         </w:r>
         <w:r>
           <w:rPr>
@@ -2175,7 +2190,7 @@
             <w:noProof/>
             <w:webHidden/>
           </w:rPr>
-          <w:t>8</w:t>
+          <w:t>6</w:t>
         </w:r>
         <w:r>
           <w:rPr>
@@ -2201,7 +2216,7 @@
           <w14:ligatures w14:val="standardContextual"/>
         </w:rPr>
       </w:pPr>
-      <w:hyperlink w:anchor="_Toc242196878" w:history="1">
+      <w:hyperlink w:anchor="_Toc242198041" w:history="1">
         <w:r>
           <w:rPr>
             <w:rStyle w:val="Hyperlink"/>
@@ -2228,7 +2243,7 @@
             <w:noProof/>
             <w:webHidden/>
           </w:rPr>
-          <w:instrText xml:space="preserve"> PAGEREF _Toc242196878 \h </w:instrText>
+          <w:instrText xml:space="preserve"> PAGEREF _Toc242198041 \h </w:instrText>
         </w:r>
         <w:r>
           <w:rPr>
@@ -2248,7 +2263,7 @@
             <w:noProof/>
             <w:webHidden/>
           </w:rPr>
-          <w:t>8</w:t>
+          <w:t>7</w:t>
         </w:r>
         <w:r>
           <w:rPr>
@@ -2274,7 +2289,7 @@
           <w14:ligatures w14:val="standardContextual"/>
         </w:rPr>
       </w:pPr>
-      <w:hyperlink w:anchor="_Toc242196879" w:history="1">
+      <w:hyperlink w:anchor="_Toc242198042" w:history="1">
         <w:r>
           <w:rPr>
             <w:rStyle w:val="Hyperlink"/>
@@ -2301,7 +2316,7 @@
             <w:noProof/>
             <w:webHidden/>
           </w:rPr>
-          <w:instrText xml:space="preserve"> PAGEREF _Toc242196879 \h </w:instrText>
+          <w:instrText xml:space="preserve"> PAGEREF _Toc242198042 \h </w:instrText>
         </w:r>
         <w:r>
           <w:rPr>
@@ -2321,7 +2336,7 @@
             <w:noProof/>
             <w:webHidden/>
           </w:rPr>
-          <w:t>10</w:t>
+          <w:t>8</w:t>
         </w:r>
         <w:r>
           <w:rPr>
@@ -2347,7 +2362,7 @@
           <w14:ligatures w14:val="standardContextual"/>
         </w:rPr>
       </w:pPr>
-      <w:hyperlink w:anchor="_Toc242196880" w:history="1">
+      <w:hyperlink w:anchor="_Toc242198043" w:history="1">
         <w:r>
           <w:rPr>
             <w:rStyle w:val="Hyperlink"/>
@@ -2374,7 +2389,7 @@
             <w:noProof/>
             <w:webHidden/>
           </w:rPr>
-          <w:instrText xml:space="preserve"> PAGEREF _Toc242196880 \h </w:instrText>
+          <w:instrText xml:space="preserve"> PAGEREF _Toc242198043 \h </w:instrText>
         </w:r>
         <w:r>
           <w:rPr>
@@ -2394,7 +2409,7 @@
             <w:noProof/>
             <w:webHidden/>
           </w:rPr>
-          <w:t>10</w:t>
+          <w:t>8</w:t>
         </w:r>
         <w:r>
           <w:rPr>
@@ -2420,7 +2435,7 @@
           <w14:ligatures w14:val="standardContextual"/>
         </w:rPr>
       </w:pPr>
-      <w:hyperlink w:anchor="_Toc242196881" w:history="1">
+      <w:hyperlink w:anchor="_Toc242198044" w:history="1">
         <w:r>
           <w:rPr>
             <w:rStyle w:val="Hyperlink"/>
@@ -2447,7 +2462,7 @@
             <w:noProof/>
             <w:webHidden/>
           </w:rPr>
-          <w:instrText xml:space="preserve"> PAGEREF _Toc242196881 \h </w:instrText>
+          <w:instrText xml:space="preserve"> PAGEREF _Toc242198044 \h </w:instrText>
         </w:r>
         <w:r>
           <w:rPr>
@@ -2467,7 +2482,7 @@
             <w:noProof/>
             <w:webHidden/>
           </w:rPr>
-          <w:t>10</w:t>
+          <w:t>8</w:t>
         </w:r>
         <w:r>
           <w:rPr>
@@ -2493,7 +2508,7 @@
           <w14:ligatures w14:val="standardContextual"/>
         </w:rPr>
       </w:pPr>
-      <w:hyperlink w:anchor="_Toc242196882" w:history="1">
+      <w:hyperlink w:anchor="_Toc242198045" w:history="1">
         <w:r>
           <w:rPr>
             <w:rStyle w:val="Hyperlink"/>
@@ -2520,7 +2535,7 @@
             <w:noProof/>
             <w:webHidden/>
           </w:rPr>
-          <w:instrText xml:space="preserve"> PAGEREF _Toc242196882 \h </w:instrText>
+          <w:instrText xml:space="preserve"> PAGEREF _Toc242198045 \h </w:instrText>
         </w:r>
         <w:r>
           <w:rPr>
@@ -2540,7 +2555,7 @@
             <w:noProof/>
             <w:webHidden/>
           </w:rPr>
-          <w:t>11</w:t>
+          <w:t>9</w:t>
         </w:r>
         <w:r>
           <w:rPr>
@@ -2566,7 +2581,7 @@
           <w14:ligatures w14:val="standardContextual"/>
         </w:rPr>
       </w:pPr>
-      <w:hyperlink w:anchor="_Toc242196883" w:history="1">
+      <w:hyperlink w:anchor="_Toc242198046" w:history="1">
         <w:r>
           <w:rPr>
             <w:rStyle w:val="Hyperlink"/>
@@ -2593,7 +2608,7 @@
             <w:noProof/>
             <w:webHidden/>
           </w:rPr>
-          <w:instrText xml:space="preserve"> PAGEREF _Toc242196883 \h </w:instrText>
+          <w:instrText xml:space="preserve"> PAGEREF _Toc242198046 \h </w:instrText>
         </w:r>
         <w:r>
           <w:rPr>
@@ -2613,7 +2628,7 @@
             <w:noProof/>
             <w:webHidden/>
           </w:rPr>
-          <w:t>12</w:t>
+          <w:t>10</w:t>
         </w:r>
         <w:r>
           <w:rPr>
@@ -2639,7 +2654,7 @@
           <w14:ligatures w14:val="standardContextual"/>
         </w:rPr>
       </w:pPr>
-      <w:hyperlink w:anchor="_Toc242196884" w:history="1">
+      <w:hyperlink w:anchor="_Toc242198047" w:history="1">
         <w:r>
           <w:rPr>
             <w:rStyle w:val="Hyperlink"/>
@@ -2666,7 +2681,7 @@
             <w:noProof/>
             <w:webHidden/>
           </w:rPr>
-          <w:instrText xml:space="preserve"> PAGEREF _Toc242196884 \h </w:instrText>
+          <w:instrText xml:space="preserve"> PAGEREF _Toc242198047 \h </w:instrText>
         </w:r>
         <w:r>
           <w:rPr>
@@ -2686,7 +2701,7 @@
             <w:noProof/>
             <w:webHidden/>
           </w:rPr>
-          <w:t>13</w:t>
+          <w:t>10</w:t>
         </w:r>
         <w:r>
           <w:rPr>
@@ -2712,7 +2727,7 @@
           <w14:ligatures w14:val="standardContextual"/>
         </w:rPr>
       </w:pPr>
-      <w:hyperlink w:anchor="_Toc242196885" w:history="1">
+      <w:hyperlink w:anchor="_Toc242198048" w:history="1">
         <w:r>
           <w:rPr>
             <w:rStyle w:val="Hyperlink"/>
@@ -2739,7 +2754,7 @@
             <w:noProof/>
             <w:webHidden/>
           </w:rPr>
-          <w:instrText xml:space="preserve"> PAGEREF _Toc242196885 \h </w:instrText>
+          <w:instrText xml:space="preserve"> PAGEREF _Toc242198048 \h </w:instrText>
         </w:r>
         <w:r>
           <w:rPr>
@@ -2759,7 +2774,7 @@
             <w:noProof/>
             <w:webHidden/>
           </w:rPr>
-          <w:t>13</w:t>
+          <w:t>10</w:t>
         </w:r>
         <w:r>
           <w:rPr>
@@ -2785,7 +2800,7 @@
           <w14:ligatures w14:val="standardContextual"/>
         </w:rPr>
       </w:pPr>
-      <w:hyperlink w:anchor="_Toc242196886" w:history="1">
+      <w:hyperlink w:anchor="_Toc242198049" w:history="1">
         <w:r>
           <w:rPr>
             <w:rStyle w:val="Hyperlink"/>
@@ -2812,7 +2827,7 @@
             <w:noProof/>
             <w:webHidden/>
           </w:rPr>
-          <w:instrText xml:space="preserve"> PAGEREF _Toc242196886 \h </w:instrText>
+          <w:instrText xml:space="preserve"> PAGEREF _Toc242198049 \h </w:instrText>
         </w:r>
         <w:r>
           <w:rPr>
@@ -2832,7 +2847,7 @@
             <w:noProof/>
             <w:webHidden/>
           </w:rPr>
-          <w:t>13</w:t>
+          <w:t>10</w:t>
         </w:r>
         <w:r>
           <w:rPr>
@@ -2858,7 +2873,7 @@
           <w14:ligatures w14:val="standardContextual"/>
         </w:rPr>
       </w:pPr>
-      <w:hyperlink w:anchor="_Toc242196887" w:history="1">
+      <w:hyperlink w:anchor="_Toc242198050" w:history="1">
         <w:r>
           <w:rPr>
             <w:rStyle w:val="Hyperlink"/>
@@ -2885,7 +2900,7 @@
             <w:noProof/>
             <w:webHidden/>
           </w:rPr>
-          <w:instrText xml:space="preserve"> PAGEREF _Toc242196887 \h </w:instrText>
+          <w:instrText xml:space="preserve"> PAGEREF _Toc242198050 \h </w:instrText>
         </w:r>
         <w:r>
           <w:rPr>
@@ -2905,7 +2920,7 @@
             <w:noProof/>
             <w:webHidden/>
           </w:rPr>
-          <w:t>13</w:t>
+          <w:t>10</w:t>
         </w:r>
         <w:r>
           <w:rPr>
@@ -2931,7 +2946,7 @@
           <w14:ligatures w14:val="standardContextual"/>
         </w:rPr>
       </w:pPr>
-      <w:hyperlink w:anchor="_Toc242196888" w:history="1">
+      <w:hyperlink w:anchor="_Toc242198051" w:history="1">
         <w:r>
           <w:rPr>
             <w:rStyle w:val="Hyperlink"/>
@@ -2958,7 +2973,7 @@
             <w:noProof/>
             <w:webHidden/>
           </w:rPr>
-          <w:instrText xml:space="preserve"> PAGEREF _Toc242196888 \h </w:instrText>
+          <w:instrText xml:space="preserve"> PAGEREF _Toc242198051 \h </w:instrText>
         </w:r>
         <w:r>
           <w:rPr>
@@ -2978,7 +2993,7 @@
             <w:noProof/>
             <w:webHidden/>
           </w:rPr>
-          <w:t>13</w:t>
+          <w:t>11</w:t>
         </w:r>
         <w:r>
           <w:rPr>
@@ -3004,7 +3019,7 @@
           <w14:ligatures w14:val="standardContextual"/>
         </w:rPr>
       </w:pPr>
-      <w:hyperlink w:anchor="_Toc242196889" w:history="1">
+      <w:hyperlink w:anchor="_Toc242198052" w:history="1">
         <w:r>
           <w:rPr>
             <w:rStyle w:val="Hyperlink"/>
@@ -3031,7 +3046,7 @@
             <w:noProof/>
             <w:webHidden/>
           </w:rPr>
-          <w:instrText xml:space="preserve"> PAGEREF _Toc242196889 \h </w:instrText>
+          <w:instrText xml:space="preserve"> PAGEREF _Toc242198052 \h </w:instrText>
         </w:r>
         <w:r>
           <w:rPr>
@@ -3051,7 +3066,7 @@
             <w:noProof/>
             <w:webHidden/>
           </w:rPr>
-          <w:t>14</w:t>
+          <w:t>12</w:t>
         </w:r>
         <w:r>
           <w:rPr>
@@ -3077,7 +3092,7 @@
           <w14:ligatures w14:val="standardContextual"/>
         </w:rPr>
       </w:pPr>
-      <w:hyperlink w:anchor="_Toc242196890" w:history="1">
+      <w:hyperlink w:anchor="_Toc242198053" w:history="1">
         <w:r>
           <w:rPr>
             <w:rStyle w:val="Hyperlink"/>
@@ -3104,7 +3119,7 @@
             <w:noProof/>
             <w:webHidden/>
           </w:rPr>
-          <w:instrText xml:space="preserve"> PAGEREF _Toc242196890 \h </w:instrText>
+          <w:instrText xml:space="preserve"> PAGEREF _Toc242198053 \h </w:instrText>
         </w:r>
         <w:r>
           <w:rPr>
@@ -3124,7 +3139,7 @@
             <w:noProof/>
             <w:webHidden/>
           </w:rPr>
-          <w:t>15</w:t>
+          <w:t>12</w:t>
         </w:r>
         <w:r>
           <w:rPr>
@@ -3150,7 +3165,7 @@
           <w14:ligatures w14:val="standardContextual"/>
         </w:rPr>
       </w:pPr>
-      <w:hyperlink w:anchor="_Toc242196891" w:history="1">
+      <w:hyperlink w:anchor="_Toc242198054" w:history="1">
         <w:r>
           <w:rPr>
             <w:rStyle w:val="Hyperlink"/>
@@ -3177,7 +3192,7 @@
             <w:noProof/>
             <w:webHidden/>
           </w:rPr>
-          <w:instrText xml:space="preserve"> PAGEREF _Toc242196891 \h </w:instrText>
+          <w:instrText xml:space="preserve"> PAGEREF _Toc242198054 \h </w:instrText>
         </w:r>
         <w:r>
           <w:rPr>
@@ -3197,7 +3212,7 @@
             <w:noProof/>
             <w:webHidden/>
           </w:rPr>
-          <w:t>15</w:t>
+          <w:t>13</w:t>
         </w:r>
         <w:r>
           <w:rPr>
@@ -3223,7 +3238,7 @@
           <w14:ligatures w14:val="standardContextual"/>
         </w:rPr>
       </w:pPr>
-      <w:hyperlink w:anchor="_Toc242196892" w:history="1">
+      <w:hyperlink w:anchor="_Toc242198055" w:history="1">
         <w:r>
           <w:rPr>
             <w:rStyle w:val="Hyperlink"/>
@@ -3250,7 +3265,7 @@
             <w:noProof/>
             <w:webHidden/>
           </w:rPr>
-          <w:instrText xml:space="preserve"> PAGEREF _Toc242196892 \h </w:instrText>
+          <w:instrText xml:space="preserve"> PAGEREF _Toc242198055 \h </w:instrText>
         </w:r>
         <w:r>
           <w:rPr>
@@ -3270,7 +3285,7 @@
             <w:noProof/>
             <w:webHidden/>
           </w:rPr>
-          <w:t>16</w:t>
+          <w:t>13</w:t>
         </w:r>
         <w:r>
           <w:rPr>
@@ -3296,7 +3311,7 @@
           <w14:ligatures w14:val="standardContextual"/>
         </w:rPr>
       </w:pPr>
-      <w:hyperlink w:anchor="_Toc242196893" w:history="1">
+      <w:hyperlink w:anchor="_Toc242198056" w:history="1">
         <w:r>
           <w:rPr>
             <w:rStyle w:val="Hyperlink"/>
@@ -3323,7 +3338,7 @@
             <w:noProof/>
             <w:webHidden/>
           </w:rPr>
-          <w:instrText xml:space="preserve"> PAGEREF _Toc242196893 \h </w:instrText>
+          <w:instrText xml:space="preserve"> PAGEREF _Toc242198056 \h </w:instrText>
         </w:r>
         <w:r>
           <w:rPr>
@@ -3343,7 +3358,7 @@
             <w:noProof/>
             <w:webHidden/>
           </w:rPr>
-          <w:t>17</w:t>
+          <w:t>15</w:t>
         </w:r>
         <w:r>
           <w:rPr>
@@ -3369,7 +3384,7 @@
           <w14:ligatures w14:val="standardContextual"/>
         </w:rPr>
       </w:pPr>
-      <w:hyperlink w:anchor="_Toc242196894" w:history="1">
+      <w:hyperlink w:anchor="_Toc242198057" w:history="1">
         <w:r>
           <w:rPr>
             <w:rStyle w:val="Hyperlink"/>
@@ -3396,7 +3411,7 @@
             <w:noProof/>
             <w:webHidden/>
           </w:rPr>
-          <w:instrText xml:space="preserve"> PAGEREF _Toc242196894 \h </w:instrText>
+          <w:instrText xml:space="preserve"> PAGEREF _Toc242198057 \h </w:instrText>
         </w:r>
         <w:r>
           <w:rPr>
@@ -3416,7 +3431,7 @@
             <w:noProof/>
             <w:webHidden/>
           </w:rPr>
-          <w:t>17</w:t>
+          <w:t>15</w:t>
         </w:r>
         <w:r>
           <w:rPr>
@@ -3442,7 +3457,7 @@
           <w14:ligatures w14:val="standardContextual"/>
         </w:rPr>
       </w:pPr>
-      <w:hyperlink w:anchor="_Toc242196895" w:history="1">
+      <w:hyperlink w:anchor="_Toc242198058" w:history="1">
         <w:r>
           <w:rPr>
             <w:rStyle w:val="Hyperlink"/>
@@ -3469,7 +3484,7 @@
             <w:noProof/>
             <w:webHidden/>
           </w:rPr>
-          <w:instrText xml:space="preserve"> PAGEREF _Toc242196895 \h </w:instrText>
+          <w:instrText xml:space="preserve"> PAGEREF _Toc242198058 \h </w:instrText>
         </w:r>
         <w:r>
           <w:rPr>
@@ -3489,7 +3504,7 @@
             <w:noProof/>
             <w:webHidden/>
           </w:rPr>
-          <w:t>18</w:t>
+          <w:t>16</w:t>
         </w:r>
         <w:r>
           <w:rPr>
@@ -3515,7 +3530,7 @@
           <w14:ligatures w14:val="standardContextual"/>
         </w:rPr>
       </w:pPr>
-      <w:hyperlink w:anchor="_Toc242196896" w:history="1">
+      <w:hyperlink w:anchor="_Toc242198059" w:history="1">
         <w:r>
           <w:rPr>
             <w:rStyle w:val="Hyperlink"/>
@@ -3542,7 +3557,7 @@
             <w:noProof/>
             <w:webHidden/>
           </w:rPr>
-          <w:instrText xml:space="preserve"> PAGEREF _Toc242196896 \h </w:instrText>
+          <w:instrText xml:space="preserve"> PAGEREF _Toc242198059 \h </w:instrText>
         </w:r>
         <w:r>
           <w:rPr>
@@ -3562,7 +3577,7 @@
             <w:noProof/>
             <w:webHidden/>
           </w:rPr>
-          <w:t>18</w:t>
+          <w:t>16</w:t>
         </w:r>
         <w:r>
           <w:rPr>
@@ -3588,7 +3603,7 @@
           <w14:ligatures w14:val="standardContextual"/>
         </w:rPr>
       </w:pPr>
-      <w:hyperlink w:anchor="_Toc242196897" w:history="1">
+      <w:hyperlink w:anchor="_Toc242198060" w:history="1">
         <w:r>
           <w:rPr>
             <w:rStyle w:val="Hyperlink"/>
@@ -3615,7 +3630,7 @@
             <w:noProof/>
             <w:webHidden/>
           </w:rPr>
-          <w:instrText xml:space="preserve"> PAGEREF _Toc242196897 \h </w:instrText>
+          <w:instrText xml:space="preserve"> PAGEREF _Toc242198060 \h </w:instrText>
         </w:r>
         <w:r>
           <w:rPr>
@@ -3635,7 +3650,7 @@
             <w:noProof/>
             <w:webHidden/>
           </w:rPr>
-          <w:t>19</w:t>
+          <w:t>17</w:t>
         </w:r>
         <w:r>
           <w:rPr>
@@ -3661,7 +3676,7 @@
           <w14:ligatures w14:val="standardContextual"/>
         </w:rPr>
       </w:pPr>
-      <w:hyperlink w:anchor="_Toc242196898" w:history="1">
+      <w:hyperlink w:anchor="_Toc242198061" w:history="1">
         <w:r>
           <w:rPr>
             <w:rStyle w:val="Hyperlink"/>
@@ -3688,7 +3703,7 @@
             <w:noProof/>
             <w:webHidden/>
           </w:rPr>
-          <w:instrText xml:space="preserve"> PAGEREF _Toc242196898 \h </w:instrText>
+          <w:instrText xml:space="preserve"> PAGEREF _Toc242198061 \h </w:instrText>
         </w:r>
         <w:r>
           <w:rPr>
@@ -3708,7 +3723,7 @@
             <w:noProof/>
             <w:webHidden/>
           </w:rPr>
-          <w:t>20</w:t>
+          <w:t>18</w:t>
         </w:r>
         <w:r>
           <w:rPr>
@@ -3734,7 +3749,7 @@
           <w14:ligatures w14:val="standardContextual"/>
         </w:rPr>
       </w:pPr>
-      <w:hyperlink w:anchor="_Toc242196899" w:history="1">
+      <w:hyperlink w:anchor="_Toc242198062" w:history="1">
         <w:r>
           <w:rPr>
             <w:rStyle w:val="Hyperlink"/>
@@ -3761,7 +3776,7 @@
             <w:noProof/>
             <w:webHidden/>
           </w:rPr>
-          <w:instrText xml:space="preserve"> PAGEREF _Toc242196899 \h </w:instrText>
+          <w:instrText xml:space="preserve"> PAGEREF _Toc242198062 \h </w:instrText>
         </w:r>
         <w:r>
           <w:rPr>
@@ -3781,7 +3796,7 @@
             <w:noProof/>
             <w:webHidden/>
           </w:rPr>
-          <w:t>20</w:t>
+          <w:t>18</w:t>
         </w:r>
         <w:r>
           <w:rPr>
@@ -3807,7 +3822,7 @@
           <w14:ligatures w14:val="standardContextual"/>
         </w:rPr>
       </w:pPr>
-      <w:hyperlink w:anchor="_Toc242196900" w:history="1">
+      <w:hyperlink w:anchor="_Toc242198063" w:history="1">
         <w:r>
           <w:rPr>
             <w:rStyle w:val="Hyperlink"/>
@@ -3834,7 +3849,7 @@
             <w:noProof/>
             <w:webHidden/>
           </w:rPr>
-          <w:instrText xml:space="preserve"> PAGEREF _Toc242196900 \h </w:instrText>
+          <w:instrText xml:space="preserve"> PAGEREF _Toc242198063 \h </w:instrText>
         </w:r>
         <w:r>
           <w:rPr>
@@ -3854,7 +3869,7 @@
             <w:noProof/>
             <w:webHidden/>
           </w:rPr>
-          <w:t>21</w:t>
+          <w:t>19</w:t>
         </w:r>
         <w:r>
           <w:rPr>
@@ -3880,7 +3895,7 @@
           <w14:ligatures w14:val="standardContextual"/>
         </w:rPr>
       </w:pPr>
-      <w:hyperlink w:anchor="_Toc242196901" w:history="1">
+      <w:hyperlink w:anchor="_Toc242198064" w:history="1">
         <w:r>
           <w:rPr>
             <w:rStyle w:val="Hyperlink"/>
@@ -3907,7 +3922,7 @@
             <w:noProof/>
             <w:webHidden/>
           </w:rPr>
-          <w:instrText xml:space="preserve"> PAGEREF _Toc242196901 \h </w:instrText>
+          <w:instrText xml:space="preserve"> PAGEREF _Toc242198064 \h </w:instrText>
         </w:r>
         <w:r>
           <w:rPr>
@@ -3927,7 +3942,7 @@
             <w:noProof/>
             <w:webHidden/>
           </w:rPr>
-          <w:t>22</w:t>
+          <w:t>20</w:t>
         </w:r>
         <w:r>
           <w:rPr>
@@ -3953,7 +3968,7 @@
           <w14:ligatures w14:val="standardContextual"/>
         </w:rPr>
       </w:pPr>
-      <w:hyperlink w:anchor="_Toc242196902" w:history="1">
+      <w:hyperlink w:anchor="_Toc242198065" w:history="1">
         <w:r>
           <w:rPr>
             <w:rStyle w:val="Hyperlink"/>
@@ -3980,7 +3995,7 @@
             <w:noProof/>
             <w:webHidden/>
           </w:rPr>
-          <w:instrText xml:space="preserve"> PAGEREF _Toc242196902 \h </w:instrText>
+          <w:instrText xml:space="preserve"> PAGEREF _Toc242198065 \h </w:instrText>
         </w:r>
         <w:r>
           <w:rPr>
@@ -4000,7 +4015,7 @@
             <w:noProof/>
             <w:webHidden/>
           </w:rPr>
-          <w:t>22</w:t>
+          <w:t>20</w:t>
         </w:r>
         <w:r>
           <w:rPr>
@@ -4026,7 +4041,7 @@
           <w14:ligatures w14:val="standardContextual"/>
         </w:rPr>
       </w:pPr>
-      <w:hyperlink w:anchor="_Toc242196903" w:history="1">
+      <w:hyperlink w:anchor="_Toc242198066" w:history="1">
         <w:r>
           <w:rPr>
             <w:rStyle w:val="Hyperlink"/>
@@ -4053,7 +4068,7 @@
             <w:noProof/>
             <w:webHidden/>
           </w:rPr>
-          <w:instrText xml:space="preserve"> PAGEREF _Toc242196903 \h </w:instrText>
+          <w:instrText xml:space="preserve"> PAGEREF _Toc242198066 \h </w:instrText>
         </w:r>
         <w:r>
           <w:rPr>
@@ -4073,7 +4088,7 @@
             <w:noProof/>
             <w:webHidden/>
           </w:rPr>
-          <w:t>23</w:t>
+          <w:t>21</w:t>
         </w:r>
         <w:r>
           <w:rPr>
@@ -4099,7 +4114,7 @@
           <w14:ligatures w14:val="standardContextual"/>
         </w:rPr>
       </w:pPr>
-      <w:hyperlink w:anchor="_Toc242196904" w:history="1">
+      <w:hyperlink w:anchor="_Toc242198067" w:history="1">
         <w:r>
           <w:rPr>
             <w:rStyle w:val="Hyperlink"/>
@@ -4126,7 +4141,7 @@
             <w:noProof/>
             <w:webHidden/>
           </w:rPr>
-          <w:instrText xml:space="preserve"> PAGEREF _Toc242196904 \h </w:instrText>
+          <w:instrText xml:space="preserve"> PAGEREF _Toc242198067 \h </w:instrText>
         </w:r>
         <w:r>
           <w:rPr>
@@ -4146,7 +4161,7 @@
             <w:noProof/>
             <w:webHidden/>
           </w:rPr>
-          <w:t>23</w:t>
+          <w:t>21</w:t>
         </w:r>
         <w:r>
           <w:rPr>
@@ -4172,7 +4187,7 @@
           <w14:ligatures w14:val="standardContextual"/>
         </w:rPr>
       </w:pPr>
-      <w:hyperlink w:anchor="_Toc242196905" w:history="1">
+      <w:hyperlink w:anchor="_Toc242198068" w:history="1">
         <w:r>
           <w:rPr>
             <w:rStyle w:val="Hyperlink"/>
@@ -4199,7 +4214,7 @@
             <w:noProof/>
             <w:webHidden/>
           </w:rPr>
-          <w:instrText xml:space="preserve"> PAGEREF _Toc242196905 \h </w:instrText>
+          <w:instrText xml:space="preserve"> PAGEREF _Toc242198068 \h </w:instrText>
         </w:r>
         <w:r>
           <w:rPr>
@@ -4219,7 +4234,7 @@
             <w:noProof/>
             <w:webHidden/>
           </w:rPr>
-          <w:t>24</w:t>
+          <w:t>22</w:t>
         </w:r>
         <w:r>
           <w:rPr>
@@ -4245,7 +4260,7 @@
           <w14:ligatures w14:val="standardContextual"/>
         </w:rPr>
       </w:pPr>
-      <w:hyperlink w:anchor="_Toc242196906" w:history="1">
+      <w:hyperlink w:anchor="_Toc242198069" w:history="1">
         <w:r>
           <w:rPr>
             <w:rStyle w:val="Hyperlink"/>
@@ -4272,7 +4287,7 @@
             <w:noProof/>
             <w:webHidden/>
           </w:rPr>
-          <w:instrText xml:space="preserve"> PAGEREF _Toc242196906 \h </w:instrText>
+          <w:instrText xml:space="preserve"> PAGEREF _Toc242198069 \h </w:instrText>
         </w:r>
         <w:r>
           <w:rPr>
@@ -4292,7 +4307,7 @@
             <w:noProof/>
             <w:webHidden/>
           </w:rPr>
-          <w:t>26</w:t>
+          <w:t>24</w:t>
         </w:r>
         <w:r>
           <w:rPr>
@@ -4318,7 +4333,7 @@
           <w14:ligatures w14:val="standardContextual"/>
         </w:rPr>
       </w:pPr>
-      <w:hyperlink w:anchor="_Toc242196907" w:history="1">
+      <w:hyperlink w:anchor="_Toc242198070" w:history="1">
         <w:r>
           <w:rPr>
             <w:rStyle w:val="Hyperlink"/>
@@ -4345,7 +4360,7 @@
             <w:noProof/>
             <w:webHidden/>
           </w:rPr>
-          <w:instrText xml:space="preserve"> PAGEREF _Toc242196907 \h </w:instrText>
+          <w:instrText xml:space="preserve"> PAGEREF _Toc242198070 \h </w:instrText>
         </w:r>
         <w:r>
           <w:rPr>
@@ -4365,7 +4380,7 @@
             <w:noProof/>
             <w:webHidden/>
           </w:rPr>
-          <w:t>27</w:t>
+          <w:t>25</w:t>
         </w:r>
         <w:r>
           <w:rPr>
@@ -4391,7 +4406,7 @@
           <w14:ligatures w14:val="standardContextual"/>
         </w:rPr>
       </w:pPr>
-      <w:hyperlink w:anchor="_Toc242196908" w:history="1">
+      <w:hyperlink w:anchor="_Toc242198071" w:history="1">
         <w:r>
           <w:rPr>
             <w:rStyle w:val="Hyperlink"/>
@@ -4418,7 +4433,7 @@
             <w:noProof/>
             <w:webHidden/>
           </w:rPr>
-          <w:instrText xml:space="preserve"> PAGEREF _Toc242196908 \h </w:instrText>
+          <w:instrText xml:space="preserve"> PAGEREF _Toc242198071 \h </w:instrText>
         </w:r>
         <w:r>
           <w:rPr>
@@ -4438,7 +4453,7 @@
             <w:noProof/>
             <w:webHidden/>
           </w:rPr>
-          <w:t>30</w:t>
+          <w:t>27</w:t>
         </w:r>
         <w:r>
           <w:rPr>
@@ -4464,7 +4479,7 @@
           <w14:ligatures w14:val="standardContextual"/>
         </w:rPr>
       </w:pPr>
-      <w:hyperlink w:anchor="_Toc242196909" w:history="1">
+      <w:hyperlink w:anchor="_Toc242198072" w:history="1">
         <w:r>
           <w:rPr>
             <w:rStyle w:val="Hyperlink"/>
@@ -4491,7 +4506,7 @@
             <w:noProof/>
             <w:webHidden/>
           </w:rPr>
-          <w:instrText xml:space="preserve"> PAGEREF _Toc242196909 \h </w:instrText>
+          <w:instrText xml:space="preserve"> PAGEREF _Toc242198072 \h </w:instrText>
         </w:r>
         <w:r>
           <w:rPr>
@@ -4511,7 +4526,7 @@
             <w:noProof/>
             <w:webHidden/>
           </w:rPr>
-          <w:t>30</w:t>
+          <w:t>27</w:t>
         </w:r>
         <w:r>
           <w:rPr>
@@ -4537,7 +4552,7 @@
           <w14:ligatures w14:val="standardContextual"/>
         </w:rPr>
       </w:pPr>
-      <w:hyperlink w:anchor="_Toc242196910" w:history="1">
+      <w:hyperlink w:anchor="_Toc242198073" w:history="1">
         <w:r>
           <w:rPr>
             <w:rStyle w:val="Hyperlink"/>
@@ -4564,7 +4579,7 @@
             <w:noProof/>
             <w:webHidden/>
           </w:rPr>
-          <w:instrText xml:space="preserve"> PAGEREF _Toc242196910 \h </w:instrText>
+          <w:instrText xml:space="preserve"> PAGEREF _Toc242198073 \h </w:instrText>
         </w:r>
         <w:r>
           <w:rPr>
@@ -4584,7 +4599,7 @@
             <w:noProof/>
             <w:webHidden/>
           </w:rPr>
-          <w:t>30</w:t>
+          <w:t>27</w:t>
         </w:r>
         <w:r>
           <w:rPr>
@@ -4610,7 +4625,7 @@
           <w14:ligatures w14:val="standardContextual"/>
         </w:rPr>
       </w:pPr>
-      <w:hyperlink w:anchor="_Toc242196911" w:history="1">
+      <w:hyperlink w:anchor="_Toc242198074" w:history="1">
         <w:r>
           <w:rPr>
             <w:rStyle w:val="Hyperlink"/>
@@ -4637,7 +4652,7 @@
             <w:noProof/>
             <w:webHidden/>
           </w:rPr>
-          <w:instrText xml:space="preserve"> PAGEREF _Toc242196911 \h </w:instrText>
+          <w:instrText xml:space="preserve"> PAGEREF _Toc242198074 \h </w:instrText>
         </w:r>
         <w:r>
           <w:rPr>
@@ -4657,7 +4672,7 @@
             <w:noProof/>
             <w:webHidden/>
           </w:rPr>
-          <w:t>30</w:t>
+          <w:t>27</w:t>
         </w:r>
         <w:r>
           <w:rPr>
@@ -4683,7 +4698,7 @@
           <w14:ligatures w14:val="standardContextual"/>
         </w:rPr>
       </w:pPr>
-      <w:hyperlink w:anchor="_Toc242196912" w:history="1">
+      <w:hyperlink w:anchor="_Toc242198075" w:history="1">
         <w:r>
           <w:rPr>
             <w:rStyle w:val="Hyperlink"/>
@@ -4710,7 +4725,7 @@
             <w:noProof/>
             <w:webHidden/>
           </w:rPr>
-          <w:instrText xml:space="preserve"> PAGEREF _Toc242196912 \h </w:instrText>
+          <w:instrText xml:space="preserve"> PAGEREF _Toc242198075 \h </w:instrText>
         </w:r>
         <w:r>
           <w:rPr>
@@ -4730,7 +4745,7 @@
             <w:noProof/>
             <w:webHidden/>
           </w:rPr>
-          <w:t>30</w:t>
+          <w:t>27</w:t>
         </w:r>
         <w:r>
           <w:rPr>
@@ -4756,7 +4771,7 @@
           <w14:ligatures w14:val="standardContextual"/>
         </w:rPr>
       </w:pPr>
-      <w:hyperlink w:anchor="_Toc242196913" w:history="1">
+      <w:hyperlink w:anchor="_Toc242198076" w:history="1">
         <w:r>
           <w:rPr>
             <w:rStyle w:val="Hyperlink"/>
@@ -4783,7 +4798,7 @@
             <w:noProof/>
             <w:webHidden/>
           </w:rPr>
-          <w:instrText xml:space="preserve"> PAGEREF _Toc242196913 \h </w:instrText>
+          <w:instrText xml:space="preserve"> PAGEREF _Toc242198076 \h </w:instrText>
         </w:r>
         <w:r>
           <w:rPr>
@@ -4803,7 +4818,7 @@
             <w:noProof/>
             <w:webHidden/>
           </w:rPr>
-          <w:t>30</w:t>
+          <w:t>27</w:t>
         </w:r>
         <w:r>
           <w:rPr>
@@ -4829,7 +4844,7 @@
           <w14:ligatures w14:val="standardContextual"/>
         </w:rPr>
       </w:pPr>
-      <w:hyperlink w:anchor="_Toc242196914" w:history="1">
+      <w:hyperlink w:anchor="_Toc242198077" w:history="1">
         <w:r>
           <w:rPr>
             <w:rStyle w:val="Hyperlink"/>
@@ -4856,7 +4871,7 @@
             <w:noProof/>
             <w:webHidden/>
           </w:rPr>
-          <w:instrText xml:space="preserve"> PAGEREF _Toc242196914 \h </w:instrText>
+          <w:instrText xml:space="preserve"> PAGEREF _Toc242198077 \h </w:instrText>
         </w:r>
         <w:r>
           <w:rPr>
@@ -4876,7 +4891,7 @@
             <w:noProof/>
             <w:webHidden/>
           </w:rPr>
-          <w:t>31</w:t>
+          <w:t>28</w:t>
         </w:r>
         <w:r>
           <w:rPr>
@@ -4902,7 +4917,7 @@
           <w14:ligatures w14:val="standardContextual"/>
         </w:rPr>
       </w:pPr>
-      <w:hyperlink w:anchor="_Toc242196915" w:history="1">
+      <w:hyperlink w:anchor="_Toc242198078" w:history="1">
         <w:r>
           <w:rPr>
             <w:rStyle w:val="Hyperlink"/>
@@ -4929,7 +4944,7 @@
             <w:noProof/>
             <w:webHidden/>
           </w:rPr>
-          <w:instrText xml:space="preserve"> PAGEREF _Toc242196915 \h </w:instrText>
+          <w:instrText xml:space="preserve"> PAGEREF _Toc242198078 \h </w:instrText>
         </w:r>
         <w:r>
           <w:rPr>
@@ -4949,7 +4964,7 @@
             <w:noProof/>
             <w:webHidden/>
           </w:rPr>
-          <w:t>31</w:t>
+          <w:t>28</w:t>
         </w:r>
         <w:r>
           <w:rPr>
@@ -4975,7 +4990,7 @@
           <w14:ligatures w14:val="standardContextual"/>
         </w:rPr>
       </w:pPr>
-      <w:hyperlink w:anchor="_Toc242196916" w:history="1">
+      <w:hyperlink w:anchor="_Toc242198079" w:history="1">
         <w:r>
           <w:rPr>
             <w:rStyle w:val="Hyperlink"/>
@@ -5002,7 +5017,7 @@
             <w:noProof/>
             <w:webHidden/>
           </w:rPr>
-          <w:instrText xml:space="preserve"> PAGEREF _Toc242196916 \h </w:instrText>
+          <w:instrText xml:space="preserve"> PAGEREF _Toc242198079 \h </w:instrText>
         </w:r>
         <w:r>
           <w:rPr>
@@ -5022,7 +5037,7 @@
             <w:noProof/>
             <w:webHidden/>
           </w:rPr>
-          <w:t>31</w:t>
+          <w:t>28</w:t>
         </w:r>
         <w:r>
           <w:rPr>
@@ -5048,7 +5063,7 @@
           <w14:ligatures w14:val="standardContextual"/>
         </w:rPr>
       </w:pPr>
-      <w:hyperlink w:anchor="_Toc242196917" w:history="1">
+      <w:hyperlink w:anchor="_Toc242198080" w:history="1">
         <w:r>
           <w:rPr>
             <w:rStyle w:val="Hyperlink"/>
@@ -5075,7 +5090,7 @@
             <w:noProof/>
             <w:webHidden/>
           </w:rPr>
-          <w:instrText xml:space="preserve"> PAGEREF _Toc242196917 \h </w:instrText>
+          <w:instrText xml:space="preserve"> PAGEREF _Toc242198080 \h </w:instrText>
         </w:r>
         <w:r>
           <w:rPr>
@@ -5095,7 +5110,7 @@
             <w:noProof/>
             <w:webHidden/>
           </w:rPr>
-          <w:t>31</w:t>
+          <w:t>28</w:t>
         </w:r>
         <w:r>
           <w:rPr>
@@ -5121,7 +5136,7 @@
           <w14:ligatures w14:val="standardContextual"/>
         </w:rPr>
       </w:pPr>
-      <w:hyperlink w:anchor="_Toc242196918" w:history="1">
+      <w:hyperlink w:anchor="_Toc242198081" w:history="1">
         <w:r>
           <w:rPr>
             <w:rStyle w:val="Hyperlink"/>
@@ -5148,7 +5163,7 @@
             <w:noProof/>
             <w:webHidden/>
           </w:rPr>
-          <w:instrText xml:space="preserve"> PAGEREF _Toc242196918 \h </w:instrText>
+          <w:instrText xml:space="preserve"> PAGEREF _Toc242198081 \h </w:instrText>
         </w:r>
         <w:r>
           <w:rPr>
@@ -5168,7 +5183,7 @@
             <w:noProof/>
             <w:webHidden/>
           </w:rPr>
-          <w:t>31</w:t>
+          <w:t>28</w:t>
         </w:r>
         <w:r>
           <w:rPr>
@@ -5194,7 +5209,7 @@
           <w14:ligatures w14:val="standardContextual"/>
         </w:rPr>
       </w:pPr>
-      <w:hyperlink w:anchor="_Toc242196919" w:history="1">
+      <w:hyperlink w:anchor="_Toc242198082" w:history="1">
         <w:r>
           <w:rPr>
             <w:rStyle w:val="Hyperlink"/>
@@ -5221,7 +5236,7 @@
             <w:noProof/>
             <w:webHidden/>
           </w:rPr>
-          <w:instrText xml:space="preserve"> PAGEREF _Toc242196919 \h </w:instrText>
+          <w:instrText xml:space="preserve"> PAGEREF _Toc242198082 \h </w:instrText>
         </w:r>
         <w:r>
           <w:rPr>
@@ -5241,7 +5256,7 @@
             <w:noProof/>
             <w:webHidden/>
           </w:rPr>
-          <w:t>31</w:t>
+          <w:t>28</w:t>
         </w:r>
         <w:r>
           <w:rPr>
@@ -5267,7 +5282,7 @@
           <w14:ligatures w14:val="standardContextual"/>
         </w:rPr>
       </w:pPr>
-      <w:hyperlink w:anchor="_Toc242196920" w:history="1">
+      <w:hyperlink w:anchor="_Toc242198083" w:history="1">
         <w:r>
           <w:rPr>
             <w:rStyle w:val="Hyperlink"/>
@@ -5294,7 +5309,7 @@
             <w:noProof/>
             <w:webHidden/>
           </w:rPr>
-          <w:instrText xml:space="preserve"> PAGEREF _Toc242196920 \h </w:instrText>
+          <w:instrText xml:space="preserve"> PAGEREF _Toc242198083 \h </w:instrText>
         </w:r>
         <w:r>
           <w:rPr>
@@ -5314,7 +5329,7 @@
             <w:noProof/>
             <w:webHidden/>
           </w:rPr>
-          <w:t>32</w:t>
+          <w:t>29</w:t>
         </w:r>
         <w:r>
           <w:rPr>
@@ -5340,7 +5355,7 @@
           <w14:ligatures w14:val="standardContextual"/>
         </w:rPr>
       </w:pPr>
-      <w:hyperlink w:anchor="_Toc242196921" w:history="1">
+      <w:hyperlink w:anchor="_Toc242198084" w:history="1">
         <w:r>
           <w:rPr>
             <w:rStyle w:val="Hyperlink"/>
@@ -5367,7 +5382,7 @@
             <w:noProof/>
             <w:webHidden/>
           </w:rPr>
-          <w:instrText xml:space="preserve"> PAGEREF _Toc242196921 \h </w:instrText>
+          <w:instrText xml:space="preserve"> PAGEREF _Toc242198084 \h </w:instrText>
         </w:r>
         <w:r>
           <w:rPr>
@@ -5387,7 +5402,7 @@
             <w:noProof/>
             <w:webHidden/>
           </w:rPr>
-          <w:t>32</w:t>
+          <w:t>29</w:t>
         </w:r>
         <w:r>
           <w:rPr>
@@ -5413,7 +5428,7 @@
           <w14:ligatures w14:val="standardContextual"/>
         </w:rPr>
       </w:pPr>
-      <w:hyperlink w:anchor="_Toc242196922" w:history="1">
+      <w:hyperlink w:anchor="_Toc242198085" w:history="1">
         <w:r>
           <w:rPr>
             <w:rStyle w:val="Hyperlink"/>
@@ -5440,7 +5455,7 @@
             <w:noProof/>
             <w:webHidden/>
           </w:rPr>
-          <w:instrText xml:space="preserve"> PAGEREF _Toc242196922 \h </w:instrText>
+          <w:instrText xml:space="preserve"> PAGEREF _Toc242198085 \h </w:instrText>
         </w:r>
         <w:r>
           <w:rPr>
@@ -5460,7 +5475,7 @@
             <w:noProof/>
             <w:webHidden/>
           </w:rPr>
-          <w:t>32</w:t>
+          <w:t>29</w:t>
         </w:r>
         <w:r>
           <w:rPr>
@@ -5486,7 +5501,7 @@
           <w14:ligatures w14:val="standardContextual"/>
         </w:rPr>
       </w:pPr>
-      <w:hyperlink w:anchor="_Toc242196923" w:history="1">
+      <w:hyperlink w:anchor="_Toc242198086" w:history="1">
         <w:r>
           <w:rPr>
             <w:rStyle w:val="Hyperlink"/>
@@ -5513,7 +5528,7 @@
             <w:noProof/>
             <w:webHidden/>
           </w:rPr>
-          <w:instrText xml:space="preserve"> PAGEREF _Toc242196923 \h </w:instrText>
+          <w:instrText xml:space="preserve"> PAGEREF _Toc242198086 \h </w:instrText>
         </w:r>
         <w:r>
           <w:rPr>
@@ -5533,7 +5548,7 @@
             <w:noProof/>
             <w:webHidden/>
           </w:rPr>
-          <w:t>32</w:t>
+          <w:t>29</w:t>
         </w:r>
         <w:r>
           <w:rPr>
@@ -5559,7 +5574,7 @@
           <w14:ligatures w14:val="standardContextual"/>
         </w:rPr>
       </w:pPr>
-      <w:hyperlink w:anchor="_Toc242196924" w:history="1">
+      <w:hyperlink w:anchor="_Toc242198087" w:history="1">
         <w:r>
           <w:rPr>
             <w:rStyle w:val="Hyperlink"/>
@@ -5586,7 +5601,7 @@
             <w:noProof/>
             <w:webHidden/>
           </w:rPr>
-          <w:instrText xml:space="preserve"> PAGEREF _Toc242196924 \h </w:instrText>
+          <w:instrText xml:space="preserve"> PAGEREF _Toc242198087 \h </w:instrText>
         </w:r>
         <w:r>
           <w:rPr>
@@ -5606,7 +5621,7 @@
             <w:noProof/>
             <w:webHidden/>
           </w:rPr>
-          <w:t>33</w:t>
+          <w:t>30</w:t>
         </w:r>
         <w:r>
           <w:rPr>
@@ -5632,7 +5647,7 @@
           <w14:ligatures w14:val="standardContextual"/>
         </w:rPr>
       </w:pPr>
-      <w:hyperlink w:anchor="_Toc242196925" w:history="1">
+      <w:hyperlink w:anchor="_Toc242198088" w:history="1">
         <w:r>
           <w:rPr>
             <w:rStyle w:val="Hyperlink"/>
@@ -5659,7 +5674,7 @@
             <w:noProof/>
             <w:webHidden/>
           </w:rPr>
-          <w:instrText xml:space="preserve"> PAGEREF _Toc242196925 \h </w:instrText>
+          <w:instrText xml:space="preserve"> PAGEREF _Toc242198088 \h </w:instrText>
         </w:r>
         <w:r>
           <w:rPr>
@@ -5679,7 +5694,7 @@
             <w:noProof/>
             <w:webHidden/>
           </w:rPr>
-          <w:t>34</w:t>
+          <w:t>30</w:t>
         </w:r>
         <w:r>
           <w:rPr>
@@ -5705,7 +5720,7 @@
           <w14:ligatures w14:val="standardContextual"/>
         </w:rPr>
       </w:pPr>
-      <w:hyperlink w:anchor="_Toc242196926" w:history="1">
+      <w:hyperlink w:anchor="_Toc242198089" w:history="1">
         <w:r>
           <w:rPr>
             <w:rStyle w:val="Hyperlink"/>
@@ -5732,7 +5747,7 @@
             <w:noProof/>
             <w:webHidden/>
           </w:rPr>
-          <w:instrText xml:space="preserve"> PAGEREF _Toc242196926 \h </w:instrText>
+          <w:instrText xml:space="preserve"> PAGEREF _Toc242198089 \h </w:instrText>
         </w:r>
         <w:r>
           <w:rPr>
@@ -5752,7 +5767,7 @@
             <w:noProof/>
             <w:webHidden/>
           </w:rPr>
-          <w:t>34</w:t>
+          <w:t>30</w:t>
         </w:r>
         <w:r>
           <w:rPr>
@@ -5778,7 +5793,7 @@
           <w14:ligatures w14:val="standardContextual"/>
         </w:rPr>
       </w:pPr>
-      <w:hyperlink w:anchor="_Toc242196927" w:history="1">
+      <w:hyperlink w:anchor="_Toc242198090" w:history="1">
         <w:r>
           <w:rPr>
             <w:rStyle w:val="Hyperlink"/>
@@ -5805,7 +5820,7 @@
             <w:noProof/>
             <w:webHidden/>
           </w:rPr>
-          <w:instrText xml:space="preserve"> PAGEREF _Toc242196927 \h </w:instrText>
+          <w:instrText xml:space="preserve"> PAGEREF _Toc242198090 \h </w:instrText>
         </w:r>
         <w:r>
           <w:rPr>
@@ -5825,7 +5840,7 @@
             <w:noProof/>
             <w:webHidden/>
           </w:rPr>
-          <w:t>34</w:t>
+          <w:t>31</w:t>
         </w:r>
         <w:r>
           <w:rPr>
@@ -5851,7 +5866,7 @@
           <w14:ligatures w14:val="standardContextual"/>
         </w:rPr>
       </w:pPr>
-      <w:hyperlink w:anchor="_Toc242196928" w:history="1">
+      <w:hyperlink w:anchor="_Toc242198091" w:history="1">
         <w:r>
           <w:rPr>
             <w:rStyle w:val="Hyperlink"/>
@@ -5878,7 +5893,7 @@
             <w:noProof/>
             <w:webHidden/>
           </w:rPr>
-          <w:instrText xml:space="preserve"> PAGEREF _Toc242196928 \h </w:instrText>
+          <w:instrText xml:space="preserve"> PAGEREF _Toc242198091 \h </w:instrText>
         </w:r>
         <w:r>
           <w:rPr>
@@ -5898,7 +5913,7 @@
             <w:noProof/>
             <w:webHidden/>
           </w:rPr>
-          <w:t>35</w:t>
+          <w:t>31</w:t>
         </w:r>
         <w:r>
           <w:rPr>
@@ -5924,7 +5939,7 @@
           <w14:ligatures w14:val="standardContextual"/>
         </w:rPr>
       </w:pPr>
-      <w:hyperlink w:anchor="_Toc242196929" w:history="1">
+      <w:hyperlink w:anchor="_Toc242198092" w:history="1">
         <w:r>
           <w:rPr>
             <w:rStyle w:val="Hyperlink"/>
@@ -5951,7 +5966,7 @@
             <w:noProof/>
             <w:webHidden/>
           </w:rPr>
-          <w:instrText xml:space="preserve"> PAGEREF _Toc242196929 \h </w:instrText>
+          <w:instrText xml:space="preserve"> PAGEREF _Toc242198092 \h </w:instrText>
         </w:r>
         <w:r>
           <w:rPr>
@@ -5971,7 +5986,7 @@
             <w:noProof/>
             <w:webHidden/>
           </w:rPr>
-          <w:t>35</w:t>
+          <w:t>31</w:t>
         </w:r>
         <w:r>
           <w:rPr>
@@ -5997,7 +6012,7 @@
           <w14:ligatures w14:val="standardContextual"/>
         </w:rPr>
       </w:pPr>
-      <w:hyperlink w:anchor="_Toc242196930" w:history="1">
+      <w:hyperlink w:anchor="_Toc242198093" w:history="1">
         <w:r>
           <w:rPr>
             <w:rStyle w:val="Hyperlink"/>
@@ -6024,7 +6039,7 @@
             <w:noProof/>
             <w:webHidden/>
           </w:rPr>
-          <w:instrText xml:space="preserve"> PAGEREF _Toc242196930 \h </w:instrText>
+          <w:instrText xml:space="preserve"> PAGEREF _Toc242198093 \h </w:instrText>
         </w:r>
         <w:r>
           <w:rPr>
@@ -6044,7 +6059,7 @@
             <w:noProof/>
             <w:webHidden/>
           </w:rPr>
-          <w:t>36</w:t>
+          <w:t>32</w:t>
         </w:r>
         <w:r>
           <w:rPr>
@@ -6070,7 +6085,7 @@
           <w14:ligatures w14:val="standardContextual"/>
         </w:rPr>
       </w:pPr>
-      <w:hyperlink w:anchor="_Toc242196931" w:history="1">
+      <w:hyperlink w:anchor="_Toc242198094" w:history="1">
         <w:r>
           <w:rPr>
             <w:rStyle w:val="Hyperlink"/>
@@ -6097,7 +6112,7 @@
             <w:noProof/>
             <w:webHidden/>
           </w:rPr>
-          <w:instrText xml:space="preserve"> PAGEREF _Toc242196931 \h </w:instrText>
+          <w:instrText xml:space="preserve"> PAGEREF _Toc242198094 \h </w:instrText>
         </w:r>
         <w:r>
           <w:rPr>
@@ -6117,7 +6132,7 @@
             <w:noProof/>
             <w:webHidden/>
           </w:rPr>
-          <w:t>36</w:t>
+          <w:t>32</w:t>
         </w:r>
         <w:r>
           <w:rPr>
@@ -6143,7 +6158,7 @@
           <w14:ligatures w14:val="standardContextual"/>
         </w:rPr>
       </w:pPr>
-      <w:hyperlink w:anchor="_Toc242196932" w:history="1">
+      <w:hyperlink w:anchor="_Toc242198095" w:history="1">
         <w:r>
           <w:rPr>
             <w:rStyle w:val="Hyperlink"/>
@@ -6170,7 +6185,7 @@
             <w:noProof/>
             <w:webHidden/>
           </w:rPr>
-          <w:instrText xml:space="preserve"> PAGEREF _Toc242196932 \h </w:instrText>
+          <w:instrText xml:space="preserve"> PAGEREF _Toc242198095 \h </w:instrText>
         </w:r>
         <w:r>
           <w:rPr>
@@ -6190,7 +6205,7 @@
             <w:noProof/>
             <w:webHidden/>
           </w:rPr>
-          <w:t>37</w:t>
+          <w:t>33</w:t>
         </w:r>
         <w:r>
           <w:rPr>
@@ -6216,7 +6231,7 @@
           <w14:ligatures w14:val="standardContextual"/>
         </w:rPr>
       </w:pPr>
-      <w:hyperlink w:anchor="_Toc242196933" w:history="1">
+      <w:hyperlink w:anchor="_Toc242198096" w:history="1">
         <w:r>
           <w:rPr>
             <w:rStyle w:val="Hyperlink"/>
@@ -6243,7 +6258,7 @@
             <w:noProof/>
             <w:webHidden/>
           </w:rPr>
-          <w:instrText xml:space="preserve"> PAGEREF _Toc242196933 \h </w:instrText>
+          <w:instrText xml:space="preserve"> PAGEREF _Toc242198096 \h </w:instrText>
         </w:r>
         <w:r>
           <w:rPr>
@@ -6263,7 +6278,7 @@
             <w:noProof/>
             <w:webHidden/>
           </w:rPr>
-          <w:t>37</w:t>
+          <w:t>34</w:t>
         </w:r>
         <w:r>
           <w:rPr>
@@ -6289,7 +6304,7 @@
           <w14:ligatures w14:val="standardContextual"/>
         </w:rPr>
       </w:pPr>
-      <w:hyperlink w:anchor="_Toc242196934" w:history="1">
+      <w:hyperlink w:anchor="_Toc242198097" w:history="1">
         <w:r>
           <w:rPr>
             <w:rStyle w:val="Hyperlink"/>
@@ -6316,7 +6331,7 @@
             <w:noProof/>
             <w:webHidden/>
           </w:rPr>
-          <w:instrText xml:space="preserve"> PAGEREF _Toc242196934 \h </w:instrText>
+          <w:instrText xml:space="preserve"> PAGEREF _Toc242198097 \h </w:instrText>
         </w:r>
         <w:r>
           <w:rPr>
@@ -6336,7 +6351,7 @@
             <w:noProof/>
             <w:webHidden/>
           </w:rPr>
-          <w:t>38</w:t>
+          <w:t>34</w:t>
         </w:r>
         <w:r>
           <w:rPr>
@@ -6362,7 +6377,7 @@
           <w14:ligatures w14:val="standardContextual"/>
         </w:rPr>
       </w:pPr>
-      <w:hyperlink w:anchor="_Toc242196935" w:history="1">
+      <w:hyperlink w:anchor="_Toc242198098" w:history="1">
         <w:r>
           <w:rPr>
             <w:rStyle w:val="Hyperlink"/>
@@ -6389,7 +6404,7 @@
             <w:noProof/>
             <w:webHidden/>
           </w:rPr>
-          <w:instrText xml:space="preserve"> PAGEREF _Toc242196935 \h </w:instrText>
+          <w:instrText xml:space="preserve"> PAGEREF _Toc242198098 \h </w:instrText>
         </w:r>
         <w:r>
           <w:rPr>
@@ -6409,7 +6424,7 @@
             <w:noProof/>
             <w:webHidden/>
           </w:rPr>
-          <w:t>39</w:t>
+          <w:t>34</w:t>
         </w:r>
         <w:r>
           <w:rPr>
@@ -6434,7 +6449,7 @@
       <w:pPr>
         <w:pStyle w:val="Heading1"/>
       </w:pPr>
-      <w:bookmarkStart w:id="2" w:name="_Toc242196854"/>
+      <w:bookmarkStart w:id="2" w:name="_Toc242198017"/>
       <w:r>
         <w:lastRenderedPageBreak/>
         <w:t>List of Figures</w:t>
@@ -6465,7 +6480,7 @@
       <w:r>
         <w:fldChar w:fldCharType="separate"/>
       </w:r>
-      <w:hyperlink w:anchor="_Toc242196936" w:history="1">
+      <w:hyperlink w:anchor="_Toc242198099" w:history="1">
         <w:r>
           <w:rPr>
             <w:rStyle w:val="Hyperlink"/>
@@ -6500,7 +6515,7 @@
             <w:noProof/>
             <w:webHidden/>
           </w:rPr>
-          <w:instrText xml:space="preserve"> PAGEREF _Toc242196936 \h </w:instrText>
+          <w:instrText xml:space="preserve"> PAGEREF _Toc242198099 \h </w:instrText>
         </w:r>
         <w:r>
           <w:rPr>
@@ -6520,7 +6535,7 @@
             <w:noProof/>
             <w:webHidden/>
           </w:rPr>
-          <w:t>11</w:t>
+          <w:t>9</w:t>
         </w:r>
         <w:r>
           <w:rPr>
@@ -6546,7 +6561,7 @@
           <w14:ligatures w14:val="standardContextual"/>
         </w:rPr>
       </w:pPr>
-      <w:hyperlink w:anchor="_Toc242196937" w:history="1">
+      <w:hyperlink w:anchor="_Toc242198100" w:history="1">
         <w:r>
           <w:rPr>
             <w:rStyle w:val="Hyperlink"/>
@@ -6581,7 +6596,7 @@
             <w:noProof/>
             <w:webHidden/>
           </w:rPr>
-          <w:instrText xml:space="preserve"> PAGEREF _Toc242196937 \h </w:instrText>
+          <w:instrText xml:space="preserve"> PAGEREF _Toc242198100 \h </w:instrText>
         </w:r>
         <w:r>
           <w:rPr>
@@ -6601,7 +6616,7 @@
             <w:noProof/>
             <w:webHidden/>
           </w:rPr>
-          <w:t>14</w:t>
+          <w:t>11</w:t>
         </w:r>
         <w:r>
           <w:rPr>
@@ -6627,7 +6642,7 @@
           <w14:ligatures w14:val="standardContextual"/>
         </w:rPr>
       </w:pPr>
-      <w:hyperlink w:anchor="_Toc242196938" w:history="1">
+      <w:hyperlink w:anchor="_Toc242198101" w:history="1">
         <w:r>
           <w:rPr>
             <w:rStyle w:val="Hyperlink"/>
@@ -6662,7 +6677,7 @@
             <w:noProof/>
             <w:webHidden/>
           </w:rPr>
-          <w:instrText xml:space="preserve"> PAGEREF _Toc242196938 \h </w:instrText>
+          <w:instrText xml:space="preserve"> PAGEREF _Toc242198101 \h </w:instrText>
         </w:r>
         <w:r>
           <w:rPr>
@@ -6682,7 +6697,7 @@
             <w:noProof/>
             <w:webHidden/>
           </w:rPr>
-          <w:t>15</w:t>
+          <w:t>12</w:t>
         </w:r>
         <w:r>
           <w:rPr>
@@ -6708,7 +6723,7 @@
           <w14:ligatures w14:val="standardContextual"/>
         </w:rPr>
       </w:pPr>
-      <w:hyperlink w:anchor="_Toc242196939" w:history="1">
+      <w:hyperlink w:anchor="_Toc242198102" w:history="1">
         <w:r>
           <w:rPr>
             <w:rStyle w:val="Hyperlink"/>
@@ -6743,7 +6758,7 @@
             <w:noProof/>
             <w:webHidden/>
           </w:rPr>
-          <w:instrText xml:space="preserve"> PAGEREF _Toc242196939 \h </w:instrText>
+          <w:instrText xml:space="preserve"> PAGEREF _Toc242198102 \h </w:instrText>
         </w:r>
         <w:r>
           <w:rPr>
@@ -6763,7 +6778,7 @@
             <w:noProof/>
             <w:webHidden/>
           </w:rPr>
-          <w:t>15</w:t>
+          <w:t>13</w:t>
         </w:r>
         <w:r>
           <w:rPr>
@@ -6789,7 +6804,7 @@
           <w14:ligatures w14:val="standardContextual"/>
         </w:rPr>
       </w:pPr>
-      <w:hyperlink w:anchor="_Toc242196940" w:history="1">
+      <w:hyperlink w:anchor="_Toc242198103" w:history="1">
         <w:r>
           <w:rPr>
             <w:rStyle w:val="Hyperlink"/>
@@ -6824,7 +6839,7 @@
             <w:noProof/>
             <w:webHidden/>
           </w:rPr>
-          <w:instrText xml:space="preserve"> PAGEREF _Toc242196940 \h </w:instrText>
+          <w:instrText xml:space="preserve"> PAGEREF _Toc242198103 \h </w:instrText>
         </w:r>
         <w:r>
           <w:rPr>
@@ -6844,7 +6859,7 @@
             <w:noProof/>
             <w:webHidden/>
           </w:rPr>
-          <w:t>16</w:t>
+          <w:t>13</w:t>
         </w:r>
         <w:r>
           <w:rPr>
@@ -6870,7 +6885,7 @@
           <w14:ligatures w14:val="standardContextual"/>
         </w:rPr>
       </w:pPr>
-      <w:hyperlink w:anchor="_Toc242196941" w:history="1">
+      <w:hyperlink w:anchor="_Toc242198104" w:history="1">
         <w:r>
           <w:rPr>
             <w:rStyle w:val="Hyperlink"/>
@@ -6905,7 +6920,7 @@
             <w:noProof/>
             <w:webHidden/>
           </w:rPr>
-          <w:instrText xml:space="preserve"> PAGEREF _Toc242196941 \h </w:instrText>
+          <w:instrText xml:space="preserve"> PAGEREF _Toc242198104 \h </w:instrText>
         </w:r>
         <w:r>
           <w:rPr>
@@ -6925,7 +6940,7 @@
             <w:noProof/>
             <w:webHidden/>
           </w:rPr>
-          <w:t>17</w:t>
+          <w:t>15</w:t>
         </w:r>
         <w:r>
           <w:rPr>
@@ -6951,7 +6966,7 @@
           <w14:ligatures w14:val="standardContextual"/>
         </w:rPr>
       </w:pPr>
-      <w:hyperlink w:anchor="_Toc242196942" w:history="1">
+      <w:hyperlink w:anchor="_Toc242198105" w:history="1">
         <w:r>
           <w:rPr>
             <w:rStyle w:val="Hyperlink"/>
@@ -6986,7 +7001,7 @@
             <w:noProof/>
             <w:webHidden/>
           </w:rPr>
-          <w:instrText xml:space="preserve"> PAGEREF _Toc242196942 \h </w:instrText>
+          <w:instrText xml:space="preserve"> PAGEREF _Toc242198105 \h </w:instrText>
         </w:r>
         <w:r>
           <w:rPr>
@@ -7006,7 +7021,7 @@
             <w:noProof/>
             <w:webHidden/>
           </w:rPr>
-          <w:t>21</w:t>
+          <w:t>19</w:t>
         </w:r>
         <w:r>
           <w:rPr>
@@ -7032,7 +7047,7 @@
           <w14:ligatures w14:val="standardContextual"/>
         </w:rPr>
       </w:pPr>
-      <w:hyperlink w:anchor="_Toc242196943" w:history="1">
+      <w:hyperlink w:anchor="_Toc242198106" w:history="1">
         <w:r>
           <w:rPr>
             <w:rStyle w:val="Hyperlink"/>
@@ -7067,7 +7082,7 @@
             <w:noProof/>
             <w:webHidden/>
           </w:rPr>
-          <w:instrText xml:space="preserve"> PAGEREF _Toc242196943 \h </w:instrText>
+          <w:instrText xml:space="preserve"> PAGEREF _Toc242198106 \h </w:instrText>
         </w:r>
         <w:r>
           <w:rPr>
@@ -7087,7 +7102,7 @@
             <w:noProof/>
             <w:webHidden/>
           </w:rPr>
-          <w:t>22</w:t>
+          <w:t>20</w:t>
         </w:r>
         <w:r>
           <w:rPr>
@@ -7113,7 +7128,7 @@
           <w14:ligatures w14:val="standardContextual"/>
         </w:rPr>
       </w:pPr>
-      <w:hyperlink w:anchor="_Toc242196944" w:history="1">
+      <w:hyperlink w:anchor="_Toc242198107" w:history="1">
         <w:r>
           <w:rPr>
             <w:rStyle w:val="Hyperlink"/>
@@ -7148,7 +7163,7 @@
             <w:noProof/>
             <w:webHidden/>
           </w:rPr>
-          <w:instrText xml:space="preserve"> PAGEREF _Toc242196944 \h </w:instrText>
+          <w:instrText xml:space="preserve"> PAGEREF _Toc242198107 \h </w:instrText>
         </w:r>
         <w:r>
           <w:rPr>
@@ -7168,7 +7183,7 @@
             <w:noProof/>
             <w:webHidden/>
           </w:rPr>
-          <w:t>25</w:t>
+          <w:t>23</w:t>
         </w:r>
         <w:r>
           <w:rPr>
@@ -7194,7 +7209,7 @@
           <w14:ligatures w14:val="standardContextual"/>
         </w:rPr>
       </w:pPr>
-      <w:hyperlink w:anchor="_Toc242196945" w:history="1">
+      <w:hyperlink w:anchor="_Toc242198108" w:history="1">
         <w:r>
           <w:rPr>
             <w:rStyle w:val="Hyperlink"/>
@@ -7229,7 +7244,7 @@
             <w:noProof/>
             <w:webHidden/>
           </w:rPr>
-          <w:instrText xml:space="preserve"> PAGEREF _Toc242196945 \h </w:instrText>
+          <w:instrText xml:space="preserve"> PAGEREF _Toc242198108 \h </w:instrText>
         </w:r>
         <w:r>
           <w:rPr>
@@ -7249,7 +7264,7 @@
             <w:noProof/>
             <w:webHidden/>
           </w:rPr>
-          <w:t>26</w:t>
+          <w:t>24</w:t>
         </w:r>
         <w:r>
           <w:rPr>
@@ -7275,7 +7290,7 @@
           <w14:ligatures w14:val="standardContextual"/>
         </w:rPr>
       </w:pPr>
-      <w:hyperlink w:anchor="_Toc242196946" w:history="1">
+      <w:hyperlink w:anchor="_Toc242198109" w:history="1">
         <w:r>
           <w:rPr>
             <w:rStyle w:val="Hyperlink"/>
@@ -7310,7 +7325,7 @@
             <w:noProof/>
             <w:webHidden/>
           </w:rPr>
-          <w:instrText xml:space="preserve"> PAGEREF _Toc242196946 \h </w:instrText>
+          <w:instrText xml:space="preserve"> PAGEREF _Toc242198109 \h </w:instrText>
         </w:r>
         <w:r>
           <w:rPr>
@@ -7330,7 +7345,7 @@
             <w:noProof/>
             <w:webHidden/>
           </w:rPr>
-          <w:t>28</w:t>
+          <w:t>26</w:t>
         </w:r>
         <w:r>
           <w:rPr>
@@ -7350,7 +7365,7 @@
       <w:pPr>
         <w:pStyle w:val="Heading2"/>
       </w:pPr>
-      <w:bookmarkStart w:id="3" w:name="_Toc242196855"/>
+      <w:bookmarkStart w:id="3" w:name="_Toc242198018"/>
       <w:r>
         <w:t>List of Tables</w:t>
       </w:r>
@@ -7380,7 +7395,7 @@
       <w:r>
         <w:fldChar w:fldCharType="separate"/>
       </w:r>
-      <w:hyperlink w:anchor="_Toc242196947" w:history="1">
+      <w:hyperlink w:anchor="_Toc242198110" w:history="1">
         <w:r>
           <w:rPr>
             <w:rStyle w:val="Hyperlink"/>
@@ -7415,7 +7430,7 @@
             <w:noProof/>
             <w:webHidden/>
           </w:rPr>
-          <w:instrText xml:space="preserve"> PAGEREF _Toc242196947 \h </w:instrText>
+          <w:instrText xml:space="preserve"> PAGEREF _Toc242198110 \h </w:instrText>
         </w:r>
         <w:r>
           <w:rPr>
@@ -7435,7 +7450,7 @@
             <w:noProof/>
             <w:webHidden/>
           </w:rPr>
-          <w:t>8</w:t>
+          <w:t>7</w:t>
         </w:r>
         <w:r>
           <w:rPr>
@@ -7461,7 +7476,7 @@
           <w14:ligatures w14:val="standardContextual"/>
         </w:rPr>
       </w:pPr>
-      <w:hyperlink w:anchor="_Toc242196948" w:history="1">
+      <w:hyperlink w:anchor="_Toc242198111" w:history="1">
         <w:r>
           <w:rPr>
             <w:rStyle w:val="Hyperlink"/>
@@ -7496,7 +7511,7 @@
             <w:noProof/>
             <w:webHidden/>
           </w:rPr>
-          <w:instrText xml:space="preserve"> PAGEREF _Toc242196948 \h </w:instrText>
+          <w:instrText xml:space="preserve"> PAGEREF _Toc242198111 \h </w:instrText>
         </w:r>
         <w:r>
           <w:rPr>
@@ -7516,7 +7531,7 @@
             <w:noProof/>
             <w:webHidden/>
           </w:rPr>
-          <w:t>10</w:t>
+          <w:t>8</w:t>
         </w:r>
         <w:r>
           <w:rPr>
@@ -7542,7 +7557,7 @@
           <w14:ligatures w14:val="standardContextual"/>
         </w:rPr>
       </w:pPr>
-      <w:hyperlink w:anchor="_Toc242196949" w:history="1">
+      <w:hyperlink w:anchor="_Toc242198112" w:history="1">
         <w:r>
           <w:rPr>
             <w:rStyle w:val="Hyperlink"/>
@@ -7577,7 +7592,7 @@
             <w:noProof/>
             <w:webHidden/>
           </w:rPr>
-          <w:instrText xml:space="preserve"> PAGEREF _Toc242196949 \h </w:instrText>
+          <w:instrText xml:space="preserve"> PAGEREF _Toc242198112 \h </w:instrText>
         </w:r>
         <w:r>
           <w:rPr>
@@ -7597,7 +7612,7 @@
             <w:noProof/>
             <w:webHidden/>
           </w:rPr>
-          <w:t>16</w:t>
+          <w:t>14</w:t>
         </w:r>
         <w:r>
           <w:rPr>
@@ -7623,7 +7638,7 @@
           <w14:ligatures w14:val="standardContextual"/>
         </w:rPr>
       </w:pPr>
-      <w:hyperlink w:anchor="_Toc242196950" w:history="1">
+      <w:hyperlink w:anchor="_Toc242198113" w:history="1">
         <w:r>
           <w:rPr>
             <w:rStyle w:val="Hyperlink"/>
@@ -7658,7 +7673,7 @@
             <w:noProof/>
             <w:webHidden/>
           </w:rPr>
-          <w:instrText xml:space="preserve"> PAGEREF _Toc242196950 \h </w:instrText>
+          <w:instrText xml:space="preserve"> PAGEREF _Toc242198113 \h </w:instrText>
         </w:r>
         <w:r>
           <w:rPr>
@@ -7678,7 +7693,7 @@
             <w:noProof/>
             <w:webHidden/>
           </w:rPr>
-          <w:t>18</w:t>
+          <w:t>16</w:t>
         </w:r>
         <w:r>
           <w:rPr>
@@ -7704,7 +7719,7 @@
           <w14:ligatures w14:val="standardContextual"/>
         </w:rPr>
       </w:pPr>
-      <w:hyperlink w:anchor="_Toc242196951" w:history="1">
+      <w:hyperlink w:anchor="_Toc242198114" w:history="1">
         <w:r>
           <w:rPr>
             <w:rStyle w:val="Hyperlink"/>
@@ -7739,7 +7754,7 @@
             <w:noProof/>
             <w:webHidden/>
           </w:rPr>
-          <w:instrText xml:space="preserve"> PAGEREF _Toc242196951 \h </w:instrText>
+          <w:instrText xml:space="preserve"> PAGEREF _Toc242198114 \h </w:instrText>
         </w:r>
         <w:r>
           <w:rPr>
@@ -7759,7 +7774,7 @@
             <w:noProof/>
             <w:webHidden/>
           </w:rPr>
-          <w:t>18</w:t>
+          <w:t>16</w:t>
         </w:r>
         <w:r>
           <w:rPr>
@@ -7785,7 +7800,7 @@
           <w14:ligatures w14:val="standardContextual"/>
         </w:rPr>
       </w:pPr>
-      <w:hyperlink w:anchor="_Toc242196952" w:history="1">
+      <w:hyperlink w:anchor="_Toc242198115" w:history="1">
         <w:r>
           <w:rPr>
             <w:rStyle w:val="Hyperlink"/>
@@ -7820,7 +7835,7 @@
             <w:noProof/>
             <w:webHidden/>
           </w:rPr>
-          <w:instrText xml:space="preserve"> PAGEREF _Toc242196952 \h </w:instrText>
+          <w:instrText xml:space="preserve"> PAGEREF _Toc242198115 \h </w:instrText>
         </w:r>
         <w:r>
           <w:rPr>
@@ -7840,7 +7855,7 @@
             <w:noProof/>
             <w:webHidden/>
           </w:rPr>
-          <w:t>19</w:t>
+          <w:t>17</w:t>
         </w:r>
         <w:r>
           <w:rPr>
@@ -7866,7 +7881,7 @@
           <w14:ligatures w14:val="standardContextual"/>
         </w:rPr>
       </w:pPr>
-      <w:hyperlink w:anchor="_Toc242196953" w:history="1">
+      <w:hyperlink w:anchor="_Toc242198116" w:history="1">
         <w:r>
           <w:rPr>
             <w:rStyle w:val="Hyperlink"/>
@@ -7901,7 +7916,7 @@
             <w:noProof/>
             <w:webHidden/>
           </w:rPr>
-          <w:instrText xml:space="preserve"> PAGEREF _Toc242196953 \h </w:instrText>
+          <w:instrText xml:space="preserve"> PAGEREF _Toc242198116 \h </w:instrText>
         </w:r>
         <w:r>
           <w:rPr>
@@ -7921,7 +7936,7 @@
             <w:noProof/>
             <w:webHidden/>
           </w:rPr>
-          <w:t>19</w:t>
+          <w:t>17</w:t>
         </w:r>
         <w:r>
           <w:rPr>
@@ -7947,7 +7962,7 @@
           <w14:ligatures w14:val="standardContextual"/>
         </w:rPr>
       </w:pPr>
-      <w:hyperlink w:anchor="_Toc242196954" w:history="1">
+      <w:hyperlink w:anchor="_Toc242198117" w:history="1">
         <w:r>
           <w:rPr>
             <w:rStyle w:val="Hyperlink"/>
@@ -7982,7 +7997,7 @@
             <w:noProof/>
             <w:webHidden/>
           </w:rPr>
-          <w:instrText xml:space="preserve"> PAGEREF _Toc242196954 \h </w:instrText>
+          <w:instrText xml:space="preserve"> PAGEREF _Toc242198117 \h </w:instrText>
         </w:r>
         <w:r>
           <w:rPr>
@@ -8002,7 +8017,7 @@
             <w:noProof/>
             <w:webHidden/>
           </w:rPr>
-          <w:t>20</w:t>
+          <w:t>18</w:t>
         </w:r>
         <w:r>
           <w:rPr>
@@ -8028,7 +8043,7 @@
           <w14:ligatures w14:val="standardContextual"/>
         </w:rPr>
       </w:pPr>
-      <w:hyperlink w:anchor="_Toc242196955" w:history="1">
+      <w:hyperlink w:anchor="_Toc242198118" w:history="1">
         <w:r>
           <w:rPr>
             <w:rStyle w:val="Hyperlink"/>
@@ -8063,7 +8078,7 @@
             <w:noProof/>
             <w:webHidden/>
           </w:rPr>
-          <w:instrText xml:space="preserve"> PAGEREF _Toc242196955 \h </w:instrText>
+          <w:instrText xml:space="preserve"> PAGEREF _Toc242198118 \h </w:instrText>
         </w:r>
         <w:r>
           <w:rPr>
@@ -8083,7 +8098,7 @@
             <w:noProof/>
             <w:webHidden/>
           </w:rPr>
-          <w:t>21</w:t>
+          <w:t>19</w:t>
         </w:r>
         <w:r>
           <w:rPr>
@@ -8109,7 +8124,7 @@
           <w14:ligatures w14:val="standardContextual"/>
         </w:rPr>
       </w:pPr>
-      <w:hyperlink w:anchor="_Toc242196956" w:history="1">
+      <w:hyperlink w:anchor="_Toc242198119" w:history="1">
         <w:r>
           <w:rPr>
             <w:rStyle w:val="Hyperlink"/>
@@ -8144,7 +8159,7 @@
             <w:noProof/>
             <w:webHidden/>
           </w:rPr>
-          <w:instrText xml:space="preserve"> PAGEREF _Toc242196956 \h </w:instrText>
+          <w:instrText xml:space="preserve"> PAGEREF _Toc242198119 \h </w:instrText>
         </w:r>
         <w:r>
           <w:rPr>
@@ -8164,7 +8179,7 @@
             <w:noProof/>
             <w:webHidden/>
           </w:rPr>
-          <w:t>23</w:t>
+          <w:t>21</w:t>
         </w:r>
         <w:r>
           <w:rPr>
@@ -8190,7 +8205,7 @@
           <w14:ligatures w14:val="standardContextual"/>
         </w:rPr>
       </w:pPr>
-      <w:hyperlink w:anchor="_Toc242196957" w:history="1">
+      <w:hyperlink w:anchor="_Toc242198120" w:history="1">
         <w:r>
           <w:rPr>
             <w:rStyle w:val="Hyperlink"/>
@@ -8225,7 +8240,7 @@
             <w:noProof/>
             <w:webHidden/>
           </w:rPr>
-          <w:instrText xml:space="preserve"> PAGEREF _Toc242196957 \h </w:instrText>
+          <w:instrText xml:space="preserve"> PAGEREF _Toc242198120 \h </w:instrText>
         </w:r>
         <w:r>
           <w:rPr>
@@ -8245,7 +8260,7 @@
             <w:noProof/>
             <w:webHidden/>
           </w:rPr>
-          <w:t>24</w:t>
+          <w:t>22</w:t>
         </w:r>
         <w:r>
           <w:rPr>
@@ -8271,7 +8286,7 @@
           <w14:ligatures w14:val="standardContextual"/>
         </w:rPr>
       </w:pPr>
-      <w:hyperlink w:anchor="_Toc242196958" w:history="1">
+      <w:hyperlink w:anchor="_Toc242198121" w:history="1">
         <w:r>
           <w:rPr>
             <w:rStyle w:val="Hyperlink"/>
@@ -8306,7 +8321,7 @@
             <w:noProof/>
             <w:webHidden/>
           </w:rPr>
-          <w:instrText xml:space="preserve"> PAGEREF _Toc242196958 \h </w:instrText>
+          <w:instrText xml:space="preserve"> PAGEREF _Toc242198121 \h </w:instrText>
         </w:r>
         <w:r>
           <w:rPr>
@@ -8326,7 +8341,7 @@
             <w:noProof/>
             <w:webHidden/>
           </w:rPr>
-          <w:t>24</w:t>
+          <w:t>22</w:t>
         </w:r>
         <w:r>
           <w:rPr>
@@ -8352,7 +8367,7 @@
           <w14:ligatures w14:val="standardContextual"/>
         </w:rPr>
       </w:pPr>
-      <w:hyperlink w:anchor="_Toc242196959" w:history="1">
+      <w:hyperlink w:anchor="_Toc242198122" w:history="1">
         <w:r>
           <w:rPr>
             <w:rStyle w:val="Hyperlink"/>
@@ -8366,7 +8381,7 @@
             <w:rStyle w:val="Hyperlink"/>
             <w:noProof/>
           </w:rPr>
-          <w:t>Classification tables at the 0.5 cut-off and at the sample share of dep</w:t>
+          <w:t>Classification tables at the 0.5 cut-off and at the sample share of depr</w:t>
         </w:r>
         <w:r>
           <w:rPr>
@@ -8374,7 +8389,7 @@
             <w:noProof/>
           </w:rPr>
           <w:lastRenderedPageBreak/>
-          <w:t>ressed students</w:t>
+          <w:t>essed students</w:t>
         </w:r>
         <w:r>
           <w:rPr>
@@ -8395,7 +8410,7 @@
             <w:noProof/>
             <w:webHidden/>
           </w:rPr>
-          <w:instrText xml:space="preserve"> PAGEREF _Toc242196959 \h </w:instrText>
+          <w:instrText xml:space="preserve"> PAGEREF _Toc242198122 \h </w:instrText>
         </w:r>
         <w:r>
           <w:rPr>
@@ -8415,7 +8430,7 @@
             <w:noProof/>
             <w:webHidden/>
           </w:rPr>
-          <w:t>25</w:t>
+          <w:t>23</w:t>
         </w:r>
         <w:r>
           <w:rPr>
@@ -8441,7 +8456,7 @@
           <w14:ligatures w14:val="standardContextual"/>
         </w:rPr>
       </w:pPr>
-      <w:hyperlink w:anchor="_Toc242196960" w:history="1">
+      <w:hyperlink w:anchor="_Toc242198123" w:history="1">
         <w:r>
           <w:rPr>
             <w:rStyle w:val="Hyperlink"/>
@@ -8476,7 +8491,7 @@
             <w:noProof/>
             <w:webHidden/>
           </w:rPr>
-          <w:instrText xml:space="preserve"> PAGEREF _Toc242196960 \h </w:instrText>
+          <w:instrText xml:space="preserve"> PAGEREF _Toc242198123 \h </w:instrText>
         </w:r>
         <w:r>
           <w:rPr>
@@ -8496,7 +8511,7 @@
             <w:noProof/>
             <w:webHidden/>
           </w:rPr>
-          <w:t>26</w:t>
+          <w:t>24</w:t>
         </w:r>
         <w:r>
           <w:rPr>
@@ -8522,7 +8537,7 @@
           <w14:ligatures w14:val="standardContextual"/>
         </w:rPr>
       </w:pPr>
-      <w:hyperlink w:anchor="_Toc242196961" w:history="1">
+      <w:hyperlink w:anchor="_Toc242198124" w:history="1">
         <w:r>
           <w:rPr>
             <w:rStyle w:val="Hyperlink"/>
@@ -8557,7 +8572,7 @@
             <w:noProof/>
             <w:webHidden/>
           </w:rPr>
-          <w:instrText xml:space="preserve"> PAGEREF _Toc242196961 \h </w:instrText>
+          <w:instrText xml:space="preserve"> PAGEREF _Toc242198124 \h </w:instrText>
         </w:r>
         <w:r>
           <w:rPr>
@@ -8577,7 +8592,7 @@
             <w:noProof/>
             <w:webHidden/>
           </w:rPr>
-          <w:t>27</w:t>
+          <w:t>25</w:t>
         </w:r>
         <w:r>
           <w:rPr>
@@ -8603,7 +8618,7 @@
           <w14:ligatures w14:val="standardContextual"/>
         </w:rPr>
       </w:pPr>
-      <w:hyperlink w:anchor="_Toc242196962" w:history="1">
+      <w:hyperlink w:anchor="_Toc242198125" w:history="1">
         <w:r>
           <w:rPr>
             <w:rStyle w:val="Hyperlink"/>
@@ -8638,7 +8653,7 @@
             <w:noProof/>
             <w:webHidden/>
           </w:rPr>
-          <w:instrText xml:space="preserve"> PAGEREF _Toc242196962 \h </w:instrText>
+          <w:instrText xml:space="preserve"> PAGEREF _Toc242198125 \h </w:instrText>
         </w:r>
         <w:r>
           <w:rPr>
@@ -8658,7 +8673,7 @@
             <w:noProof/>
             <w:webHidden/>
           </w:rPr>
-          <w:t>37</w:t>
+          <w:t>34</w:t>
         </w:r>
         <w:r>
           <w:rPr>
@@ -8684,7 +8699,7 @@
           <w14:ligatures w14:val="standardContextual"/>
         </w:rPr>
       </w:pPr>
-      <w:hyperlink w:anchor="_Toc242196963" w:history="1">
+      <w:hyperlink w:anchor="_Toc242198126" w:history="1">
         <w:r>
           <w:rPr>
             <w:rStyle w:val="Hyperlink"/>
@@ -8719,7 +8734,7 @@
             <w:noProof/>
             <w:webHidden/>
           </w:rPr>
-          <w:instrText xml:space="preserve"> PAGEREF _Toc242196963 \h </w:instrText>
+          <w:instrText xml:space="preserve"> PAGEREF _Toc242198126 \h </w:instrText>
         </w:r>
         <w:r>
           <w:rPr>
@@ -8739,7 +8754,7 @@
             <w:noProof/>
             <w:webHidden/>
           </w:rPr>
-          <w:t>38</w:t>
+          <w:t>34</w:t>
         </w:r>
         <w:r>
           <w:rPr>
@@ -8758,7 +8773,7 @@
     <w:p>
       <w:pPr>
         <w:sectPr>
-          <w:footerReference w:type="default" r:id="rId8"/>
+          <w:footerReference w:type="default" r:id="rId9"/>
           <w:pgSz w:w="11906" w:h="16838"/>
           <w:pgMar w:top="1417" w:right="1417" w:bottom="1417" w:left="1417" w:header="720" w:footer="720" w:gutter="0"/>
           <w:pgNumType w:fmt="lowerRoman" w:start="1"/>
@@ -8772,7 +8787,7 @@
       <w:pPr>
         <w:pStyle w:val="Heading1"/>
       </w:pPr>
-      <w:bookmarkStart w:id="4" w:name="_Toc242196856"/>
+      <w:bookmarkStart w:id="4" w:name="_Toc242198019"/>
       <w:r>
         <w:lastRenderedPageBreak/>
         <w:t>Chapter 1</w:t>
@@ -8787,7 +8802,7 @@
       <w:pPr>
         <w:pStyle w:val="Heading2"/>
       </w:pPr>
-      <w:bookmarkStart w:id="5" w:name="_Toc242196857"/>
+      <w:bookmarkStart w:id="5" w:name="_Toc242198020"/>
       <w:r>
         <w:t>1.1   Background of the Study</w:t>
       </w:r>
@@ -8818,7 +8833,7 @@
       <w:pPr>
         <w:pStyle w:val="Heading2"/>
       </w:pPr>
-      <w:bookmarkStart w:id="6" w:name="_Toc242196858"/>
+      <w:bookmarkStart w:id="6" w:name="_Toc242198021"/>
       <w:r>
         <w:t>1.2   Problem Statement</w:t>
       </w:r>
@@ -8842,7 +8857,7 @@
       <w:pPr>
         <w:pStyle w:val="Heading2"/>
       </w:pPr>
-      <w:bookmarkStart w:id="7" w:name="_Toc242196859"/>
+      <w:bookmarkStart w:id="7" w:name="_Toc242198022"/>
       <w:r>
         <w:t>1.3   Research Objectives</w:t>
       </w:r>
@@ -8911,7 +8926,7 @@
       <w:pPr>
         <w:pStyle w:val="Heading2"/>
       </w:pPr>
-      <w:bookmarkStart w:id="8" w:name="_Toc242196860"/>
+      <w:bookmarkStart w:id="8" w:name="_Toc242198023"/>
       <w:r>
         <w:t>1.4   Research Questions</w:t>
       </w:r>
@@ -8975,7 +8990,7 @@
       <w:pPr>
         <w:pStyle w:val="Heading2"/>
       </w:pPr>
-      <w:bookmarkStart w:id="9" w:name="_Toc242196861"/>
+      <w:bookmarkStart w:id="9" w:name="_Toc242198024"/>
       <w:r>
         <w:lastRenderedPageBreak/>
         <w:t>1.5   Research Hypotheses</w:t>
@@ -9111,7 +9126,7 @@
       <w:pPr>
         <w:pStyle w:val="Heading2"/>
       </w:pPr>
-      <w:bookmarkStart w:id="10" w:name="_Toc242196862"/>
+      <w:bookmarkStart w:id="10" w:name="_Toc242198025"/>
       <w:r>
         <w:t>1.6   Significance of the Study</w:t>
       </w:r>
@@ -9129,7 +9144,7 @@
       <w:pPr>
         <w:pStyle w:val="Heading2"/>
       </w:pPr>
-      <w:bookmarkStart w:id="11" w:name="_Toc242196863"/>
+      <w:bookmarkStart w:id="11" w:name="_Toc242198026"/>
       <w:r>
         <w:t>1.7   Scope and Limitations</w:t>
       </w:r>
@@ -9144,7 +9159,7 @@
       <w:pPr>
         <w:pStyle w:val="Heading2"/>
       </w:pPr>
-      <w:bookmarkStart w:id="12" w:name="_Toc242196864"/>
+      <w:bookmarkStart w:id="12" w:name="_Toc242198027"/>
       <w:r>
         <w:t>1.8   Organization of the Paper</w:t>
       </w:r>
@@ -9160,17 +9175,11 @@
       </w:r>
     </w:p>
     <w:p>
-      <w:r>
-        <w:br w:type="page"/>
-      </w:r>
-    </w:p>
-    <w:p>
       <w:pPr>
         <w:pStyle w:val="Heading1"/>
       </w:pPr>
-      <w:bookmarkStart w:id="13" w:name="_Toc242196865"/>
-      <w:r>
-        <w:lastRenderedPageBreak/>
+      <w:bookmarkStart w:id="13" w:name="_Toc242198028"/>
+      <w:r>
         <w:t>Chapter 2</w:t>
       </w:r>
       <w:r>
@@ -9183,7 +9192,7 @@
       <w:pPr>
         <w:pStyle w:val="Heading2"/>
       </w:pPr>
-      <w:bookmarkStart w:id="14" w:name="_Toc242196866"/>
+      <w:bookmarkStart w:id="14" w:name="_Toc242198029"/>
       <w:r>
         <w:t>2.1   Introduction to the Theoretical Framework</w:t>
       </w:r>
@@ -9198,7 +9207,7 @@
       <w:pPr>
         <w:pStyle w:val="Heading2"/>
       </w:pPr>
-      <w:bookmarkStart w:id="15" w:name="_Toc242196867"/>
+      <w:bookmarkStart w:id="15" w:name="_Toc242198030"/>
       <w:r>
         <w:t>2.2   Theoretical Underpinnings</w:t>
       </w:r>
@@ -9208,7 +9217,7 @@
       <w:pPr>
         <w:pStyle w:val="Heading3"/>
       </w:pPr>
-      <w:bookmarkStart w:id="16" w:name="_Toc242196868"/>
+      <w:bookmarkStart w:id="16" w:name="_Toc242198031"/>
       <w:r>
         <w:t>2.2.1   The Diathesis–Stress Model</w:t>
       </w:r>
@@ -9226,7 +9235,7 @@
       <w:pPr>
         <w:pStyle w:val="Heading3"/>
       </w:pPr>
-      <w:bookmarkStart w:id="17" w:name="_Toc242196869"/>
+      <w:bookmarkStart w:id="17" w:name="_Toc242198032"/>
       <w:r>
         <w:t>2.2.2   Social Support and the Stress-Buffering Hypothesis</w:t>
       </w:r>
@@ -9234,17 +9243,18 @@
     </w:p>
     <w:p>
       <w:r>
-        <w:t>Cohen and Wills (1985) showed that social support protects mental health mainly by 'buffering' the impact of stress: people with close, supportive relationships cope better with the same level of adversity. Kawachi and Berkman (2001) further document that social ties — friendships, partners and family — reduce the risk of depression through emotional support, a sense of belonging and practical help. For students, friend circles, romantic partners and living with family are the most direct sources of this su</w:t>
-      </w:r>
-      <w:r>
-        <w:t>pport, which motivates hypotheses H2, H3 and H6.</w:t>
+        <w:t xml:space="preserve">Cohen and Wills (1985) showed that social support protects mental health mainly by 'buffering' the impact of stress: people with close, supportive relationships cope better with the same level of adversity. Kawachi and Berkman (2001) further document that social ties — friendships, partners and family — reduce the risk of depression through emotional support, a sense of belonging and practical help. For students, friend circles, </w:t>
+      </w:r>
+      <w:r>
+        <w:lastRenderedPageBreak/>
+        <w:t>romantic partners and living with family are the most direct sources of this support, which motivates hypotheses H2, H3 and H6.</w:t>
       </w:r>
     </w:p>
     <w:p>
       <w:pPr>
         <w:pStyle w:val="Heading2"/>
       </w:pPr>
-      <w:bookmarkStart w:id="18" w:name="_Toc242196870"/>
+      <w:bookmarkStart w:id="18" w:name="_Toc242198033"/>
       <w:r>
         <w:t>2.3   Academic Pressure and Performance</w:t>
       </w:r>
@@ -9252,91 +9262,90 @@
     </w:p>
     <w:p>
       <w:r>
-        <w:t xml:space="preserve">Academic stress is widely cited as a driver of student depression. Poor results can threaten future career plans and self-esteem, while depression in turn reduces </w:t>
+        <w:t>Academic stress is widely cited as a driver of student depression. Poor results can threaten future career plans and self-esteem, while depression in turn reduces concentration and productivity (Hysenbegasi et al., 2005). Eisenberg et al. (2007) found that depression is associated with lower grade point averages. However, the direction of the relationship is unclear — depression may lower grades rather than grades causing depression — and several studies find only weak links once social and economic variabl</w:t>
+      </w:r>
+      <w:r>
+        <w:t>es are included. Hypothesis H1 tests whether CGPA retains an independent association in this sample.</w:t>
+      </w:r>
+    </w:p>
+    <w:p>
+      <w:pPr>
+        <w:pStyle w:val="Heading2"/>
+      </w:pPr>
+      <w:bookmarkStart w:id="19" w:name="_Toc242198034"/>
+      <w:r>
+        <w:t>2.4   Socioeconomic Status and Financial Strain</w:t>
+      </w:r>
+      <w:bookmarkEnd w:id="19"/>
+    </w:p>
+    <w:p>
+      <w:r>
+        <w:t>A meta-analysis by Lorant et al. (2003) found that people with lower socioeconomic status have significantly higher odds of depression, with financial strain being one of the main channels. Richardson et al. (2013) show that debt and money worries are strongly linked to poor mental health, including among students. For students, family background shapes both the money available and the expectations placed on them, while the monthly cost of living is a direct measure of financial pressure. These ideas motiva</w:t>
+      </w:r>
+      <w:r>
+        <w:t>te hypotheses H4a, H4b and H5.</w:t>
+      </w:r>
+    </w:p>
+    <w:p>
+      <w:pPr>
+        <w:pStyle w:val="Heading2"/>
+      </w:pPr>
+      <w:bookmarkStart w:id="20" w:name="_Toc242198035"/>
+      <w:r>
+        <w:t>2.5   Relationships, Marriage and Loneliness</w:t>
+      </w:r>
+      <w:bookmarkEnd w:id="20"/>
+    </w:p>
+    <w:p>
+      <w:r>
+        <w:t>Close relationships are among the strongest protective factors against depression. Being in a stable relationship provides companionship and emotional support, while being single can be associated with loneliness, particularly in early adulthood when peers are forming couples. Whitton and Whisman (2010) show that the quality and stability of romantic relationships are closely tied to depressive symptoms, and Bulloch et al. (2009) find that the link between marital status and depression runs in both directio</w:t>
+      </w:r>
+      <w:r>
+        <w:t>ns. Hypothesis H3 tests whether single students face a higher risk.</w:t>
+      </w:r>
+    </w:p>
+    <w:p>
+      <w:pPr>
+        <w:pStyle w:val="Heading2"/>
+      </w:pPr>
+      <w:bookmarkStart w:id="21" w:name="_Toc242198036"/>
+      <w:r>
+        <w:t>2.6   Gender Differences in Depression</w:t>
+      </w:r>
+      <w:bookmarkEnd w:id="21"/>
+    </w:p>
+    <w:p>
+      <w:r>
+        <w:t xml:space="preserve">One of the most consistent findings in psychiatric epidemiology is that women experience depression roughly twice as often as men (Nolen-Hoeksema, 1987; Kessler, 2003). Explanations include differences in stress exposure, coping styles — women are </w:t>
       </w:r>
       <w:r>
         <w:lastRenderedPageBreak/>
-        <w:t>concentration and productivity (Hysenbegasi et al., 2005). Eisenberg et al. (2007) found that depression is associated with lower grade point averages. However, the direction of the relationship is unclear — depression may lower grades rather than grades causing depression — and several studies find only weak links once social and economic variables are included. Hypothesis H1 tests whether CGPA retains an independent association in this sample.</w:t>
+        <w:t>more likely to ruminate, men to distract themselves — and hormonal factors. Among students, the gap is often smaller but usually still present (Eisenberg et al., 2007). Hypothesis H7 tests whether female students in this sample are more likely to be depressed after other factors are controlled for.</w:t>
       </w:r>
     </w:p>
     <w:p>
       <w:pPr>
         <w:pStyle w:val="Heading2"/>
       </w:pPr>
-      <w:bookmarkStart w:id="19" w:name="_Toc242196871"/>
-      <w:r>
-        <w:t>2.4   Socioeconomic Status and Financial Strain</w:t>
-      </w:r>
-      <w:bookmarkEnd w:id="19"/>
-    </w:p>
-    <w:p>
-      <w:r>
-        <w:t>A meta-analysis by Lorant et al. (2003) found that people with lower socioeconomic status have significantly higher odds of depression, with financial strain being one of the main channels. Richardson et al. (2013) show that debt and money worries are strongly linked to poor mental health, including among students. For students, family background shapes both the money available and the expectations placed on them, while the monthly cost of living is a direct measure of financial pressure. These ideas motiva</w:t>
-      </w:r>
-      <w:r>
-        <w:t>te hypotheses H4a, H4b and H5.</w:t>
+      <w:bookmarkStart w:id="22" w:name="_Toc242198037"/>
+      <w:r>
+        <w:t>2.7   Physical Health and Depression</w:t>
+      </w:r>
+      <w:bookmarkEnd w:id="22"/>
+    </w:p>
+    <w:p>
+      <w:r>
+        <w:t xml:space="preserve">Physical and mental health are closely intertwined. Using World Health Survey data from 60 countries, Moussavi et al. (2007) showed that chronic physical conditions sharply increase the probability of depression, and that depression worsens health outcomes more than many chronic diseases. Self-reported health is therefore expected to be strongly related to depression. However, when self-reported health partly reflects the same symptoms as depression, it becomes difficult to treat it as an independent cause </w:t>
+      </w:r>
+      <w:r>
+        <w:t>— an issue that turns out to be important in this study (Section 3.2).</w:t>
       </w:r>
     </w:p>
     <w:p>
       <w:pPr>
         <w:pStyle w:val="Heading2"/>
       </w:pPr>
-      <w:bookmarkStart w:id="20" w:name="_Toc242196872"/>
-      <w:r>
-        <w:t>2.5   Relationships, Marriage and Loneliness</w:t>
-      </w:r>
-      <w:bookmarkEnd w:id="20"/>
-    </w:p>
-    <w:p>
-      <w:r>
-        <w:t>Close relationships are among the strongest protective factors against depression. Being in a stable relationship provides companionship and emotional support, while being single can be associated with loneliness, particularly in early adulthood when peers are forming couples. Whitton and Whisman (2010) show that the quality and stability of romantic relationships are closely tied to depressive symptoms, and Bulloch et al. (2009) find that the link between marital status and depression runs in both directio</w:t>
-      </w:r>
-      <w:r>
-        <w:t>ns. Hypothesis H3 tests whether single students face a higher risk.</w:t>
-      </w:r>
-    </w:p>
-    <w:p>
-      <w:pPr>
-        <w:pStyle w:val="Heading2"/>
-      </w:pPr>
-      <w:bookmarkStart w:id="21" w:name="_Toc242196873"/>
-      <w:r>
-        <w:t>2.6   Gender Differences in Depression</w:t>
-      </w:r>
-      <w:bookmarkEnd w:id="21"/>
-    </w:p>
-    <w:p>
-      <w:r>
-        <w:t>One of the most consistent findings in psychiatric epidemiology is that women experience depression roughly twice as often as men (Nolen-Hoeksema, 1987; Kessler, 2003). Explanations include differences in stress exposure, coping styles — women are more likely to ruminate, men to distract themselves — and hormonal factors. Among students, the gap is often smaller but usually still present (Eisenberg et al., 2007). Hypothesis H7 tests whether female students in this sample are more likely to be depressed afte</w:t>
-      </w:r>
-      <w:r>
-        <w:t>r other factors are controlled for.</w:t>
-      </w:r>
-    </w:p>
-    <w:p>
-      <w:pPr>
-        <w:pStyle w:val="Heading2"/>
-      </w:pPr>
-      <w:bookmarkStart w:id="22" w:name="_Toc242196874"/>
-      <w:r>
-        <w:lastRenderedPageBreak/>
-        <w:t>2.7   Physical Health and Depression</w:t>
-      </w:r>
-      <w:bookmarkEnd w:id="22"/>
-    </w:p>
-    <w:p>
-      <w:r>
-        <w:t xml:space="preserve">Physical and mental health are closely intertwined. Using World Health Survey data from 60 countries, Moussavi et al. (2007) showed that chronic physical conditions sharply increase the probability of depression, and that depression worsens health outcomes more than many chronic diseases. Self-reported health is therefore expected to be strongly related to depression. However, when self-reported health partly reflects the same symptoms as depression, it becomes difficult to treat it as an independent cause </w:t>
-      </w:r>
-      <w:r>
-        <w:t>— an issue that turns out to be important in this study (Section 3.2).</w:t>
-      </w:r>
-    </w:p>
-    <w:p>
-      <w:pPr>
-        <w:pStyle w:val="Heading2"/>
-      </w:pPr>
-      <w:bookmarkStart w:id="23" w:name="_Toc242196875"/>
+      <w:bookmarkStart w:id="23" w:name="_Toc242198038"/>
       <w:r>
         <w:t>2.8   Conclusion of Literature Review</w:t>
       </w:r>
@@ -9348,17 +9357,11 @@
       </w:r>
     </w:p>
     <w:p>
-      <w:r>
-        <w:br w:type="page"/>
-      </w:r>
-    </w:p>
-    <w:p>
       <w:pPr>
         <w:pStyle w:val="Heading1"/>
       </w:pPr>
-      <w:bookmarkStart w:id="24" w:name="_Toc242196876"/>
-      <w:r>
-        <w:lastRenderedPageBreak/>
+      <w:bookmarkStart w:id="24" w:name="_Toc242198039"/>
+      <w:r>
         <w:t>Chapter 3</w:t>
       </w:r>
       <w:r>
@@ -9371,7 +9374,7 @@
       <w:pPr>
         <w:pStyle w:val="Heading2"/>
       </w:pPr>
-      <w:bookmarkStart w:id="25" w:name="_Toc242196877"/>
+      <w:bookmarkStart w:id="25" w:name="_Toc242198040"/>
       <w:r>
         <w:t>3.1   Data Overview</w:t>
       </w:r>
@@ -9384,7 +9387,11 @@
     </w:p>
     <w:p>
       <w:r>
-        <w:t>For each student, the survey records gender, age, family background, relationship status, marital status, living style, current semester, CGPA, whether the student has a friend circle, self-reported health condition, monthly living cost excluding study costs, and whether the student is depressed. Table 3.1 shows the first five records of the raw data.</w:t>
+        <w:t xml:space="preserve">For each student, the survey records gender, age, family background, relationship status, marital status, living style, current semester, CGPA, whether the student has a friend </w:t>
+      </w:r>
+      <w:r>
+        <w:lastRenderedPageBreak/>
+        <w:t>circle, self-reported health condition, monthly living cost excluding study costs, and whether the student is depressed. Table 3.1 shows the first five records of the raw data.</w:t>
       </w:r>
     </w:p>
     <w:tbl>
@@ -10845,7 +10852,7 @@
       <w:pPr>
         <w:pStyle w:val="TableCaption"/>
       </w:pPr>
-      <w:bookmarkStart w:id="26" w:name="_Toc242196947"/>
+      <w:bookmarkStart w:id="26" w:name="_Toc242198110"/>
       <w:r>
         <w:rPr>
           <w:b/>
@@ -10861,7 +10868,7 @@
       <w:pPr>
         <w:pStyle w:val="Heading2"/>
       </w:pPr>
-      <w:bookmarkStart w:id="27" w:name="_Toc242196878"/>
+      <w:bookmarkStart w:id="27" w:name="_Toc242198041"/>
       <w:r>
         <w:t>3.2   Data Transformation</w:t>
       </w:r>
@@ -10899,7 +10906,6 @@
         <w:rPr>
           <w:b/>
         </w:rPr>
-        <w:lastRenderedPageBreak/>
         <w:t>3. Dummy variables for family background.</w:t>
       </w:r>
       <w:r>
@@ -10954,7 +10960,11 @@
         <w:t>6. Treatment of self-reported health condition.</w:t>
       </w:r>
       <w:r>
-        <w:t xml:space="preserve"> Health condition is almost perfectly aligned with depression in the data: 100% of students in 'critical' health and 0% of students in 'good' health are depressed (Section 4.2.3). Including it in the main model would cause quasi-complete separation, and it very likely captures the same underlying condition as the outcome rather than an independent cause. It is therefore analysed descriptively and entered only in one robustness model (Section 4.12), as a single 'poor health' indicator.</w:t>
+        <w:t xml:space="preserve"> Health condition is almost perfectly aligned with depression in the data: 100% of students in 'critical' health and 0% of students in 'good' health are depressed (Section 4.2.3). Including it in the main model would cause quasi-complete separation, and it very likely captures the same underlying condition as the outcome rather than an independent cause. It is therefore analysed </w:t>
+      </w:r>
+      <w:r>
+        <w:lastRenderedPageBreak/>
+        <w:t>descriptively and entered only in one robustness model (Section 4.12), as a single 'poor health' indicator.</w:t>
       </w:r>
     </w:p>
     <w:p>
@@ -10966,9 +10976,8 @@
       <w:pPr>
         <w:pStyle w:val="Heading2"/>
       </w:pPr>
-      <w:bookmarkStart w:id="28" w:name="_Toc242196879"/>
-      <w:r>
-        <w:lastRenderedPageBreak/>
+      <w:bookmarkStart w:id="28" w:name="_Toc242198042"/>
+      <w:r>
         <w:t>3.3   Data and Types of Variables</w:t>
       </w:r>
       <w:bookmarkEnd w:id="28"/>
@@ -11918,7 +11927,7 @@
       <w:pPr>
         <w:pStyle w:val="TableCaption"/>
       </w:pPr>
-      <w:bookmarkStart w:id="29" w:name="_Toc242196948"/>
+      <w:bookmarkStart w:id="29" w:name="_Toc242198111"/>
       <w:r>
         <w:rPr>
           <w:b/>
@@ -11934,7 +11943,7 @@
       <w:pPr>
         <w:pStyle w:val="Heading2"/>
       </w:pPr>
-      <w:bookmarkStart w:id="30" w:name="_Toc242196880"/>
+      <w:bookmarkStart w:id="30" w:name="_Toc242198043"/>
       <w:r>
         <w:t>3.4   Data Analysis</w:t>
       </w:r>
@@ -11952,7 +11961,7 @@
       <w:pPr>
         <w:pStyle w:val="Heading3"/>
       </w:pPr>
-      <w:bookmarkStart w:id="31" w:name="_Toc242196881"/>
+      <w:bookmarkStart w:id="31" w:name="_Toc242198044"/>
       <w:r>
         <w:t>3.4.1   Graphs Overview</w:t>
       </w:r>
@@ -11974,10 +11983,10 @@
         </w:rPr>
         <w:lastRenderedPageBreak/>
         <w:drawing>
-          <wp:inline distT="0" distB="0" distL="0" distR="0" wp14:anchorId="3D232905" wp14:editId="08E98661">
+          <wp:inline distT="0" distB="0" distL="0" distR="0" wp14:anchorId="1EB28446" wp14:editId="418941FA">
             <wp:extent cx="3600000" cy="2561755"/>
             <wp:effectExtent l="0" t="0" r="0" b="0"/>
-            <wp:docPr id="1" name="Picture 1"/>
+            <wp:docPr id="2" name="Picture 2"/>
             <wp:cNvGraphicFramePr>
               <a:graphicFrameLocks xmlns:a="http://schemas.openxmlformats.org/drawingml/2006/main" noChangeAspect="1"/>
             </wp:cNvGraphicFramePr>
@@ -11989,7 +11998,7 @@
                     <pic:cNvPicPr/>
                   </pic:nvPicPr>
                   <pic:blipFill>
-                    <a:blip r:embed="rId9"/>
+                    <a:blip r:embed="rId10"/>
                     <a:stretch>
                       <a:fillRect/>
                     </a:stretch>
@@ -12014,7 +12023,7 @@
       <w:pPr>
         <w:pStyle w:val="FigureCaption"/>
       </w:pPr>
-      <w:bookmarkStart w:id="32" w:name="_Toc242196936"/>
+      <w:bookmarkStart w:id="32" w:name="_Toc242198099"/>
       <w:r>
         <w:rPr>
           <w:b/>
@@ -12030,7 +12039,7 @@
       <w:pPr>
         <w:pStyle w:val="Heading2"/>
       </w:pPr>
-      <w:bookmarkStart w:id="33" w:name="_Toc242196882"/>
+      <w:bookmarkStart w:id="33" w:name="_Toc242198045"/>
       <w:r>
         <w:t>3.5   Econometric Model Specification</w:t>
       </w:r>
@@ -12369,7 +12378,7 @@
       <w:pPr>
         <w:pStyle w:val="Heading2"/>
       </w:pPr>
-      <w:bookmarkStart w:id="34" w:name="_Toc242196883"/>
+      <w:bookmarkStart w:id="34" w:name="_Toc242198046"/>
       <w:r>
         <w:t>3.6   Ethical Considerations</w:t>
       </w:r>
@@ -12381,17 +12390,11 @@
       </w:r>
     </w:p>
     <w:p>
-      <w:r>
-        <w:br w:type="page"/>
-      </w:r>
-    </w:p>
-    <w:p>
       <w:pPr>
         <w:pStyle w:val="Heading1"/>
       </w:pPr>
-      <w:bookmarkStart w:id="35" w:name="_Toc242196884"/>
-      <w:r>
-        <w:lastRenderedPageBreak/>
+      <w:bookmarkStart w:id="35" w:name="_Toc242198047"/>
+      <w:r>
         <w:t>Chapter 4</w:t>
       </w:r>
       <w:r>
@@ -12404,7 +12407,7 @@
       <w:pPr>
         <w:pStyle w:val="Heading2"/>
       </w:pPr>
-      <w:bookmarkStart w:id="36" w:name="_Toc242196885"/>
+      <w:bookmarkStart w:id="36" w:name="_Toc242198048"/>
       <w:r>
         <w:t>4.1   Introduction</w:t>
       </w:r>
@@ -12419,7 +12422,7 @@
       <w:pPr>
         <w:pStyle w:val="Heading2"/>
       </w:pPr>
-      <w:bookmarkStart w:id="37" w:name="_Toc242196886"/>
+      <w:bookmarkStart w:id="37" w:name="_Toc242198049"/>
       <w:r>
         <w:t>4.2   Descriptive Analysis of Student Characteristics</w:t>
       </w:r>
@@ -12429,7 +12432,7 @@
       <w:pPr>
         <w:pStyle w:val="Heading3"/>
       </w:pPr>
-      <w:bookmarkStart w:id="38" w:name="_Toc242196887"/>
+      <w:bookmarkStart w:id="38" w:name="_Toc242198050"/>
       <w:r>
         <w:t>4.2.1   Prevalence of Depression</w:t>
       </w:r>
@@ -12437,14 +12440,18 @@
     </w:p>
     <w:p>
       <w:r>
-        <w:t>Depression is common in the sample: 29.7% of students — almost three in ten — report being depressed. This is in line with the international estimates of around 30% reported by Ibrahim et al. (2013), and confirms that student depression is a widespread rather than a marginal problem.</w:t>
+        <w:t xml:space="preserve">Depression is common in the sample: 29.7% of students — almost three in ten — report being depressed. This is in line with the international estimates of around 30% reported </w:t>
+      </w:r>
+      <w:r>
+        <w:lastRenderedPageBreak/>
+        <w:t>by Ibrahim et al. (2013), and confirms that student depression is a widespread rather than a marginal problem.</w:t>
       </w:r>
     </w:p>
     <w:p>
       <w:pPr>
         <w:pStyle w:val="Heading3"/>
       </w:pPr>
-      <w:bookmarkStart w:id="39" w:name="_Toc242196888"/>
+      <w:bookmarkStart w:id="39" w:name="_Toc242198051"/>
       <w:r>
         <w:t>4.2.2   Social and Demographic Characteristics</w:t>
       </w:r>
@@ -12539,12 +12546,11 @@
         <w:rPr>
           <w:noProof/>
         </w:rPr>
-        <w:lastRenderedPageBreak/>
         <w:drawing>
-          <wp:inline distT="0" distB="0" distL="0" distR="0" wp14:anchorId="01D4EE64" wp14:editId="60CA19D0">
+          <wp:inline distT="0" distB="0" distL="0" distR="0" wp14:anchorId="49B4F7C6" wp14:editId="3E924C9C">
             <wp:extent cx="5580000" cy="3300413"/>
             <wp:effectExtent l="0" t="0" r="0" b="0"/>
-            <wp:docPr id="2" name="Picture 2"/>
+            <wp:docPr id="3" name="Picture 3"/>
             <wp:cNvGraphicFramePr>
               <a:graphicFrameLocks xmlns:a="http://schemas.openxmlformats.org/drawingml/2006/main" noChangeAspect="1"/>
             </wp:cNvGraphicFramePr>
@@ -12556,7 +12562,7 @@
                     <pic:cNvPicPr/>
                   </pic:nvPicPr>
                   <pic:blipFill>
-                    <a:blip r:embed="rId10"/>
+                    <a:blip r:embed="rId11"/>
                     <a:stretch>
                       <a:fillRect/>
                     </a:stretch>
@@ -12581,7 +12587,7 @@
       <w:pPr>
         <w:pStyle w:val="FigureCaption"/>
       </w:pPr>
-      <w:bookmarkStart w:id="40" w:name="_Toc242196937"/>
+      <w:bookmarkStart w:id="40" w:name="_Toc242198100"/>
       <w:r>
         <w:rPr>
           <w:b/>
@@ -12595,14 +12601,18 @@
     </w:p>
     <w:p>
       <w:r>
-        <w:t>These raw comparisons do not control for other factors. For example, single students are more often male and less often live with family, so part of the gap between groups may be due to these overlaps. The regression models in Sections 4.6–4.9 separate these influences.</w:t>
+        <w:t xml:space="preserve">These raw comparisons do not control for other factors. For example, single students are more often male and less often live with family, so part of the gap between groups may </w:t>
+      </w:r>
+      <w:r>
+        <w:lastRenderedPageBreak/>
+        <w:t>be due to these overlaps. The regression models in Sections 4.6–4.9 separate these influences.</w:t>
       </w:r>
     </w:p>
     <w:p>
       <w:pPr>
         <w:pStyle w:val="Heading3"/>
       </w:pPr>
-      <w:bookmarkStart w:id="41" w:name="_Toc242196889"/>
+      <w:bookmarkStart w:id="41" w:name="_Toc242198052"/>
       <w:r>
         <w:t>4.2.3   Self-Reported Health Condition</w:t>
       </w:r>
@@ -12625,12 +12635,11 @@
         <w:rPr>
           <w:noProof/>
         </w:rPr>
-        <w:lastRenderedPageBreak/>
         <w:drawing>
-          <wp:inline distT="0" distB="0" distL="0" distR="0" wp14:anchorId="444D3634" wp14:editId="61253A1C">
+          <wp:inline distT="0" distB="0" distL="0" distR="0" wp14:anchorId="0D91C2CF" wp14:editId="2BEB3347">
             <wp:extent cx="4680000" cy="3039437"/>
             <wp:effectExtent l="0" t="0" r="0" b="0"/>
-            <wp:docPr id="3" name="Picture 3"/>
+            <wp:docPr id="4" name="Picture 4"/>
             <wp:cNvGraphicFramePr>
               <a:graphicFrameLocks xmlns:a="http://schemas.openxmlformats.org/drawingml/2006/main" noChangeAspect="1"/>
             </wp:cNvGraphicFramePr>
@@ -12642,7 +12651,7 @@
                     <pic:cNvPicPr/>
                   </pic:nvPicPr>
                   <pic:blipFill>
-                    <a:blip r:embed="rId11"/>
+                    <a:blip r:embed="rId12"/>
                     <a:stretch>
                       <a:fillRect/>
                     </a:stretch>
@@ -12667,7 +12676,7 @@
       <w:pPr>
         <w:pStyle w:val="FigureCaption"/>
       </w:pPr>
-      <w:bookmarkStart w:id="42" w:name="_Toc242196938"/>
+      <w:bookmarkStart w:id="42" w:name="_Toc242198101"/>
       <w:r>
         <w:rPr>
           <w:b/>
@@ -12683,7 +12692,7 @@
       <w:pPr>
         <w:pStyle w:val="Heading3"/>
       </w:pPr>
-      <w:bookmarkStart w:id="43" w:name="_Toc242196890"/>
+      <w:bookmarkStart w:id="43" w:name="_Toc242198053"/>
       <w:r>
         <w:t>4.2.4   Numerical Variables: CGPA, Monthly Cost and Age</w:t>
       </w:r>
@@ -12703,11 +12712,12 @@
         <w:rPr>
           <w:noProof/>
         </w:rPr>
+        <w:lastRenderedPageBreak/>
         <w:drawing>
-          <wp:inline distT="0" distB="0" distL="0" distR="0" wp14:anchorId="6C33407A" wp14:editId="053D6F47">
+          <wp:inline distT="0" distB="0" distL="0" distR="0" wp14:anchorId="791AE77B" wp14:editId="182F5ED5">
             <wp:extent cx="5580000" cy="1932523"/>
             <wp:effectExtent l="0" t="0" r="0" b="0"/>
-            <wp:docPr id="4" name="Picture 4"/>
+            <wp:docPr id="5" name="Picture 5"/>
             <wp:cNvGraphicFramePr>
               <a:graphicFrameLocks xmlns:a="http://schemas.openxmlformats.org/drawingml/2006/main" noChangeAspect="1"/>
             </wp:cNvGraphicFramePr>
@@ -12719,7 +12729,7 @@
                     <pic:cNvPicPr/>
                   </pic:nvPicPr>
                   <pic:blipFill>
-                    <a:blip r:embed="rId12"/>
+                    <a:blip r:embed="rId13"/>
                     <a:stretch>
                       <a:fillRect/>
                     </a:stretch>
@@ -12744,7 +12754,7 @@
       <w:pPr>
         <w:pStyle w:val="FigureCaption"/>
       </w:pPr>
-      <w:bookmarkStart w:id="44" w:name="_Toc242196939"/>
+      <w:bookmarkStart w:id="44" w:name="_Toc242198102"/>
       <w:r>
         <w:rPr>
           <w:b/>
@@ -12760,7 +12770,7 @@
       <w:pPr>
         <w:pStyle w:val="Heading3"/>
       </w:pPr>
-      <w:bookmarkStart w:id="45" w:name="_Toc242196891"/>
+      <w:bookmarkStart w:id="45" w:name="_Toc242198054"/>
       <w:r>
         <w:t>4.2.5   Age and Semester</w:t>
       </w:r>
@@ -12780,12 +12790,11 @@
         <w:rPr>
           <w:noProof/>
         </w:rPr>
-        <w:lastRenderedPageBreak/>
         <w:drawing>
-          <wp:inline distT="0" distB="0" distL="0" distR="0" wp14:anchorId="20E29A16" wp14:editId="303E06AD">
+          <wp:inline distT="0" distB="0" distL="0" distR="0" wp14:anchorId="6C55E2AC" wp14:editId="35E5E3C2">
             <wp:extent cx="5580000" cy="2027141"/>
             <wp:effectExtent l="0" t="0" r="0" b="0"/>
-            <wp:docPr id="5" name="Picture 5"/>
+            <wp:docPr id="6" name="Picture 6"/>
             <wp:cNvGraphicFramePr>
               <a:graphicFrameLocks xmlns:a="http://schemas.openxmlformats.org/drawingml/2006/main" noChangeAspect="1"/>
             </wp:cNvGraphicFramePr>
@@ -12797,7 +12806,7 @@
                     <pic:cNvPicPr/>
                   </pic:nvPicPr>
                   <pic:blipFill>
-                    <a:blip r:embed="rId13"/>
+                    <a:blip r:embed="rId14"/>
                     <a:stretch>
                       <a:fillRect/>
                     </a:stretch>
@@ -12822,7 +12831,7 @@
       <w:pPr>
         <w:pStyle w:val="FigureCaption"/>
       </w:pPr>
-      <w:bookmarkStart w:id="46" w:name="_Toc242196940"/>
+      <w:bookmarkStart w:id="46" w:name="_Toc242198103"/>
       <w:r>
         <w:rPr>
           <w:b/>
@@ -12838,7 +12847,7 @@
       <w:pPr>
         <w:pStyle w:val="Heading2"/>
       </w:pPr>
-      <w:bookmarkStart w:id="47" w:name="_Toc242196892"/>
+      <w:bookmarkStart w:id="47" w:name="_Toc242198055"/>
       <w:r>
         <w:t>4.3   Descriptive Statistics of Variables</w:t>
       </w:r>
@@ -12887,6 +12896,7 @@
                 <w:b/>
                 <w:sz w:val="19"/>
               </w:rPr>
+              <w:lastRenderedPageBreak/>
               <w:t>Variable</w:t>
             </w:r>
           </w:p>
@@ -14512,7 +14522,7 @@
       <w:pPr>
         <w:pStyle w:val="TableCaption"/>
       </w:pPr>
-      <w:bookmarkStart w:id="48" w:name="_Toc242196949"/>
+      <w:bookmarkStart w:id="48" w:name="_Toc242198112"/>
       <w:r>
         <w:rPr>
           <w:b/>
@@ -14531,11 +14541,7 @@
     </w:p>
     <w:p>
       <w:r>
-        <w:t xml:space="preserve">Figure 4.5 shows the correlation matrix. Apart from the very high correlation between depression and health level discussed above, correlations among the explanatory variables are modest. The largest are between monthly cost and lower-middle class </w:t>
-      </w:r>
-      <w:r>
-        <w:lastRenderedPageBreak/>
-        <w:t>(−0.50) and between being male and living with family (−0.41), neither of which is high enough to cause estimation problems.</w:t>
+        <w:t>Figure 4.5 shows the correlation matrix. Apart from the very high correlation between depression and health level discussed above, correlations among the explanatory variables are modest. The largest are between monthly cost and lower-middle class (−0.50) and between being male and living with family (−0.41), neither of which is high enough to cause estimation problems.</w:t>
       </w:r>
     </w:p>
     <w:p>
@@ -14547,11 +14553,12 @@
         <w:rPr>
           <w:noProof/>
         </w:rPr>
+        <w:lastRenderedPageBreak/>
         <w:drawing>
-          <wp:inline distT="0" distB="0" distL="0" distR="0" wp14:anchorId="5692D5AA" wp14:editId="5A1BCB26">
+          <wp:inline distT="0" distB="0" distL="0" distR="0" wp14:anchorId="4F5F6C4E" wp14:editId="1ACADC95">
             <wp:extent cx="5220000" cy="4459327"/>
             <wp:effectExtent l="0" t="0" r="0" b="0"/>
-            <wp:docPr id="6" name="Picture 6"/>
+            <wp:docPr id="7" name="Picture 7"/>
             <wp:cNvGraphicFramePr>
               <a:graphicFrameLocks xmlns:a="http://schemas.openxmlformats.org/drawingml/2006/main" noChangeAspect="1"/>
             </wp:cNvGraphicFramePr>
@@ -14563,7 +14570,7 @@
                     <pic:cNvPicPr/>
                   </pic:nvPicPr>
                   <pic:blipFill>
-                    <a:blip r:embed="rId14"/>
+                    <a:blip r:embed="rId15"/>
                     <a:stretch>
                       <a:fillRect/>
                     </a:stretch>
@@ -14588,7 +14595,7 @@
       <w:pPr>
         <w:pStyle w:val="FigureCaption"/>
       </w:pPr>
-      <w:bookmarkStart w:id="49" w:name="_Toc242196941"/>
+      <w:bookmarkStart w:id="49" w:name="_Toc242198104"/>
       <w:r>
         <w:rPr>
           <w:b/>
@@ -14604,7 +14611,7 @@
       <w:pPr>
         <w:pStyle w:val="Heading2"/>
       </w:pPr>
-      <w:bookmarkStart w:id="50" w:name="_Toc242196893"/>
+      <w:bookmarkStart w:id="50" w:name="_Toc242198056"/>
       <w:r>
         <w:t>4.4   Bivariate Analysis</w:t>
       </w:r>
@@ -14614,7 +14621,7 @@
       <w:pPr>
         <w:pStyle w:val="Heading3"/>
       </w:pPr>
-      <w:bookmarkStart w:id="51" w:name="_Toc242196894"/>
+      <w:bookmarkStart w:id="51" w:name="_Toc242198057"/>
       <w:r>
         <w:t>4.4.1   Chi-Square Tests of Independence</w:t>
       </w:r>
@@ -15737,7 +15744,7 @@
       <w:pPr>
         <w:pStyle w:val="TableCaption"/>
       </w:pPr>
-      <w:bookmarkStart w:id="52" w:name="_Toc242196950"/>
+      <w:bookmarkStart w:id="52" w:name="_Toc242198113"/>
       <w:r>
         <w:rPr>
           <w:b/>
@@ -15753,7 +15760,7 @@
       <w:pPr>
         <w:pStyle w:val="Heading3"/>
       </w:pPr>
-      <w:bookmarkStart w:id="53" w:name="_Toc242196895"/>
+      <w:bookmarkStart w:id="53" w:name="_Toc242198058"/>
       <w:r>
         <w:t>4.4.2   Difference in Means Tests</w:t>
       </w:r>
@@ -16599,7 +16606,7 @@
       <w:pPr>
         <w:pStyle w:val="TableCaption"/>
       </w:pPr>
-      <w:bookmarkStart w:id="54" w:name="_Toc242196951"/>
+      <w:bookmarkStart w:id="54" w:name="_Toc242198114"/>
       <w:r>
         <w:rPr>
           <w:b/>
@@ -16615,7 +16622,7 @@
       <w:pPr>
         <w:pStyle w:val="Heading2"/>
       </w:pPr>
-      <w:bookmarkStart w:id="55" w:name="_Toc242196896"/>
+      <w:bookmarkStart w:id="55" w:name="_Toc242198059"/>
       <w:r>
         <w:t>4.5   Multicollinearity Check</w:t>
       </w:r>
@@ -17387,7 +17394,7 @@
       <w:pPr>
         <w:pStyle w:val="TableCaption"/>
       </w:pPr>
-      <w:bookmarkStart w:id="56" w:name="_Toc242196952"/>
+      <w:bookmarkStart w:id="56" w:name="_Toc242198115"/>
       <w:r>
         <w:rPr>
           <w:b/>
@@ -17403,7 +17410,7 @@
       <w:pPr>
         <w:pStyle w:val="Heading2"/>
       </w:pPr>
-      <w:bookmarkStart w:id="57" w:name="_Toc242196897"/>
+      <w:bookmarkStart w:id="57" w:name="_Toc242198060"/>
       <w:r>
         <w:t>4.6   Inferential Analysis: Binary Logistic Regression</w:t>
       </w:r>
@@ -19413,7 +19420,7 @@
       <w:pPr>
         <w:pStyle w:val="TableCaption"/>
       </w:pPr>
-      <w:bookmarkStart w:id="58" w:name="_Toc242196953"/>
+      <w:bookmarkStart w:id="58" w:name="_Toc242198116"/>
       <w:r>
         <w:rPr>
           <w:b/>
@@ -19437,7 +19444,7 @@
       <w:pPr>
         <w:pStyle w:val="Heading3"/>
       </w:pPr>
-      <w:bookmarkStart w:id="59" w:name="_Toc242196898"/>
+      <w:bookmarkStart w:id="59" w:name="_Toc242198061"/>
       <w:r>
         <w:lastRenderedPageBreak/>
         <w:t>4.6.1   Interpretation of Coefficients</w:t>
@@ -19538,7 +19545,7 @@
       <w:pPr>
         <w:pStyle w:val="Heading3"/>
       </w:pPr>
-      <w:bookmarkStart w:id="60" w:name="_Toc242196899"/>
+      <w:bookmarkStart w:id="60" w:name="_Toc242198062"/>
       <w:r>
         <w:t>4.6.2   Odds Ratios</w:t>
       </w:r>
@@ -21062,7 +21069,7 @@
       <w:pPr>
         <w:pStyle w:val="TableCaption"/>
       </w:pPr>
-      <w:bookmarkStart w:id="61" w:name="_Toc242196954"/>
+      <w:bookmarkStart w:id="61" w:name="_Toc242198117"/>
       <w:r>
         <w:rPr>
           <w:b/>
@@ -21085,10 +21092,10 @@
         </w:rPr>
         <w:lastRenderedPageBreak/>
         <w:drawing>
-          <wp:inline distT="0" distB="0" distL="0" distR="0" wp14:anchorId="774D5C53" wp14:editId="6DDBCF17">
+          <wp:inline distT="0" distB="0" distL="0" distR="0" wp14:anchorId="737CF759" wp14:editId="1C2A0C84">
             <wp:extent cx="5040000" cy="3172832"/>
             <wp:effectExtent l="0" t="0" r="0" b="0"/>
-            <wp:docPr id="7" name="Picture 7"/>
+            <wp:docPr id="8" name="Picture 8"/>
             <wp:cNvGraphicFramePr>
               <a:graphicFrameLocks xmlns:a="http://schemas.openxmlformats.org/drawingml/2006/main" noChangeAspect="1"/>
             </wp:cNvGraphicFramePr>
@@ -21100,7 +21107,7 @@
                     <pic:cNvPicPr/>
                   </pic:nvPicPr>
                   <pic:blipFill>
-                    <a:blip r:embed="rId15"/>
+                    <a:blip r:embed="rId16"/>
                     <a:stretch>
                       <a:fillRect/>
                     </a:stretch>
@@ -21125,7 +21132,7 @@
       <w:pPr>
         <w:pStyle w:val="FigureCaption"/>
       </w:pPr>
-      <w:bookmarkStart w:id="62" w:name="_Toc242196942"/>
+      <w:bookmarkStart w:id="62" w:name="_Toc242198105"/>
       <w:r>
         <w:rPr>
           <w:b/>
@@ -21141,7 +21148,7 @@
       <w:pPr>
         <w:pStyle w:val="Heading2"/>
       </w:pPr>
-      <w:bookmarkStart w:id="63" w:name="_Toc242196900"/>
+      <w:bookmarkStart w:id="63" w:name="_Toc242198063"/>
       <w:r>
         <w:t>4.7   Marginal Effects Analysis (Logit)</w:t>
       </w:r>
@@ -23001,7 +23008,7 @@
       <w:pPr>
         <w:pStyle w:val="TableCaption"/>
       </w:pPr>
-      <w:bookmarkStart w:id="64" w:name="_Toc242196955"/>
+      <w:bookmarkStart w:id="64" w:name="_Toc242198118"/>
       <w:r>
         <w:rPr>
           <w:b/>
@@ -23024,10 +23031,10 @@
         </w:rPr>
         <w:lastRenderedPageBreak/>
         <w:drawing>
-          <wp:inline distT="0" distB="0" distL="0" distR="0" wp14:anchorId="24A497C6" wp14:editId="595F487E">
+          <wp:inline distT="0" distB="0" distL="0" distR="0" wp14:anchorId="142EEF1C" wp14:editId="6797BFC4">
             <wp:extent cx="5040000" cy="3166067"/>
             <wp:effectExtent l="0" t="0" r="0" b="0"/>
-            <wp:docPr id="8" name="Picture 8"/>
+            <wp:docPr id="9" name="Picture 9"/>
             <wp:cNvGraphicFramePr>
               <a:graphicFrameLocks xmlns:a="http://schemas.openxmlformats.org/drawingml/2006/main" noChangeAspect="1"/>
             </wp:cNvGraphicFramePr>
@@ -23039,7 +23046,7 @@
                     <pic:cNvPicPr/>
                   </pic:nvPicPr>
                   <pic:blipFill>
-                    <a:blip r:embed="rId16"/>
+                    <a:blip r:embed="rId17"/>
                     <a:stretch>
                       <a:fillRect/>
                     </a:stretch>
@@ -23064,7 +23071,7 @@
       <w:pPr>
         <w:pStyle w:val="FigureCaption"/>
       </w:pPr>
-      <w:bookmarkStart w:id="65" w:name="_Toc242196943"/>
+      <w:bookmarkStart w:id="65" w:name="_Toc242198106"/>
       <w:r>
         <w:rPr>
           <w:b/>
@@ -23080,7 +23087,7 @@
       <w:pPr>
         <w:pStyle w:val="Heading3"/>
       </w:pPr>
-      <w:bookmarkStart w:id="66" w:name="_Toc242196901"/>
+      <w:bookmarkStart w:id="66" w:name="_Toc242198064"/>
       <w:r>
         <w:t>4.7.1   Interpretation of Marginal Effects</w:t>
       </w:r>
@@ -23209,7 +23216,7 @@
       <w:pPr>
         <w:pStyle w:val="Heading2"/>
       </w:pPr>
-      <w:bookmarkStart w:id="67" w:name="_Toc242196902"/>
+      <w:bookmarkStart w:id="67" w:name="_Toc242198065"/>
       <w:r>
         <w:t>4.8   Binary Probit Regression</w:t>
       </w:r>
@@ -25223,7 +25230,7 @@
       <w:pPr>
         <w:pStyle w:val="TableCaption"/>
       </w:pPr>
-      <w:bookmarkStart w:id="68" w:name="_Toc242196956"/>
+      <w:bookmarkStart w:id="68" w:name="_Toc242198119"/>
       <w:r>
         <w:rPr>
           <w:b/>
@@ -25239,7 +25246,7 @@
       <w:pPr>
         <w:pStyle w:val="Heading3"/>
       </w:pPr>
-      <w:bookmarkStart w:id="69" w:name="_Toc242196903"/>
+      <w:bookmarkStart w:id="69" w:name="_Toc242198066"/>
       <w:r>
         <w:t>4.8.1   Interpretation of Coefficients</w:t>
       </w:r>
@@ -25254,7 +25261,7 @@
       <w:pPr>
         <w:pStyle w:val="Heading2"/>
       </w:pPr>
-      <w:bookmarkStart w:id="70" w:name="_Toc242196904"/>
+      <w:bookmarkStart w:id="70" w:name="_Toc242198067"/>
       <w:r>
         <w:t>4.9   Marginal Effects (Probit)</w:t>
       </w:r>
@@ -27115,7 +27122,7 @@
       <w:pPr>
         <w:pStyle w:val="TableCaption"/>
       </w:pPr>
-      <w:bookmarkStart w:id="71" w:name="_Toc242196957"/>
+      <w:bookmarkStart w:id="71" w:name="_Toc242198120"/>
       <w:r>
         <w:rPr>
           <w:b/>
@@ -27136,7 +27143,7 @@
       <w:pPr>
         <w:pStyle w:val="Heading2"/>
       </w:pPr>
-      <w:bookmarkStart w:id="72" w:name="_Toc242196905"/>
+      <w:bookmarkStart w:id="72" w:name="_Toc242198068"/>
       <w:r>
         <w:t>4.10   Goodness of Fit and Model Diagnostics</w:t>
       </w:r>
@@ -28027,7 +28034,7 @@
       <w:pPr>
         <w:pStyle w:val="TableCaption"/>
       </w:pPr>
-      <w:bookmarkStart w:id="73" w:name="_Toc242196958"/>
+      <w:bookmarkStart w:id="73" w:name="_Toc242198121"/>
       <w:r>
         <w:rPr>
           <w:b/>
@@ -28984,7 +28991,7 @@
       <w:pPr>
         <w:pStyle w:val="TableCaption"/>
       </w:pPr>
-      <w:bookmarkStart w:id="74" w:name="_Toc242196959"/>
+      <w:bookmarkStart w:id="74" w:name="_Toc242198122"/>
       <w:r>
         <w:rPr>
           <w:b/>
@@ -29016,10 +29023,10 @@
           <w:noProof/>
         </w:rPr>
         <w:drawing>
-          <wp:inline distT="0" distB="0" distL="0" distR="0" wp14:anchorId="376CE124" wp14:editId="6705F3F9">
+          <wp:inline distT="0" distB="0" distL="0" distR="0" wp14:anchorId="43A49DB1" wp14:editId="1D4260D3">
             <wp:extent cx="3780000" cy="3879475"/>
             <wp:effectExtent l="0" t="0" r="0" b="0"/>
-            <wp:docPr id="9" name="Picture 9"/>
+            <wp:docPr id="10" name="Picture 10"/>
             <wp:cNvGraphicFramePr>
               <a:graphicFrameLocks xmlns:a="http://schemas.openxmlformats.org/drawingml/2006/main" noChangeAspect="1"/>
             </wp:cNvGraphicFramePr>
@@ -29031,7 +29038,7 @@
                     <pic:cNvPicPr/>
                   </pic:nvPicPr>
                   <pic:blipFill>
-                    <a:blip r:embed="rId17"/>
+                    <a:blip r:embed="rId18"/>
                     <a:stretch>
                       <a:fillRect/>
                     </a:stretch>
@@ -29056,7 +29063,7 @@
       <w:pPr>
         <w:pStyle w:val="FigureCaption"/>
       </w:pPr>
-      <w:bookmarkStart w:id="75" w:name="_Toc242196944"/>
+      <w:bookmarkStart w:id="75" w:name="_Toc242198107"/>
       <w:r>
         <w:rPr>
           <w:b/>
@@ -29084,10 +29091,10 @@
           <w:noProof/>
         </w:rPr>
         <w:drawing>
-          <wp:inline distT="0" distB="0" distL="0" distR="0" wp14:anchorId="6A6D85C0" wp14:editId="06B0FEFB">
+          <wp:inline distT="0" distB="0" distL="0" distR="0" wp14:anchorId="16894A1C" wp14:editId="2BECC447">
             <wp:extent cx="4500000" cy="3079545"/>
             <wp:effectExtent l="0" t="0" r="0" b="0"/>
-            <wp:docPr id="10" name="Picture 10"/>
+            <wp:docPr id="11" name="Picture 11"/>
             <wp:cNvGraphicFramePr>
               <a:graphicFrameLocks xmlns:a="http://schemas.openxmlformats.org/drawingml/2006/main" noChangeAspect="1"/>
             </wp:cNvGraphicFramePr>
@@ -29099,7 +29106,7 @@
                     <pic:cNvPicPr/>
                   </pic:nvPicPr>
                   <pic:blipFill>
-                    <a:blip r:embed="rId18"/>
+                    <a:blip r:embed="rId19"/>
                     <a:stretch>
                       <a:fillRect/>
                     </a:stretch>
@@ -29124,7 +29131,7 @@
       <w:pPr>
         <w:pStyle w:val="FigureCaption"/>
       </w:pPr>
-      <w:bookmarkStart w:id="76" w:name="_Toc242196945"/>
+      <w:bookmarkStart w:id="76" w:name="_Toc242198108"/>
       <w:r>
         <w:rPr>
           <w:b/>
@@ -29140,7 +29147,7 @@
       <w:pPr>
         <w:pStyle w:val="Heading2"/>
       </w:pPr>
-      <w:bookmarkStart w:id="77" w:name="_Toc242196906"/>
+      <w:bookmarkStart w:id="77" w:name="_Toc242198069"/>
       <w:r>
         <w:t>4.11   Hypothesis Testing Summary</w:t>
       </w:r>
@@ -30415,7 +30422,7 @@
       <w:pPr>
         <w:pStyle w:val="TableCaption"/>
       </w:pPr>
-      <w:bookmarkStart w:id="78" w:name="_Toc242196960"/>
+      <w:bookmarkStart w:id="78" w:name="_Toc242198123"/>
       <w:r>
         <w:rPr>
           <w:b/>
@@ -30437,7 +30444,7 @@
       <w:pPr>
         <w:pStyle w:val="Heading2"/>
       </w:pPr>
-      <w:bookmarkStart w:id="79" w:name="_Toc242196907"/>
+      <w:bookmarkStart w:id="79" w:name="_Toc242198070"/>
       <w:r>
         <w:t>4.12   Robustness Checks</w:t>
       </w:r>
@@ -33476,7 +33483,7 @@
       <w:pPr>
         <w:pStyle w:val="TableCaption"/>
       </w:pPr>
-      <w:bookmarkStart w:id="80" w:name="_Toc242196961"/>
+      <w:bookmarkStart w:id="80" w:name="_Toc242198124"/>
       <w:r>
         <w:rPr>
           <w:b/>
@@ -33512,10 +33519,10 @@
         </w:rPr>
         <w:lastRenderedPageBreak/>
         <w:drawing>
-          <wp:inline distT="0" distB="0" distL="0" distR="0" wp14:anchorId="4F3289B2" wp14:editId="60D95970">
+          <wp:inline distT="0" distB="0" distL="0" distR="0" wp14:anchorId="3532A2CC" wp14:editId="729C3F21">
             <wp:extent cx="5040000" cy="3146340"/>
             <wp:effectExtent l="0" t="0" r="0" b="0"/>
-            <wp:docPr id="11" name="Picture 11"/>
+            <wp:docPr id="12" name="Picture 12"/>
             <wp:cNvGraphicFramePr>
               <a:graphicFrameLocks xmlns:a="http://schemas.openxmlformats.org/drawingml/2006/main" noChangeAspect="1"/>
             </wp:cNvGraphicFramePr>
@@ -33527,7 +33534,7 @@
                     <pic:cNvPicPr/>
                   </pic:nvPicPr>
                   <pic:blipFill>
-                    <a:blip r:embed="rId19"/>
+                    <a:blip r:embed="rId20"/>
                     <a:stretch>
                       <a:fillRect/>
                     </a:stretch>
@@ -33552,7 +33559,7 @@
       <w:pPr>
         <w:pStyle w:val="FigureCaption"/>
       </w:pPr>
-      <w:bookmarkStart w:id="81" w:name="_Toc242196946"/>
+      <w:bookmarkStart w:id="81" w:name="_Toc242198109"/>
       <w:r>
         <w:rPr>
           <w:b/>
@@ -33632,17 +33639,11 @@
       </w:r>
     </w:p>
     <w:p>
-      <w:r>
-        <w:br w:type="page"/>
-      </w:r>
-    </w:p>
-    <w:p>
       <w:pPr>
         <w:pStyle w:val="Heading1"/>
       </w:pPr>
-      <w:bookmarkStart w:id="82" w:name="_Toc242196908"/>
-      <w:r>
-        <w:lastRenderedPageBreak/>
+      <w:bookmarkStart w:id="82" w:name="_Toc242198071"/>
+      <w:r>
         <w:t>Chapter 5</w:t>
       </w:r>
       <w:r>
@@ -33655,7 +33656,7 @@
       <w:pPr>
         <w:pStyle w:val="Heading2"/>
       </w:pPr>
-      <w:bookmarkStart w:id="83" w:name="_Toc242196909"/>
+      <w:bookmarkStart w:id="83" w:name="_Toc242198072"/>
       <w:r>
         <w:t>5.1   Introduction</w:t>
       </w:r>
@@ -33670,7 +33671,7 @@
       <w:pPr>
         <w:pStyle w:val="Heading2"/>
       </w:pPr>
-      <w:bookmarkStart w:id="84" w:name="_Toc242196910"/>
+      <w:bookmarkStart w:id="84" w:name="_Toc242198073"/>
       <w:r>
         <w:t>5.2   Summary of Major Findings</w:t>
       </w:r>
@@ -33680,7 +33681,7 @@
       <w:pPr>
         <w:pStyle w:val="Heading3"/>
       </w:pPr>
-      <w:bookmarkStart w:id="85" w:name="_Toc242196911"/>
+      <w:bookmarkStart w:id="85" w:name="_Toc242198074"/>
       <w:r>
         <w:t>5.2.1   Relationships Matter More than Grades</w:t>
       </w:r>
@@ -33695,7 +33696,7 @@
       <w:pPr>
         <w:pStyle w:val="Heading3"/>
       </w:pPr>
-      <w:bookmarkStart w:id="86" w:name="_Toc242196912"/>
+      <w:bookmarkStart w:id="86" w:name="_Toc242198075"/>
       <w:r>
         <w:t>5.2.2   The 'Squeezed Middle': Family Background and Living Costs</w:t>
       </w:r>
@@ -33713,7 +33714,7 @@
       <w:pPr>
         <w:pStyle w:val="Heading3"/>
       </w:pPr>
-      <w:bookmarkStart w:id="87" w:name="_Toc242196913"/>
+      <w:bookmarkStart w:id="87" w:name="_Toc242198076"/>
       <w:r>
         <w:t>5.2.3   The Gender Gap</w:t>
       </w:r>
@@ -33721,16 +33722,19 @@
     </w:p>
     <w:p>
       <w:r>
-        <w:t>Once other factors are held constant, female students are about 11 percentage points more likely to be depressed than male students. This gap is hidden in the raw data, where male students actually show a slightly higher rate, because male students are more often single. The adjusted result is consistent with the well-established gender difference in depression (Nolen-Hoeksema, 1987; Kessler, 2003).</w:t>
+        <w:t xml:space="preserve">Once other factors are held constant, female students are about 11 percentage points more likely to be depressed than male students. This gap is hidden in the raw data, where male students actually show a slightly higher rate, because male students are </w:t>
+      </w:r>
+      <w:r>
+        <w:lastRenderedPageBreak/>
+        <w:t>more often single. The adjusted result is consistent with the well-established gender difference in depression (Nolen-Hoeksema, 1987; Kessler, 2003).</w:t>
       </w:r>
     </w:p>
     <w:p>
       <w:pPr>
         <w:pStyle w:val="Heading3"/>
       </w:pPr>
-      <w:bookmarkStart w:id="88" w:name="_Toc242196914"/>
-      <w:r>
-        <w:lastRenderedPageBreak/>
+      <w:bookmarkStart w:id="88" w:name="_Toc242198077"/>
+      <w:r>
         <w:t>5.2.4   What Did Not Matter: Grades, Friends and Living Arrangement</w:t>
       </w:r>
       <w:bookmarkEnd w:id="88"/>
@@ -33744,7 +33748,7 @@
       <w:pPr>
         <w:pStyle w:val="Heading3"/>
       </w:pPr>
-      <w:bookmarkStart w:id="89" w:name="_Toc242196915"/>
+      <w:bookmarkStart w:id="89" w:name="_Toc242198078"/>
       <w:r>
         <w:t>5.2.5   Health and Depression</w:t>
       </w:r>
@@ -33759,7 +33763,7 @@
       <w:pPr>
         <w:pStyle w:val="Heading2"/>
       </w:pPr>
-      <w:bookmarkStart w:id="90" w:name="_Toc242196916"/>
+      <w:bookmarkStart w:id="90" w:name="_Toc242198079"/>
       <w:r>
         <w:t>5.3   Policy Implications for Universities</w:t>
       </w:r>
@@ -33769,7 +33773,7 @@
       <w:pPr>
         <w:pStyle w:val="Heading3"/>
       </w:pPr>
-      <w:bookmarkStart w:id="91" w:name="_Toc242196917"/>
+      <w:bookmarkStart w:id="91" w:name="_Toc242198080"/>
       <w:r>
         <w:t>5.3.1   Target Social Isolation, not only Academic Performance</w:t>
       </w:r>
@@ -33784,7 +33788,7 @@
       <w:pPr>
         <w:pStyle w:val="Heading3"/>
       </w:pPr>
-      <w:bookmarkStart w:id="92" w:name="_Toc242196918"/>
+      <w:bookmarkStart w:id="92" w:name="_Toc242198081"/>
       <w:r>
         <w:t>5.3.2   Address Financial Pressure</w:t>
       </w:r>
@@ -33799,7 +33803,7 @@
       <w:pPr>
         <w:pStyle w:val="Heading3"/>
       </w:pPr>
-      <w:bookmarkStart w:id="93" w:name="_Toc242196919"/>
+      <w:bookmarkStart w:id="93" w:name="_Toc242198082"/>
       <w:r>
         <w:t>5.3.3   Gender-Sensitive Screening and Support</w:t>
       </w:r>
@@ -33814,7 +33818,7 @@
       <w:pPr>
         <w:pStyle w:val="Heading3"/>
       </w:pPr>
-      <w:bookmarkStart w:id="94" w:name="_Toc242196920"/>
+      <w:bookmarkStart w:id="94" w:name="_Toc242198083"/>
       <w:r>
         <w:lastRenderedPageBreak/>
         <w:t>5.3.4   Simple Screening Tools</w:t>
@@ -33830,7 +33834,7 @@
       <w:pPr>
         <w:pStyle w:val="Heading2"/>
       </w:pPr>
-      <w:bookmarkStart w:id="95" w:name="_Toc242196921"/>
+      <w:bookmarkStart w:id="95" w:name="_Toc242198084"/>
       <w:r>
         <w:t>5.4   Theoretical Implications</w:t>
       </w:r>
@@ -33848,7 +33852,7 @@
       <w:pPr>
         <w:pStyle w:val="Heading2"/>
       </w:pPr>
-      <w:bookmarkStart w:id="96" w:name="_Toc242196922"/>
+      <w:bookmarkStart w:id="96" w:name="_Toc242198085"/>
       <w:r>
         <w:t>5.5   Limitations of the Study</w:t>
       </w:r>
@@ -33933,7 +33937,7 @@
       <w:pPr>
         <w:pStyle w:val="Heading2"/>
       </w:pPr>
-      <w:bookmarkStart w:id="97" w:name="_Toc242196923"/>
+      <w:bookmarkStart w:id="97" w:name="_Toc242198086"/>
       <w:r>
         <w:t>5.6   Recommendations for Future Research</w:t>
       </w:r>
@@ -34004,7 +34008,7 @@
       <w:pPr>
         <w:pStyle w:val="Heading2"/>
       </w:pPr>
-      <w:bookmarkStart w:id="98" w:name="_Toc242196924"/>
+      <w:bookmarkStart w:id="98" w:name="_Toc242198087"/>
       <w:r>
         <w:t>5.7   Conclusion</w:t>
       </w:r>
@@ -34019,41 +34023,458 @@
       </w:r>
     </w:p>
     <w:p>
-      <w:r>
-        <w:br w:type="page"/>
-      </w:r>
-    </w:p>
-    <w:p>
       <w:pPr>
         <w:pStyle w:val="Heading1"/>
       </w:pPr>
-      <w:bookmarkStart w:id="99" w:name="_Toc242196925"/>
+      <w:bookmarkStart w:id="99" w:name="_Toc242198088"/>
+      <w:r>
+        <w:t>Appendix</w:t>
+      </w:r>
+      <w:bookmarkEnd w:id="99"/>
+    </w:p>
+    <w:p>
+      <w:r>
+        <w:t>This appendix reports the full estimation output produced by the analysis notebook (notebooks/student_depression_analysis.ipynb), computed with Python statsmodels. The Stata do-file stata/student_depression_analysis.do contains the equivalent Stata commands (summarize, tabulate, logit, probit, margins, estat classification, estat gof, lroc, regress) and reproduces the same models. All tables are also available in the Excel workbook results/Student_Depression_Analysis_Results.xlsx.</w:t>
+      </w:r>
+    </w:p>
+    <w:p>
+      <w:pPr>
+        <w:pStyle w:val="Heading3"/>
+      </w:pPr>
+      <w:bookmarkStart w:id="100" w:name="_Toc242198089"/>
+      <w:r>
+        <w:t>A.1  Binary logit model</w:t>
+      </w:r>
+      <w:bookmarkEnd w:id="100"/>
+    </w:p>
+    <w:p>
+      <w:pPr>
+        <w:pStyle w:val="CodeBlock"/>
+      </w:pPr>
+      <w:r>
+        <w:t xml:space="preserve">                           Logit Regression Results                           </w:t>
+      </w:r>
+    </w:p>
+    <w:p>
+      <w:pPr>
+        <w:pStyle w:val="CodeBlock"/>
+      </w:pPr>
+      <w:r>
+        <w:t>==============================================================================</w:t>
+      </w:r>
+    </w:p>
+    <w:p>
+      <w:pPr>
+        <w:pStyle w:val="CodeBlock"/>
+      </w:pPr>
+      <w:r>
+        <w:t>Dep. Variable:             depression   No. Observations:                  300</w:t>
+      </w:r>
+    </w:p>
+    <w:p>
+      <w:pPr>
+        <w:pStyle w:val="CodeBlock"/>
+      </w:pPr>
+      <w:r>
+        <w:t>Model:                          Logit   Df Residuals:                      288</w:t>
+      </w:r>
+    </w:p>
+    <w:p>
+      <w:pPr>
+        <w:pStyle w:val="CodeBlock"/>
+      </w:pPr>
+      <w:r>
+        <w:t>Method:                           MLE   Df Model:                           11</w:t>
+      </w:r>
+    </w:p>
+    <w:p>
+      <w:pPr>
+        <w:pStyle w:val="CodeBlock"/>
+      </w:pPr>
+      <w:r>
+        <w:t>Date:                Tue, 06 Oct 2026   Pseudo R-squ.:                  0.1907</w:t>
+      </w:r>
+    </w:p>
+    <w:p>
+      <w:pPr>
+        <w:pStyle w:val="CodeBlock"/>
+      </w:pPr>
+      <w:r>
+        <w:t>Time:                        16:44:00   Log-Likelihood:                -147.62</w:t>
+      </w:r>
+    </w:p>
+    <w:p>
+      <w:pPr>
+        <w:pStyle w:val="CodeBlock"/>
+      </w:pPr>
+      <w:r>
+        <w:t>converged:                       True   LL-Null:                       -182.40</w:t>
+      </w:r>
+    </w:p>
+    <w:p>
+      <w:pPr>
+        <w:pStyle w:val="CodeBlock"/>
+      </w:pPr>
+      <w:r>
+        <w:t>Covariance Type:            nonrobust   LLR p-value:                 1.474e-10</w:t>
+      </w:r>
+    </w:p>
+    <w:p>
+      <w:pPr>
+        <w:pStyle w:val="CodeBlock"/>
+      </w:pPr>
+      <w:r>
+        <w:t>=================================================================================</w:t>
+      </w:r>
+    </w:p>
+    <w:p>
+      <w:pPr>
+        <w:pStyle w:val="CodeBlock"/>
+      </w:pPr>
+      <w:r>
+        <w:t xml:space="preserve">                    coef    std err          z      P&gt;|z|      [0.025      0.975]</w:t>
+      </w:r>
+    </w:p>
+    <w:p>
+      <w:pPr>
+        <w:pStyle w:val="CodeBlock"/>
+      </w:pPr>
+      <w:r>
+        <w:t>---------------------------------------------------------------------------------</w:t>
+      </w:r>
+    </w:p>
+    <w:p>
+      <w:pPr>
+        <w:pStyle w:val="CodeBlock"/>
+      </w:pPr>
+      <w:r>
+        <w:t>const            -5.1987      2.917     -1.782      0.075     -10.916       0.519</w:t>
+      </w:r>
+    </w:p>
+    <w:p>
+      <w:pPr>
+        <w:pStyle w:val="CodeBlock"/>
+      </w:pPr>
+      <w:r>
+        <w:t>male             -0.6574      0.347     -1.894      0.058      -1.338       0.023</w:t>
+      </w:r>
+    </w:p>
+    <w:p>
+      <w:pPr>
+        <w:pStyle w:val="CodeBlock"/>
+      </w:pPr>
+      <w:r>
+        <w:t>age               0.1244      0.106      1.173      0.241      -0.084       0.332</w:t>
+      </w:r>
+    </w:p>
+    <w:p>
+      <w:pPr>
+        <w:pStyle w:val="CodeBlock"/>
+      </w:pPr>
+      <w:r>
+        <w:t>cgpa             -0.0885      0.429     -0.206      0.837      -0.929       0.752</w:t>
+      </w:r>
+    </w:p>
+    <w:p>
+      <w:pPr>
+        <w:pStyle w:val="CodeBlock"/>
+      </w:pPr>
+      <w:r>
+        <w:t>semester         -0.0373      0.072     -0.519      0.604      -0.178       0.104</w:t>
+      </w:r>
+    </w:p>
+    <w:p>
+      <w:pPr>
+        <w:pStyle w:val="CodeBlock"/>
+      </w:pPr>
+      <w:r>
+        <w:t>cost_k            0.0699      0.036      1.958      0.050    -5.5e-05       0.140</w:t>
+      </w:r>
+    </w:p>
+    <w:p>
+      <w:pPr>
+        <w:pStyle w:val="CodeBlock"/>
+      </w:pPr>
+      <w:r>
+        <w:t>fam_lowermid     -0.7071      0.465     -1.521      0.128      -1.618       0.204</w:t>
+      </w:r>
+    </w:p>
+    <w:p>
+      <w:pPr>
+        <w:pStyle w:val="CodeBlock"/>
+      </w:pPr>
       <w:r>
         <w:lastRenderedPageBreak/>
-        <w:t>Appendix</w:t>
-      </w:r>
-      <w:bookmarkEnd w:id="99"/>
-    </w:p>
-    <w:p>
-      <w:r>
-        <w:t>This appendix reports the full estimation output produced by the analysis notebook (notebooks/student_depression_analysis.ipynb), computed with Python statsmodels. The Stata do-file stata/student_depression_analysis.do contains the equivalent Stata commands (summarize, tabulate, logit, probit, margins, estat classification, estat gof, lroc, regress) and reproduces the same models. All tables are also available in the Excel workbook results/Student_Depression_Analysis_Results.xlsx.</w:t>
-      </w:r>
-    </w:p>
+        <w:t>fam_rich         -1.2038      0.590     -2.041      0.041      -2.360      -0.048</w:t>
+      </w:r>
+    </w:p>
+    <w:p>
+      <w:pPr>
+        <w:pStyle w:val="CodeBlock"/>
+      </w:pPr>
+      <w:r>
+        <w:t>single            2.5285      0.429      5.900      0.000       1.689       3.368</w:t>
+      </w:r>
+    </w:p>
+    <w:p>
+      <w:pPr>
+        <w:pStyle w:val="CodeBlock"/>
+      </w:pPr>
+      <w:r>
+        <w:t>ever_married     -1.1145      0.452     -2.468      0.014      -2.000      -0.229</w:t>
+      </w:r>
+    </w:p>
+    <w:p>
+      <w:pPr>
+        <w:pStyle w:val="CodeBlock"/>
+      </w:pPr>
+      <w:r>
+        <w:t>live_family      -0.2743      0.373     -0.736      0.462      -1.005       0.456</w:t>
+      </w:r>
+    </w:p>
+    <w:p>
+      <w:pPr>
+        <w:pStyle w:val="CodeBlock"/>
+      </w:pPr>
+      <w:r>
+        <w:t>friend_circle     0.1859      0.332      0.559      0.576      -0.466       0.837</w:t>
+      </w:r>
+    </w:p>
+    <w:p>
+      <w:pPr>
+        <w:pStyle w:val="CodeBlock"/>
+      </w:pPr>
+      <w:r>
+        <w:t>=================================================================================</w:t>
+      </w:r>
+    </w:p>
+    <w:p/>
     <w:p>
       <w:pPr>
         <w:pStyle w:val="Heading3"/>
       </w:pPr>
-      <w:bookmarkStart w:id="100" w:name="_Toc242196926"/>
-      <w:r>
-        <w:t>A.1  Binary logit model</w:t>
-      </w:r>
-      <w:bookmarkEnd w:id="100"/>
+      <w:bookmarkStart w:id="101" w:name="_Toc242198090"/>
+      <w:r>
+        <w:t>A.2  Binary probit model</w:t>
+      </w:r>
+      <w:bookmarkEnd w:id="101"/>
     </w:p>
     <w:p>
       <w:pPr>
         <w:pStyle w:val="CodeBlock"/>
       </w:pPr>
       <w:r>
+        <w:t xml:space="preserve">                          Probit Regression Results                           </w:t>
+      </w:r>
+    </w:p>
+    <w:p>
+      <w:pPr>
+        <w:pStyle w:val="CodeBlock"/>
+      </w:pPr>
+      <w:r>
+        <w:t>==============================================================================</w:t>
+      </w:r>
+    </w:p>
+    <w:p>
+      <w:pPr>
+        <w:pStyle w:val="CodeBlock"/>
+      </w:pPr>
+      <w:r>
+        <w:t>Dep. Variable:             depression   No. Observations:                  300</w:t>
+      </w:r>
+    </w:p>
+    <w:p>
+      <w:pPr>
+        <w:pStyle w:val="CodeBlock"/>
+      </w:pPr>
+      <w:r>
+        <w:t>Model:                         Probit   Df Residuals:                      288</w:t>
+      </w:r>
+    </w:p>
+    <w:p>
+      <w:pPr>
+        <w:pStyle w:val="CodeBlock"/>
+      </w:pPr>
+      <w:r>
+        <w:t>Method:                           MLE   Df Model:                           11</w:t>
+      </w:r>
+    </w:p>
+    <w:p>
+      <w:pPr>
+        <w:pStyle w:val="CodeBlock"/>
+      </w:pPr>
+      <w:r>
+        <w:t>Date:                Tue, 06 Oct 2026   Pseudo R-squ.:                  0.1915</w:t>
+      </w:r>
+    </w:p>
+    <w:p>
+      <w:pPr>
+        <w:pStyle w:val="CodeBlock"/>
+      </w:pPr>
+      <w:r>
+        <w:t>Time:                        16:44:01   Log-Likelihood:                -147.47</w:t>
+      </w:r>
+    </w:p>
+    <w:p>
+      <w:pPr>
+        <w:pStyle w:val="CodeBlock"/>
+      </w:pPr>
+      <w:r>
+        <w:t>converged:                       True   LL-Null:                       -182.40</w:t>
+      </w:r>
+    </w:p>
+    <w:p>
+      <w:pPr>
+        <w:pStyle w:val="CodeBlock"/>
+      </w:pPr>
+      <w:r>
+        <w:t>Covariance Type:            nonrobust   LLR p-value:                 1.296e-10</w:t>
+      </w:r>
+    </w:p>
+    <w:p>
+      <w:pPr>
+        <w:pStyle w:val="CodeBlock"/>
+      </w:pPr>
+      <w:r>
+        <w:t>=================================================================================</w:t>
+      </w:r>
+    </w:p>
+    <w:p>
+      <w:pPr>
+        <w:pStyle w:val="CodeBlock"/>
+      </w:pPr>
+      <w:r>
+        <w:t xml:space="preserve">                    coef    std err          z      P&gt;|z|      [0.025      0.975]</w:t>
+      </w:r>
+    </w:p>
+    <w:p>
+      <w:pPr>
+        <w:pStyle w:val="CodeBlock"/>
+      </w:pPr>
+      <w:r>
+        <w:t>---------------------------------------------------------------------------------</w:t>
+      </w:r>
+    </w:p>
+    <w:p>
+      <w:pPr>
+        <w:pStyle w:val="CodeBlock"/>
+      </w:pPr>
+      <w:r>
+        <w:t>const            -3.0986      1.744     -1.777      0.076      -6.517       0.319</w:t>
+      </w:r>
+    </w:p>
+    <w:p>
+      <w:pPr>
+        <w:pStyle w:val="CodeBlock"/>
+      </w:pPr>
+      <w:r>
+        <w:t>male             -0.4204      0.204     -2.058      0.040      -0.821      -0.020</w:t>
+      </w:r>
+    </w:p>
+    <w:p>
+      <w:pPr>
+        <w:pStyle w:val="CodeBlock"/>
+      </w:pPr>
+      <w:r>
+        <w:t>age               0.0673      0.063      1.068      0.285      -0.056       0.191</w:t>
+      </w:r>
+    </w:p>
+    <w:p>
+      <w:pPr>
+        <w:pStyle w:val="CodeBlock"/>
+      </w:pPr>
+      <w:r>
+        <w:t>cgpa             -0.0210      0.254     -0.083      0.934      -0.519       0.476</w:t>
+      </w:r>
+    </w:p>
+    <w:p>
+      <w:pPr>
+        <w:pStyle w:val="CodeBlock"/>
+      </w:pPr>
+      <w:r>
+        <w:t>semester         -0.0159      0.042     -0.381      0.703      -0.098       0.066</w:t>
+      </w:r>
+    </w:p>
+    <w:p>
+      <w:pPr>
+        <w:pStyle w:val="CodeBlock"/>
+      </w:pPr>
+      <w:r>
+        <w:t>cost_k            0.0436      0.021      2.083      0.037       0.003       0.085</w:t>
+      </w:r>
+    </w:p>
+    <w:p>
+      <w:pPr>
+        <w:pStyle w:val="CodeBlock"/>
+      </w:pPr>
+      <w:r>
+        <w:t>fam_lowermid     -0.3983      0.275     -1.449      0.147      -0.937       0.141</w:t>
+      </w:r>
+    </w:p>
+    <w:p>
+      <w:pPr>
+        <w:pStyle w:val="CodeBlock"/>
+      </w:pPr>
+      <w:r>
+        <w:t>fam_rich         -0.7000      0.340     -2.057      0.040      -1.367      -0.033</w:t>
+      </w:r>
+    </w:p>
+    <w:p>
+      <w:pPr>
+        <w:pStyle w:val="CodeBlock"/>
+      </w:pPr>
+      <w:r>
+        <w:t>single            1.4643      0.231      6.349      0.000       1.012       1.916</w:t>
+      </w:r>
+    </w:p>
+    <w:p>
+      <w:pPr>
+        <w:pStyle w:val="CodeBlock"/>
+      </w:pPr>
+      <w:r>
+        <w:t>ever_married     -0.5894      0.253     -2.328      0.020      -1.086      -0.093</w:t>
+      </w:r>
+    </w:p>
+    <w:p>
+      <w:pPr>
+        <w:pStyle w:val="CodeBlock"/>
+      </w:pPr>
+      <w:r>
+        <w:t>live_family      -0.1586      0.214     -0.742      0.458      -0.578       0.261</w:t>
+      </w:r>
+    </w:p>
+    <w:p>
+      <w:pPr>
+        <w:pStyle w:val="CodeBlock"/>
+      </w:pPr>
+      <w:r>
+        <w:t>friend_circle     0.1344      0.198      0.680      0.496      -0.253       0.522</w:t>
+      </w:r>
+    </w:p>
+    <w:p>
+      <w:pPr>
+        <w:pStyle w:val="CodeBlock"/>
+      </w:pPr>
+      <w:r>
+        <w:t>=================================================================================</w:t>
+      </w:r>
+    </w:p>
+    <w:p/>
+    <w:p>
+      <w:pPr>
+        <w:pStyle w:val="Heading3"/>
+      </w:pPr>
+      <w:bookmarkStart w:id="102" w:name="_Toc242198091"/>
+      <w:r>
+        <w:t>A.3  Logit model with robust standard errors</w:t>
+      </w:r>
+      <w:bookmarkEnd w:id="102"/>
+    </w:p>
+    <w:p>
+      <w:pPr>
+        <w:pStyle w:val="CodeBlock"/>
+      </w:pPr>
+      <w:r>
         <w:t xml:space="preserve">                           Logit Regression Results                           </w:t>
       </w:r>
     </w:p>
@@ -34102,7 +34523,7 @@
         <w:pStyle w:val="CodeBlock"/>
       </w:pPr>
       <w:r>
-        <w:t>Time:                        16:23:08   Log-Likelihood:                -147.62</w:t>
+        <w:t>Time:                        16:44:01   Log-Likelihood:                -147.62</w:t>
       </w:r>
     </w:p>
     <w:p>
@@ -34118,7 +34539,7 @@
         <w:pStyle w:val="CodeBlock"/>
       </w:pPr>
       <w:r>
-        <w:t>Covariance Type:            nonrobust   LLR p-value:                 1.474e-10</w:t>
+        <w:t>Covariance Type:                  HC1   LLR p-value:                 1.474e-10</w:t>
       </w:r>
     </w:p>
     <w:p>
@@ -34150,7 +34571,7 @@
         <w:pStyle w:val="CodeBlock"/>
       </w:pPr>
       <w:r>
-        <w:t>const            -5.1987      2.917     -1.782      0.075     -10.916       0.519</w:t>
+        <w:t>const            -5.1987      2.757     -1.885      0.059     -10.603       0.206</w:t>
       </w:r>
     </w:p>
     <w:p>
@@ -34158,7 +34579,7 @@
         <w:pStyle w:val="CodeBlock"/>
       </w:pPr>
       <w:r>
-        <w:t>male             -0.6574      0.347     -1.894      0.058      -1.338       0.023</w:t>
+        <w:t>male             -0.6574      0.340     -1.931      0.053      -1.325       0.010</w:t>
       </w:r>
     </w:p>
     <w:p>
@@ -34166,7 +34587,7 @@
         <w:pStyle w:val="CodeBlock"/>
       </w:pPr>
       <w:r>
-        <w:t>age               0.1244      0.106      1.173      0.241      -0.084       0.332</w:t>
+        <w:t>age               0.1244      0.104      1.200      0.230      -0.079       0.328</w:t>
       </w:r>
     </w:p>
     <w:p>
@@ -34174,7 +34595,7 @@
         <w:pStyle w:val="CodeBlock"/>
       </w:pPr>
       <w:r>
-        <w:t>cgpa             -0.0885      0.429     -0.206      0.837      -0.929       0.752</w:t>
+        <w:t>cgpa             -0.0885      0.432     -0.205      0.838      -0.935       0.758</w:t>
       </w:r>
     </w:p>
     <w:p>
@@ -34182,7 +34603,7 @@
         <w:pStyle w:val="CodeBlock"/>
       </w:pPr>
       <w:r>
-        <w:t>semester         -0.0373      0.072     -0.519      0.604      -0.178       0.104</w:t>
+        <w:t>semester         -0.0373      0.075     -0.499      0.618      -0.184       0.109</w:t>
       </w:r>
     </w:p>
     <w:p>
@@ -34190,7 +34611,7 @@
         <w:pStyle w:val="CodeBlock"/>
       </w:pPr>
       <w:r>
-        <w:t>cost_k            0.0699      0.036      1.958      0.050    -5.5e-05       0.140</w:t>
+        <w:t>cost_k            0.0699      0.033      2.138      0.033       0.006       0.134</w:t>
       </w:r>
     </w:p>
     <w:p>
@@ -34198,7 +34619,7 @@
         <w:pStyle w:val="CodeBlock"/>
       </w:pPr>
       <w:r>
-        <w:t>fam_lowermid     -0.7071      0.465     -1.521      0.128      -1.618       0.204</w:t>
+        <w:t>fam_lowermid     -0.7071      0.441     -1.602      0.109      -1.572       0.158</w:t>
       </w:r>
     </w:p>
     <w:p>
@@ -34206,7 +34627,7 @@
         <w:pStyle w:val="CodeBlock"/>
       </w:pPr>
       <w:r>
-        <w:t>fam_rich         -1.2038      0.590     -2.041      0.041      -2.360      -0.048</w:t>
+        <w:t>fam_rich         -1.2038      0.511     -2.356      0.018      -2.205      -0.202</w:t>
       </w:r>
     </w:p>
     <w:p>
@@ -34214,7 +34635,7 @@
         <w:pStyle w:val="CodeBlock"/>
       </w:pPr>
       <w:r>
-        <w:t>single            2.5285      0.429      5.900      0.000       1.689       3.368</w:t>
+        <w:t>single            2.5285      0.413      6.126      0.000       1.720       3.337</w:t>
       </w:r>
     </w:p>
     <w:p>
@@ -34222,7 +34643,7 @@
         <w:pStyle w:val="CodeBlock"/>
       </w:pPr>
       <w:r>
-        <w:t>ever_married     -1.1145      0.452     -2.468      0.014      -2.000      -0.229</w:t>
+        <w:t>ever_married     -1.1145      0.505     -2.207      0.027      -2.104      -0.125</w:t>
       </w:r>
     </w:p>
     <w:p>
@@ -34230,7 +34651,7 @@
         <w:pStyle w:val="CodeBlock"/>
       </w:pPr>
       <w:r>
-        <w:t>live_family      -0.2743      0.373     -0.736      0.462      -1.005       0.456</w:t>
+        <w:t>live_family      -0.2743      0.378     -0.725      0.468      -1.016       0.467</w:t>
       </w:r>
     </w:p>
     <w:p>
@@ -34238,7 +34659,7 @@
         <w:pStyle w:val="CodeBlock"/>
       </w:pPr>
       <w:r>
-        <w:t>friend_circle     0.1859      0.332      0.559      0.576      -0.466       0.837</w:t>
+        <w:t>friend_circle     0.1859      0.317      0.586      0.558      -0.435       0.807</w:t>
       </w:r>
     </w:p>
     <w:p>
@@ -34254,18 +34675,18 @@
       <w:pPr>
         <w:pStyle w:val="Heading3"/>
       </w:pPr>
-      <w:bookmarkStart w:id="101" w:name="_Toc242196927"/>
-      <w:r>
-        <w:t>A.2  Binary probit model</w:t>
-      </w:r>
-      <w:bookmarkEnd w:id="101"/>
+      <w:bookmarkStart w:id="103" w:name="_Toc242198092"/>
+      <w:r>
+        <w:t>A.4  Linear probability model (robust standard errors)</w:t>
+      </w:r>
+      <w:bookmarkEnd w:id="103"/>
     </w:p>
     <w:p>
       <w:pPr>
         <w:pStyle w:val="CodeBlock"/>
       </w:pPr>
       <w:r>
-        <w:t xml:space="preserve">                          Probit Regression Results                           </w:t>
+        <w:t xml:space="preserve">                            OLS Regression Results                            </w:t>
       </w:r>
     </w:p>
     <w:p>
@@ -34281,6 +34702,298 @@
         <w:pStyle w:val="CodeBlock"/>
       </w:pPr>
       <w:r>
+        <w:t>Dep. Variable:             depression   R-squared:                       0.192</w:t>
+      </w:r>
+    </w:p>
+    <w:p>
+      <w:pPr>
+        <w:pStyle w:val="CodeBlock"/>
+      </w:pPr>
+      <w:r>
+        <w:t>Model:                            OLS   Adj. R-squared:                  0.161</w:t>
+      </w:r>
+    </w:p>
+    <w:p>
+      <w:pPr>
+        <w:pStyle w:val="CodeBlock"/>
+      </w:pPr>
+      <w:r>
+        <w:lastRenderedPageBreak/>
+        <w:t>Method:                 Least Squares   F-statistic:                     9.377</w:t>
+      </w:r>
+    </w:p>
+    <w:p>
+      <w:pPr>
+        <w:pStyle w:val="CodeBlock"/>
+      </w:pPr>
+      <w:r>
+        <w:t>Date:                Tue, 06 Oct 2026   Prob (F-statistic):           2.09e-14</w:t>
+      </w:r>
+    </w:p>
+    <w:p>
+      <w:pPr>
+        <w:pStyle w:val="CodeBlock"/>
+      </w:pPr>
+      <w:r>
+        <w:t>Time:                        16:44:01   Log-Likelihood:                -158.73</w:t>
+      </w:r>
+    </w:p>
+    <w:p>
+      <w:pPr>
+        <w:pStyle w:val="CodeBlock"/>
+      </w:pPr>
+      <w:r>
+        <w:t>No. Observations:                 300   AIC:                             341.5</w:t>
+      </w:r>
+    </w:p>
+    <w:p>
+      <w:pPr>
+        <w:pStyle w:val="CodeBlock"/>
+      </w:pPr>
+      <w:r>
+        <w:t>Df Residuals:                     288   BIC:                             385.9</w:t>
+      </w:r>
+    </w:p>
+    <w:p>
+      <w:pPr>
+        <w:pStyle w:val="CodeBlock"/>
+      </w:pPr>
+      <w:r>
+        <w:t xml:space="preserve">Df Model:                          11                                         </w:t>
+      </w:r>
+    </w:p>
+    <w:p>
+      <w:pPr>
+        <w:pStyle w:val="CodeBlock"/>
+      </w:pPr>
+      <w:r>
+        <w:t xml:space="preserve">Covariance Type:                  HC1                                         </w:t>
+      </w:r>
+    </w:p>
+    <w:p>
+      <w:pPr>
+        <w:pStyle w:val="CodeBlock"/>
+      </w:pPr>
+      <w:r>
+        <w:t>=================================================================================</w:t>
+      </w:r>
+    </w:p>
+    <w:p>
+      <w:pPr>
+        <w:pStyle w:val="CodeBlock"/>
+      </w:pPr>
+      <w:r>
+        <w:t xml:space="preserve">                    coef    std err          z      P&gt;|z|      [0.025      0.975]</w:t>
+      </w:r>
+    </w:p>
+    <w:p>
+      <w:pPr>
+        <w:pStyle w:val="CodeBlock"/>
+      </w:pPr>
+      <w:r>
+        <w:t>---------------------------------------------------------------------------------</w:t>
+      </w:r>
+    </w:p>
+    <w:p>
+      <w:pPr>
+        <w:pStyle w:val="CodeBlock"/>
+      </w:pPr>
+      <w:r>
+        <w:t>const            -0.2966      0.477     -0.622      0.534      -1.231       0.638</w:t>
+      </w:r>
+    </w:p>
+    <w:p>
+      <w:pPr>
+        <w:pStyle w:val="CodeBlock"/>
+      </w:pPr>
+      <w:r>
+        <w:t>male             -0.0952      0.057     -1.656      0.098      -0.208       0.017</w:t>
+      </w:r>
+    </w:p>
+    <w:p>
+      <w:pPr>
+        <w:pStyle w:val="CodeBlock"/>
+      </w:pPr>
+      <w:r>
+        <w:t>age               0.0185      0.019      0.996      0.319      -0.018       0.055</w:t>
+      </w:r>
+    </w:p>
+    <w:p>
+      <w:pPr>
+        <w:pStyle w:val="CodeBlock"/>
+      </w:pPr>
+      <w:r>
+        <w:t>cgpa             -0.0113      0.070     -0.162      0.871      -0.148       0.125</w:t>
+      </w:r>
+    </w:p>
+    <w:p>
+      <w:pPr>
+        <w:pStyle w:val="CodeBlock"/>
+      </w:pPr>
+      <w:r>
+        <w:t>semester         -0.0033      0.012     -0.284      0.776      -0.026       0.019</w:t>
+      </w:r>
+    </w:p>
+    <w:p>
+      <w:pPr>
+        <w:pStyle w:val="CodeBlock"/>
+      </w:pPr>
+      <w:r>
+        <w:t>cost_k            0.0085      0.005      1.822      0.068      -0.001       0.018</w:t>
+      </w:r>
+    </w:p>
+    <w:p>
+      <w:pPr>
+        <w:pStyle w:val="CodeBlock"/>
+      </w:pPr>
+      <w:r>
+        <w:t>fam_lowermid     -0.1307      0.068     -1.929      0.054      -0.264       0.002</w:t>
+      </w:r>
+    </w:p>
+    <w:p>
+      <w:pPr>
+        <w:pStyle w:val="CodeBlock"/>
+      </w:pPr>
+      <w:r>
+        <w:t>fam_rich         -0.1387      0.061     -2.261      0.024      -0.259      -0.018</w:t>
+      </w:r>
+    </w:p>
+    <w:p>
+      <w:pPr>
+        <w:pStyle w:val="CodeBlock"/>
+      </w:pPr>
+      <w:r>
+        <w:t>single            0.3755      0.049      7.670      0.000       0.280       0.471</w:t>
+      </w:r>
+    </w:p>
+    <w:p>
+      <w:pPr>
+        <w:pStyle w:val="CodeBlock"/>
+      </w:pPr>
+      <w:r>
+        <w:t>ever_married     -0.1625      0.071     -2.292      0.022      -0.301      -0.024</w:t>
+      </w:r>
+    </w:p>
+    <w:p>
+      <w:pPr>
+        <w:pStyle w:val="CodeBlock"/>
+      </w:pPr>
+      <w:r>
+        <w:t>live_family      -0.0219      0.057     -0.384      0.701      -0.134       0.090</w:t>
+      </w:r>
+    </w:p>
+    <w:p>
+      <w:pPr>
+        <w:pStyle w:val="CodeBlock"/>
+      </w:pPr>
+      <w:r>
+        <w:t>friend_circle     0.0295      0.053      0.553      0.580      -0.075       0.134</w:t>
+      </w:r>
+    </w:p>
+    <w:p>
+      <w:pPr>
+        <w:pStyle w:val="CodeBlock"/>
+      </w:pPr>
+      <w:r>
+        <w:t>==============================================================================</w:t>
+      </w:r>
+    </w:p>
+    <w:p>
+      <w:pPr>
+        <w:pStyle w:val="CodeBlock"/>
+      </w:pPr>
+      <w:r>
+        <w:t>Omnibus:                       86.457   Durbin-Watson:                   1.936</w:t>
+      </w:r>
+    </w:p>
+    <w:p>
+      <w:pPr>
+        <w:pStyle w:val="CodeBlock"/>
+      </w:pPr>
+      <w:r>
+        <w:t>Prob(Omnibus):                  0.000   Jarque-Bera (JB):               26.568</w:t>
+      </w:r>
+    </w:p>
+    <w:p>
+      <w:pPr>
+        <w:pStyle w:val="CodeBlock"/>
+      </w:pPr>
+      <w:r>
+        <w:t>Skew:                           0.500   Prob(JB):                     1.70e-06</w:t>
+      </w:r>
+    </w:p>
+    <w:p>
+      <w:pPr>
+        <w:pStyle w:val="CodeBlock"/>
+      </w:pPr>
+      <w:r>
+        <w:t>Kurtosis:                       1.939   Cond. No.                         540.</w:t>
+      </w:r>
+    </w:p>
+    <w:p>
+      <w:pPr>
+        <w:pStyle w:val="CodeBlock"/>
+      </w:pPr>
+      <w:r>
+        <w:t>==============================================================================</w:t>
+      </w:r>
+    </w:p>
+    <w:p>
+      <w:pPr>
+        <w:pStyle w:val="CodeBlock"/>
+      </w:pPr>
+      <w:r>
+        <w:t xml:space="preserve"> </w:t>
+      </w:r>
+    </w:p>
+    <w:p>
+      <w:pPr>
+        <w:pStyle w:val="CodeBlock"/>
+      </w:pPr>
+      <w:r>
+        <w:t>Notes:</w:t>
+      </w:r>
+    </w:p>
+    <w:p>
+      <w:pPr>
+        <w:pStyle w:val="CodeBlock"/>
+      </w:pPr>
+      <w:r>
+        <w:t>[1] Standard Errors are heteroscedasticity robust (HC1)</w:t>
+      </w:r>
+    </w:p>
+    <w:p/>
+    <w:p>
+      <w:pPr>
+        <w:pStyle w:val="Heading3"/>
+      </w:pPr>
+      <w:bookmarkStart w:id="104" w:name="_Toc242198093"/>
+      <w:r>
+        <w:t>A.5  Logit model including poor health</w:t>
+      </w:r>
+      <w:bookmarkEnd w:id="104"/>
+    </w:p>
+    <w:p>
+      <w:pPr>
+        <w:pStyle w:val="CodeBlock"/>
+      </w:pPr>
+      <w:r>
+        <w:t xml:space="preserve">                           Logit Regression Results                           </w:t>
+      </w:r>
+    </w:p>
+    <w:p>
+      <w:pPr>
+        <w:pStyle w:val="CodeBlock"/>
+      </w:pPr>
+      <w:r>
+        <w:t>==============================================================================</w:t>
+      </w:r>
+    </w:p>
+    <w:p>
+      <w:pPr>
+        <w:pStyle w:val="CodeBlock"/>
+      </w:pPr>
+      <w:r>
         <w:t>Dep. Variable:             depression   No. Observations:                  300</w:t>
       </w:r>
     </w:p>
@@ -34289,7 +35002,7 @@
         <w:pStyle w:val="CodeBlock"/>
       </w:pPr>
       <w:r>
-        <w:t>Model:                         Probit   Df Residuals:                      288</w:t>
+        <w:t>Model:                          Logit   Df Residuals:                      287</w:t>
       </w:r>
     </w:p>
     <w:p>
@@ -34297,7 +35010,7 @@
         <w:pStyle w:val="CodeBlock"/>
       </w:pPr>
       <w:r>
-        <w:t>Method:                           MLE   Df Model:                           11</w:t>
+        <w:t>Method:                           MLE   Df Model:                           12</w:t>
       </w:r>
     </w:p>
     <w:p>
@@ -34305,7 +35018,7 @@
         <w:pStyle w:val="CodeBlock"/>
       </w:pPr>
       <w:r>
-        <w:t>Date:                Tue, 06 Oct 2026   Pseudo R-squ.:                  0.1915</w:t>
+        <w:t>Date:                Tue, 06 Oct 2026   Pseudo R-squ.:                  0.7905</w:t>
       </w:r>
     </w:p>
     <w:p>
@@ -34313,7 +35026,7 @@
         <w:pStyle w:val="CodeBlock"/>
       </w:pPr>
       <w:r>
-        <w:t>Time:                        16:23:09   Log-Likelihood:                -147.47</w:t>
+        <w:t>Time:                        16:44:01   Log-Likelihood:                -38.209</w:t>
       </w:r>
     </w:p>
     <w:p>
@@ -34329,7 +35042,7 @@
         <w:pStyle w:val="CodeBlock"/>
       </w:pPr>
       <w:r>
-        <w:t>Covariance Type:            nonrobust   LLR p-value:                 1.296e-10</w:t>
+        <w:t>Covariance Type:            nonrobust   LLR p-value:                 1.281e-54</w:t>
       </w:r>
     </w:p>
     <w:p>
@@ -34361,7 +35074,7 @@
         <w:pStyle w:val="CodeBlock"/>
       </w:pPr>
       <w:r>
-        <w:t>const            -3.0986      1.744     -1.777      0.076      -6.517       0.319</w:t>
+        <w:t>const            -7.9152      6.957     -1.138      0.255     -21.550       5.720</w:t>
       </w:r>
     </w:p>
     <w:p>
@@ -34369,7 +35082,7 @@
         <w:pStyle w:val="CodeBlock"/>
       </w:pPr>
       <w:r>
-        <w:t>male             -0.4204      0.204     -2.058      0.040      -0.821      -0.020</w:t>
+        <w:t>male             -1.1528      0.823     -1.400      0.162      -2.767       0.461</w:t>
       </w:r>
     </w:p>
     <w:p>
@@ -34377,7 +35090,7 @@
         <w:pStyle w:val="CodeBlock"/>
       </w:pPr>
       <w:r>
-        <w:t>age               0.0673      0.063      1.068      0.285      -0.056       0.191</w:t>
+        <w:t>age              -0.2471      0.253     -0.978      0.328      -0.742       0.248</w:t>
       </w:r>
     </w:p>
     <w:p>
@@ -34385,7 +35098,7 @@
         <w:pStyle w:val="CodeBlock"/>
       </w:pPr>
       <w:r>
-        <w:t>cgpa             -0.0210      0.254     -0.083      0.934      -0.519       0.476</w:t>
+        <w:t>cgpa              1.4769      1.016      1.453      0.146      -0.515       3.468</w:t>
       </w:r>
     </w:p>
     <w:p>
@@ -34393,7 +35106,7 @@
         <w:pStyle w:val="CodeBlock"/>
       </w:pPr>
       <w:r>
-        <w:t>semester         -0.0159      0.042     -0.381      0.703      -0.098       0.066</w:t>
+        <w:t>semester          0.0799      0.163      0.489      0.625      -0.240       0.400</w:t>
       </w:r>
     </w:p>
     <w:p>
@@ -34401,7 +35114,7 @@
         <w:pStyle w:val="CodeBlock"/>
       </w:pPr>
       <w:r>
-        <w:t>cost_k            0.0436      0.021      2.083      0.037       0.003       0.085</w:t>
+        <w:t>cost_k            0.0009      0.069      0.013      0.990      -0.135       0.137</w:t>
       </w:r>
     </w:p>
     <w:p>
@@ -34409,7 +35122,7 @@
         <w:pStyle w:val="CodeBlock"/>
       </w:pPr>
       <w:r>
-        <w:t>fam_lowermid     -0.3983      0.275     -1.449      0.147      -0.937       0.141</w:t>
+        <w:t>fam_lowermid     -0.8308      1.126     -0.738      0.460      -3.037       1.375</w:t>
       </w:r>
     </w:p>
     <w:p>
@@ -34417,7 +35130,7 @@
         <w:pStyle w:val="CodeBlock"/>
       </w:pPr>
       <w:r>
-        <w:t>fam_rich         -0.7000      0.340     -2.057      0.040      -1.367      -0.033</w:t>
+        <w:t>fam_rich          0.8678      1.053      0.824      0.410      -1.196       2.931</w:t>
       </w:r>
     </w:p>
     <w:p>
@@ -34425,7 +35138,7 @@
         <w:pStyle w:val="CodeBlock"/>
       </w:pPr>
       <w:r>
-        <w:t>single            1.4643      0.231      6.349      0.000       1.012       1.916</w:t>
+        <w:t>single            5.3555      1.004      5.333      0.000       3.387       7.324</w:t>
       </w:r>
     </w:p>
     <w:p>
@@ -34433,7 +35146,7 @@
         <w:pStyle w:val="CodeBlock"/>
       </w:pPr>
       <w:r>
-        <w:t>ever_married     -0.5894      0.253     -2.328      0.020      -1.086      -0.093</w:t>
+        <w:t>ever_married     -2.7102      1.045     -2.594      0.009      -4.758      -0.663</w:t>
       </w:r>
     </w:p>
     <w:p>
@@ -34441,7 +35154,7 @@
         <w:pStyle w:val="CodeBlock"/>
       </w:pPr>
       <w:r>
-        <w:t>live_family      -0.1586      0.214     -0.742      0.458      -0.578       0.261</w:t>
+        <w:t>live_family      -1.0582      0.770     -1.375      0.169      -2.567       0.450</w:t>
       </w:r>
     </w:p>
     <w:p>
@@ -34449,7 +35162,7 @@
         <w:pStyle w:val="CodeBlock"/>
       </w:pPr>
       <w:r>
-        <w:t>friend_circle     0.1344      0.198      0.680      0.496      -0.253       0.522</w:t>
+        <w:t>friend_circle    -0.6355      0.714     -0.890      0.374      -2.035       0.764</w:t>
       </w:r>
     </w:p>
     <w:p>
@@ -34457,27 +35170,350 @@
         <w:pStyle w:val="CodeBlock"/>
       </w:pPr>
       <w:r>
+        <w:t>health_poor       7.9576      1.122      7.091      0.000       5.758      10.157</w:t>
+      </w:r>
+    </w:p>
+    <w:p>
+      <w:pPr>
+        <w:pStyle w:val="CodeBlock"/>
+      </w:pPr>
+      <w:r>
+        <w:t>=================================================================================</w:t>
+      </w:r>
+    </w:p>
+    <w:p>
+      <w:pPr>
+        <w:pStyle w:val="CodeBlock"/>
+      </w:pPr>
+      <w:r>
+        <w:t xml:space="preserve"> </w:t>
+      </w:r>
+    </w:p>
+    <w:p>
+      <w:pPr>
+        <w:pStyle w:val="CodeBlock"/>
+      </w:pPr>
+      <w:r>
+        <w:t>Possibly complete quasi-separation: A fraction 0.12 of observations can be</w:t>
+      </w:r>
+    </w:p>
+    <w:p>
+      <w:pPr>
+        <w:pStyle w:val="CodeBlock"/>
+      </w:pPr>
+      <w:r>
+        <w:t>perfectly predicted. This might indicate that there is complete</w:t>
+      </w:r>
+    </w:p>
+    <w:p>
+      <w:pPr>
+        <w:pStyle w:val="CodeBlock"/>
+      </w:pPr>
+      <w:r>
+        <w:t>quasi-separation. In this case some parameters will not be identified.</w:t>
+      </w:r>
+    </w:p>
+    <w:p/>
+    <w:p>
+      <w:pPr>
+        <w:pStyle w:val="Heading3"/>
+      </w:pPr>
+      <w:bookmarkStart w:id="105" w:name="_Toc242198094"/>
+      <w:r>
+        <w:t>A.6  Linear probability model: male students</w:t>
+      </w:r>
+      <w:bookmarkEnd w:id="105"/>
+    </w:p>
+    <w:p>
+      <w:pPr>
+        <w:pStyle w:val="CodeBlock"/>
+      </w:pPr>
+      <w:r>
+        <w:t xml:space="preserve">                            OLS Regression Results                            </w:t>
+      </w:r>
+    </w:p>
+    <w:p>
+      <w:pPr>
+        <w:pStyle w:val="CodeBlock"/>
+      </w:pPr>
+      <w:r>
+        <w:t>==============================================================================</w:t>
+      </w:r>
+    </w:p>
+    <w:p>
+      <w:pPr>
+        <w:pStyle w:val="CodeBlock"/>
+      </w:pPr>
+      <w:r>
+        <w:t>Dep. Variable:             depression   R-squared:                       0.233</w:t>
+      </w:r>
+    </w:p>
+    <w:p>
+      <w:pPr>
+        <w:pStyle w:val="CodeBlock"/>
+      </w:pPr>
+      <w:r>
+        <w:t>Model:                            OLS   Adj. R-squared:                  0.175</w:t>
+      </w:r>
+    </w:p>
+    <w:p>
+      <w:pPr>
+        <w:pStyle w:val="CodeBlock"/>
+      </w:pPr>
+      <w:r>
+        <w:t>Method:                 Least Squares   F-statistic:                     6.216</w:t>
+      </w:r>
+    </w:p>
+    <w:p>
+      <w:pPr>
+        <w:pStyle w:val="CodeBlock"/>
+      </w:pPr>
+      <w:r>
         <w:lastRenderedPageBreak/>
+        <w:t>Date:                Tue, 06 Oct 2026   Prob (F-statistic):           9.33e-08</w:t>
+      </w:r>
+    </w:p>
+    <w:p>
+      <w:pPr>
+        <w:pStyle w:val="CodeBlock"/>
+      </w:pPr>
+      <w:r>
+        <w:t>Time:                        16:44:02   Log-Likelihood:                -75.366</w:t>
+      </w:r>
+    </w:p>
+    <w:p>
+      <w:pPr>
+        <w:pStyle w:val="CodeBlock"/>
+      </w:pPr>
+      <w:r>
+        <w:t>No. Observations:                 144   AIC:                             172.7</w:t>
+      </w:r>
+    </w:p>
+    <w:p>
+      <w:pPr>
+        <w:pStyle w:val="CodeBlock"/>
+      </w:pPr>
+      <w:r>
+        <w:t>Df Residuals:                     133   BIC:                             205.4</w:t>
+      </w:r>
+    </w:p>
+    <w:p>
+      <w:pPr>
+        <w:pStyle w:val="CodeBlock"/>
+      </w:pPr>
+      <w:r>
+        <w:t xml:space="preserve">Df Model:                          10                                         </w:t>
+      </w:r>
+    </w:p>
+    <w:p>
+      <w:pPr>
+        <w:pStyle w:val="CodeBlock"/>
+      </w:pPr>
+      <w:r>
+        <w:t xml:space="preserve">Covariance Type:                  HC1                                         </w:t>
+      </w:r>
+    </w:p>
+    <w:p>
+      <w:pPr>
+        <w:pStyle w:val="CodeBlock"/>
+      </w:pPr>
+      <w:r>
         <w:t>=================================================================================</w:t>
       </w:r>
     </w:p>
+    <w:p>
+      <w:pPr>
+        <w:pStyle w:val="CodeBlock"/>
+      </w:pPr>
+      <w:r>
+        <w:t xml:space="preserve">                    coef    std err          z      P&gt;|z|      [0.025      0.975]</w:t>
+      </w:r>
+    </w:p>
+    <w:p>
+      <w:pPr>
+        <w:pStyle w:val="CodeBlock"/>
+      </w:pPr>
+      <w:r>
+        <w:t>---------------------------------------------------------------------------------</w:t>
+      </w:r>
+    </w:p>
+    <w:p>
+      <w:pPr>
+        <w:pStyle w:val="CodeBlock"/>
+      </w:pPr>
+      <w:r>
+        <w:t>const            -0.2187      0.690     -0.317      0.751      -1.570       1.133</w:t>
+      </w:r>
+    </w:p>
+    <w:p>
+      <w:pPr>
+        <w:pStyle w:val="CodeBlock"/>
+      </w:pPr>
+      <w:r>
+        <w:t>age              -0.0040      0.029     -0.137      0.891      -0.061       0.053</w:t>
+      </w:r>
+    </w:p>
+    <w:p>
+      <w:pPr>
+        <w:pStyle w:val="CodeBlock"/>
+      </w:pPr>
+      <w:r>
+        <w:t>cgpa              0.0966      0.123      0.786      0.432      -0.144       0.337</w:t>
+      </w:r>
+    </w:p>
+    <w:p>
+      <w:pPr>
+        <w:pStyle w:val="CodeBlock"/>
+      </w:pPr>
+      <w:r>
+        <w:t>semester          0.0050      0.020      0.252      0.801      -0.034       0.044</w:t>
+      </w:r>
+    </w:p>
+    <w:p>
+      <w:pPr>
+        <w:pStyle w:val="CodeBlock"/>
+      </w:pPr>
+      <w:r>
+        <w:t>cost_k            0.0041      0.011      0.372      0.710      -0.017       0.026</w:t>
+      </w:r>
+    </w:p>
+    <w:p>
+      <w:pPr>
+        <w:pStyle w:val="CodeBlock"/>
+      </w:pPr>
+      <w:r>
+        <w:t>fam_lowermid     -0.2336      0.113     -2.058      0.040      -0.456      -0.011</w:t>
+      </w:r>
+    </w:p>
+    <w:p>
+      <w:pPr>
+        <w:pStyle w:val="CodeBlock"/>
+      </w:pPr>
+      <w:r>
+        <w:t>fam_rich         -0.3216      0.159     -2.019      0.043      -0.634      -0.009</w:t>
+      </w:r>
+    </w:p>
+    <w:p>
+      <w:pPr>
+        <w:pStyle w:val="CodeBlock"/>
+      </w:pPr>
+      <w:r>
+        <w:t>single            0.3902      0.071      5.526      0.000       0.252       0.529</w:t>
+      </w:r>
+    </w:p>
+    <w:p>
+      <w:pPr>
+        <w:pStyle w:val="CodeBlock"/>
+      </w:pPr>
+      <w:r>
+        <w:t>ever_married     -0.2512      0.093     -2.706      0.007      -0.433      -0.069</w:t>
+      </w:r>
+    </w:p>
+    <w:p>
+      <w:pPr>
+        <w:pStyle w:val="CodeBlock"/>
+      </w:pPr>
+      <w:r>
+        <w:t>live_family       0.0276      0.091      0.305      0.761      -0.150       0.205</w:t>
+      </w:r>
+    </w:p>
+    <w:p>
+      <w:pPr>
+        <w:pStyle w:val="CodeBlock"/>
+      </w:pPr>
+      <w:r>
+        <w:t>friend_circle    -0.0045      0.085     -0.053      0.958      -0.170       0.161</w:t>
+      </w:r>
+    </w:p>
+    <w:p>
+      <w:pPr>
+        <w:pStyle w:val="CodeBlock"/>
+      </w:pPr>
+      <w:r>
+        <w:t>==============================================================================</w:t>
+      </w:r>
+    </w:p>
+    <w:p>
+      <w:pPr>
+        <w:pStyle w:val="CodeBlock"/>
+      </w:pPr>
+      <w:r>
+        <w:t>Omnibus:                       55.260   Durbin-Watson:                   1.945</w:t>
+      </w:r>
+    </w:p>
+    <w:p>
+      <w:pPr>
+        <w:pStyle w:val="CodeBlock"/>
+      </w:pPr>
+      <w:r>
+        <w:t>Prob(Omnibus):                  0.000   Jarque-Bera (JB):               11.188</w:t>
+      </w:r>
+    </w:p>
+    <w:p>
+      <w:pPr>
+        <w:pStyle w:val="CodeBlock"/>
+      </w:pPr>
+      <w:r>
+        <w:t>Skew:                           0.343   Prob(JB):                      0.00372</w:t>
+      </w:r>
+    </w:p>
+    <w:p>
+      <w:pPr>
+        <w:pStyle w:val="CodeBlock"/>
+      </w:pPr>
+      <w:r>
+        <w:t>Kurtosis:                       1.819   Cond. No.                         523.</w:t>
+      </w:r>
+    </w:p>
+    <w:p>
+      <w:pPr>
+        <w:pStyle w:val="CodeBlock"/>
+      </w:pPr>
+      <w:r>
+        <w:t>==============================================================================</w:t>
+      </w:r>
+    </w:p>
+    <w:p>
+      <w:pPr>
+        <w:pStyle w:val="CodeBlock"/>
+      </w:pPr>
+      <w:r>
+        <w:t xml:space="preserve"> </w:t>
+      </w:r>
+    </w:p>
+    <w:p>
+      <w:pPr>
+        <w:pStyle w:val="CodeBlock"/>
+      </w:pPr>
+      <w:r>
+        <w:t>Notes:</w:t>
+      </w:r>
+    </w:p>
+    <w:p>
+      <w:pPr>
+        <w:pStyle w:val="CodeBlock"/>
+      </w:pPr>
+      <w:r>
+        <w:t>[1] Standard Errors are heteroscedasticity robust (HC1)</w:t>
+      </w:r>
+    </w:p>
     <w:p/>
     <w:p>
       <w:pPr>
         <w:pStyle w:val="Heading3"/>
       </w:pPr>
-      <w:bookmarkStart w:id="102" w:name="_Toc242196928"/>
-      <w:r>
-        <w:t>A.3  Logit model with robust standard errors</w:t>
-      </w:r>
-      <w:bookmarkEnd w:id="102"/>
+      <w:bookmarkStart w:id="106" w:name="_Toc242198095"/>
+      <w:r>
+        <w:t>A.7  Linear probability model: female students</w:t>
+      </w:r>
+      <w:bookmarkEnd w:id="106"/>
     </w:p>
     <w:p>
       <w:pPr>
         <w:pStyle w:val="CodeBlock"/>
       </w:pPr>
       <w:r>
-        <w:t xml:space="preserve">                           Logit Regression Results                           </w:t>
+        <w:t xml:space="preserve">                            OLS Regression Results                            </w:t>
       </w:r>
     </w:p>
     <w:p>
@@ -34493,7 +35529,7 @@
         <w:pStyle w:val="CodeBlock"/>
       </w:pPr>
       <w:r>
-        <w:t>Dep. Variable:             depression   No. Observations:                  300</w:t>
+        <w:t>Dep. Variable:             depression   R-squared:                       0.202</w:t>
       </w:r>
     </w:p>
     <w:p>
@@ -34501,7 +35537,7 @@
         <w:pStyle w:val="CodeBlock"/>
       </w:pPr>
       <w:r>
-        <w:t>Model:                          Logit   Df Residuals:                      288</w:t>
+        <w:t>Model:                            OLS   Adj. R-squared:                  0.147</w:t>
       </w:r>
     </w:p>
     <w:p>
@@ -34509,7 +35545,7 @@
         <w:pStyle w:val="CodeBlock"/>
       </w:pPr>
       <w:r>
-        <w:t>Method:                           MLE   Df Model:                           11</w:t>
+        <w:t>Method:                 Least Squares   F-statistic:                     5.236</w:t>
       </w:r>
     </w:p>
     <w:p>
@@ -34517,7 +35553,7 @@
         <w:pStyle w:val="CodeBlock"/>
       </w:pPr>
       <w:r>
-        <w:t>Date:                Tue, 06 Oct 2026   Pseudo R-squ.:                  0.1907</w:t>
+        <w:t>Date:                Tue, 06 Oct 2026   Prob (F-statistic):           1.50e-06</w:t>
       </w:r>
     </w:p>
     <w:p>
@@ -34525,7 +35561,7 @@
         <w:pStyle w:val="CodeBlock"/>
       </w:pPr>
       <w:r>
-        <w:t>Time:                        16:23:10   Log-Likelihood:                -147.62</w:t>
+        <w:t>Time:                        16:44:02   Log-Likelihood:                -78.048</w:t>
       </w:r>
     </w:p>
     <w:p>
@@ -34533,7 +35569,7 @@
         <w:pStyle w:val="CodeBlock"/>
       </w:pPr>
       <w:r>
-        <w:t>converged:                       True   LL-Null:                       -182.40</w:t>
+        <w:t>No. Observations:                 156   AIC:                             178.1</w:t>
       </w:r>
     </w:p>
     <w:p>
@@ -34541,7 +35577,7 @@
         <w:pStyle w:val="CodeBlock"/>
       </w:pPr>
       <w:r>
-        <w:t>Covariance Type:                  HC1   LLR p-value:                 1.474e-10</w:t>
+        <w:t>Df Residuals:                     145   BIC:                             211.6</w:t>
       </w:r>
     </w:p>
     <w:p>
@@ -34549,6 +35585,22 @@
         <w:pStyle w:val="CodeBlock"/>
       </w:pPr>
       <w:r>
+        <w:t xml:space="preserve">Df Model:                          10                                         </w:t>
+      </w:r>
+    </w:p>
+    <w:p>
+      <w:pPr>
+        <w:pStyle w:val="CodeBlock"/>
+      </w:pPr>
+      <w:r>
+        <w:t xml:space="preserve">Covariance Type:                  HC1                                         </w:t>
+      </w:r>
+    </w:p>
+    <w:p>
+      <w:pPr>
+        <w:pStyle w:val="CodeBlock"/>
+      </w:pPr>
+      <w:r>
         <w:t>=================================================================================</w:t>
       </w:r>
     </w:p>
@@ -34573,7 +35625,7 @@
         <w:pStyle w:val="CodeBlock"/>
       </w:pPr>
       <w:r>
-        <w:t>const            -5.1987      2.757     -1.885      0.059     -10.603       0.206</w:t>
+        <w:t>const            -0.5214      0.752     -0.693      0.488      -1.996       0.953</w:t>
       </w:r>
     </w:p>
     <w:p>
@@ -34581,7 +35633,7 @@
         <w:pStyle w:val="CodeBlock"/>
       </w:pPr>
       <w:r>
-        <w:t>male             -0.6574      0.340     -1.931      0.053      -1.325       0.010</w:t>
+        <w:t>age               0.0453      0.030      1.526      0.127      -0.013       0.103</w:t>
       </w:r>
     </w:p>
     <w:p>
@@ -34589,7 +35641,7 @@
         <w:pStyle w:val="CodeBlock"/>
       </w:pPr>
       <w:r>
-        <w:t>age               0.1244      0.104      1.200      0.230      -0.079       0.328</w:t>
+        <w:t>cgpa             -0.1085      0.096     -1.131      0.258      -0.296       0.079</w:t>
       </w:r>
     </w:p>
     <w:p>
@@ -34597,7 +35649,7 @@
         <w:pStyle w:val="CodeBlock"/>
       </w:pPr>
       <w:r>
-        <w:t>cgpa             -0.0885      0.432     -0.205      0.838      -0.935       0.758</w:t>
+        <w:t>semester         -0.0133      0.015     -0.873      0.383      -0.043       0.017</w:t>
       </w:r>
     </w:p>
     <w:p>
@@ -34605,7 +35657,7 @@
         <w:pStyle w:val="CodeBlock"/>
       </w:pPr>
       <w:r>
-        <w:t>semester         -0.0373      0.075     -0.499      0.618      -0.184       0.109</w:t>
+        <w:t>cost_k            0.0103      0.005      1.895      0.058      -0.000       0.021</w:t>
       </w:r>
     </w:p>
     <w:p>
@@ -34613,7 +35665,7 @@
         <w:pStyle w:val="CodeBlock"/>
       </w:pPr>
       <w:r>
-        <w:t>cost_k            0.0699      0.033      2.138      0.033       0.006       0.134</w:t>
+        <w:t>fam_lowermid     -0.0134      0.099     -0.135      0.893      -0.208       0.181</w:t>
       </w:r>
     </w:p>
     <w:p>
@@ -34621,7 +35673,7 @@
         <w:pStyle w:val="CodeBlock"/>
       </w:pPr>
       <w:r>
-        <w:t>fam_lowermid     -0.7071      0.441     -1.602      0.109      -1.572       0.158</w:t>
+        <w:t>fam_rich         -0.1006      0.077     -1.306      0.192      -0.252       0.050</w:t>
       </w:r>
     </w:p>
     <w:p>
@@ -34629,7 +35681,7 @@
         <w:pStyle w:val="CodeBlock"/>
       </w:pPr>
       <w:r>
-        <w:t>fam_rich         -1.2038      0.511     -2.356      0.018      -2.205      -0.202</w:t>
+        <w:t>single            0.3199      0.070      4.557      0.000       0.182       0.457</w:t>
       </w:r>
     </w:p>
     <w:p>
@@ -34637,7 +35689,7 @@
         <w:pStyle w:val="CodeBlock"/>
       </w:pPr>
       <w:r>
-        <w:t>single            2.5285      0.413      6.126      0.000       1.720       3.337</w:t>
+        <w:t>ever_married     -0.0485      0.118     -0.413      0.680      -0.279       0.182</w:t>
       </w:r>
     </w:p>
     <w:p>
@@ -34645,7 +35697,7 @@
         <w:pStyle w:val="CodeBlock"/>
       </w:pPr>
       <w:r>
-        <w:t>ever_married     -1.1145      0.505     -2.207      0.027      -2.104      -0.125</w:t>
+        <w:t>live_family      -0.0276      0.073     -0.377      0.706      -0.171       0.116</w:t>
       </w:r>
     </w:p>
     <w:p>
@@ -34653,7 +35705,7 @@
         <w:pStyle w:val="CodeBlock"/>
       </w:pPr>
       <w:r>
-        <w:t>live_family      -0.2743      0.378     -0.725      0.468      -1.016       0.467</w:t>
+        <w:t>friend_circle     0.0126      0.074      0.169      0.866      -0.133       0.159</w:t>
       </w:r>
     </w:p>
     <w:p>
@@ -34661,7 +35713,7 @@
         <w:pStyle w:val="CodeBlock"/>
       </w:pPr>
       <w:r>
-        <w:t>friend_circle     0.1859      0.317      0.586      0.558      -0.435       0.807</w:t>
+        <w:t>==============================================================================</w:t>
       </w:r>
     </w:p>
     <w:p>
@@ -34669,7 +35721,63 @@
         <w:pStyle w:val="CodeBlock"/>
       </w:pPr>
       <w:r>
-        <w:t>=================================================================================</w:t>
+        <w:t>Omnibus:                       17.043   Durbin-Watson:                   1.679</w:t>
+      </w:r>
+    </w:p>
+    <w:p>
+      <w:pPr>
+        <w:pStyle w:val="CodeBlock"/>
+      </w:pPr>
+      <w:r>
+        <w:t>Prob(Omnibus):                  0.000   Jarque-Bera (JB):               13.073</w:t>
+      </w:r>
+    </w:p>
+    <w:p>
+      <w:pPr>
+        <w:pStyle w:val="CodeBlock"/>
+      </w:pPr>
+      <w:r>
+        <w:t>Skew:                           0.602   Prob(JB):                      0.00145</w:t>
+      </w:r>
+    </w:p>
+    <w:p>
+      <w:pPr>
+        <w:pStyle w:val="CodeBlock"/>
+      </w:pPr>
+      <w:r>
+        <w:t>Kurtosis:                       2.251   Cond. No.                         591.</w:t>
+      </w:r>
+    </w:p>
+    <w:p>
+      <w:pPr>
+        <w:pStyle w:val="CodeBlock"/>
+      </w:pPr>
+      <w:r>
+        <w:t>==============================================================================</w:t>
+      </w:r>
+    </w:p>
+    <w:p>
+      <w:pPr>
+        <w:pStyle w:val="CodeBlock"/>
+      </w:pPr>
+      <w:r>
+        <w:t xml:space="preserve"> </w:t>
+      </w:r>
+    </w:p>
+    <w:p>
+      <w:pPr>
+        <w:pStyle w:val="CodeBlock"/>
+      </w:pPr>
+      <w:r>
+        <w:t>Notes:</w:t>
+      </w:r>
+    </w:p>
+    <w:p>
+      <w:pPr>
+        <w:pStyle w:val="CodeBlock"/>
+      </w:pPr>
+      <w:r>
+        <w:t>[1] Standard Errors are heteroscedasticity robust (HC1)</w:t>
       </w:r>
     </w:p>
     <w:p/>
@@ -34677,1118 +35785,9 @@
       <w:pPr>
         <w:pStyle w:val="Heading3"/>
       </w:pPr>
-      <w:bookmarkStart w:id="103" w:name="_Toc242196929"/>
-      <w:r>
-        <w:t>A.4  Linear probability model (robust standard errors)</w:t>
-      </w:r>
-      <w:bookmarkEnd w:id="103"/>
-    </w:p>
-    <w:p>
-      <w:pPr>
-        <w:pStyle w:val="CodeBlock"/>
-      </w:pPr>
-      <w:r>
-        <w:t xml:space="preserve">                            OLS Regression Results                            </w:t>
-      </w:r>
-    </w:p>
-    <w:p>
-      <w:pPr>
-        <w:pStyle w:val="CodeBlock"/>
-      </w:pPr>
-      <w:r>
-        <w:t>==============================================================================</w:t>
-      </w:r>
-    </w:p>
-    <w:p>
-      <w:pPr>
-        <w:pStyle w:val="CodeBlock"/>
-      </w:pPr>
-      <w:r>
-        <w:t>Dep. Variable:             depression   R-squared:                       0.192</w:t>
-      </w:r>
-    </w:p>
-    <w:p>
-      <w:pPr>
-        <w:pStyle w:val="CodeBlock"/>
-      </w:pPr>
-      <w:r>
-        <w:t>Model:                            OLS   Adj. R-squared:                  0.161</w:t>
-      </w:r>
-    </w:p>
-    <w:p>
-      <w:pPr>
-        <w:pStyle w:val="CodeBlock"/>
-      </w:pPr>
-      <w:r>
-        <w:t>Method:                 Least Squares   F-statistic:                     9.377</w:t>
-      </w:r>
-    </w:p>
-    <w:p>
-      <w:pPr>
-        <w:pStyle w:val="CodeBlock"/>
-      </w:pPr>
-      <w:r>
-        <w:t>Date:                Tue, 06 Oct 2026   Prob (F-statistic):           2.09e-14</w:t>
-      </w:r>
-    </w:p>
-    <w:p>
-      <w:pPr>
-        <w:pStyle w:val="CodeBlock"/>
-      </w:pPr>
-      <w:r>
-        <w:t>Time:                        16:23:10   Log-Likelihood:                -158.73</w:t>
-      </w:r>
-    </w:p>
-    <w:p>
-      <w:pPr>
-        <w:pStyle w:val="CodeBlock"/>
-      </w:pPr>
-      <w:r>
-        <w:t>No. Observations:                 300   AIC:                             341.5</w:t>
-      </w:r>
-    </w:p>
-    <w:p>
-      <w:pPr>
-        <w:pStyle w:val="CodeBlock"/>
-      </w:pPr>
-      <w:r>
-        <w:t>Df Residuals:                     288   BIC:                             385.9</w:t>
-      </w:r>
-    </w:p>
-    <w:p>
-      <w:pPr>
-        <w:pStyle w:val="CodeBlock"/>
-      </w:pPr>
-      <w:r>
-        <w:t xml:space="preserve">Df Model:                          11                                         </w:t>
-      </w:r>
-    </w:p>
-    <w:p>
-      <w:pPr>
-        <w:pStyle w:val="CodeBlock"/>
-      </w:pPr>
-      <w:r>
-        <w:t xml:space="preserve">Covariance Type:                  HC1                                         </w:t>
-      </w:r>
-    </w:p>
-    <w:p>
-      <w:pPr>
-        <w:pStyle w:val="CodeBlock"/>
-      </w:pPr>
-      <w:r>
-        <w:t>=================================================================================</w:t>
-      </w:r>
-    </w:p>
-    <w:p>
-      <w:pPr>
-        <w:pStyle w:val="CodeBlock"/>
-      </w:pPr>
-      <w:r>
-        <w:t xml:space="preserve">                    coef    std err          z      P&gt;|z|      [0.025      0.975]</w:t>
-      </w:r>
-    </w:p>
-    <w:p>
-      <w:pPr>
-        <w:pStyle w:val="CodeBlock"/>
-      </w:pPr>
-      <w:r>
-        <w:t>---------------------------------------------------------------------------------</w:t>
-      </w:r>
-    </w:p>
-    <w:p>
-      <w:pPr>
-        <w:pStyle w:val="CodeBlock"/>
-      </w:pPr>
-      <w:r>
-        <w:t>const            -0.2966      0.477     -0.622      0.534      -1.231       0.638</w:t>
-      </w:r>
-    </w:p>
-    <w:p>
-      <w:pPr>
-        <w:pStyle w:val="CodeBlock"/>
-      </w:pPr>
-      <w:r>
-        <w:t>male             -0.0952      0.057     -1.656      0.098      -0.208       0.017</w:t>
-      </w:r>
-    </w:p>
-    <w:p>
-      <w:pPr>
-        <w:pStyle w:val="CodeBlock"/>
-      </w:pPr>
-      <w:r>
-        <w:t>age               0.0185      0.019      0.996      0.319      -0.018       0.055</w:t>
-      </w:r>
-    </w:p>
-    <w:p>
-      <w:pPr>
-        <w:pStyle w:val="CodeBlock"/>
-      </w:pPr>
-      <w:r>
-        <w:t>cgpa             -0.0113      0.070     -0.162      0.871      -0.148       0.125</w:t>
-      </w:r>
-    </w:p>
-    <w:p>
-      <w:pPr>
-        <w:pStyle w:val="CodeBlock"/>
-      </w:pPr>
-      <w:r>
-        <w:t>semester         -0.0033      0.012     -0.284      0.776      -0.026       0.019</w:t>
-      </w:r>
-    </w:p>
-    <w:p>
-      <w:pPr>
-        <w:pStyle w:val="CodeBlock"/>
-      </w:pPr>
-      <w:r>
-        <w:t>cost_k            0.0085      0.005      1.822      0.068      -0.001       0.018</w:t>
-      </w:r>
-    </w:p>
-    <w:p>
-      <w:pPr>
-        <w:pStyle w:val="CodeBlock"/>
-      </w:pPr>
-      <w:r>
-        <w:t>fam_lowermid     -0.1307      0.068     -1.929      0.054      -0.264       0.002</w:t>
-      </w:r>
-    </w:p>
-    <w:p>
-      <w:pPr>
-        <w:pStyle w:val="CodeBlock"/>
-      </w:pPr>
-      <w:r>
-        <w:t>fam_rich         -0.1387      0.061     -2.261      0.024      -0.259      -0.018</w:t>
-      </w:r>
-    </w:p>
-    <w:p>
-      <w:pPr>
-        <w:pStyle w:val="CodeBlock"/>
-      </w:pPr>
-      <w:r>
-        <w:t>single            0.3755      0.049      7.670      0.000       0.280       0.471</w:t>
-      </w:r>
-    </w:p>
-    <w:p>
-      <w:pPr>
-        <w:pStyle w:val="CodeBlock"/>
-      </w:pPr>
-      <w:r>
-        <w:t>ever_married     -0.1625      0.071     -2.292      0.022      -0.301      -0.024</w:t>
-      </w:r>
-    </w:p>
-    <w:p>
-      <w:pPr>
-        <w:pStyle w:val="CodeBlock"/>
-      </w:pPr>
-      <w:r>
-        <w:t>live_family      -0.0219      0.057     -0.384      0.701      -0.134       0.090</w:t>
-      </w:r>
-    </w:p>
-    <w:p>
-      <w:pPr>
-        <w:pStyle w:val="CodeBlock"/>
-      </w:pPr>
-      <w:r>
-        <w:t>friend_circle     0.0295      0.053      0.553      0.580      -0.075       0.134</w:t>
-      </w:r>
-    </w:p>
-    <w:p>
-      <w:pPr>
-        <w:pStyle w:val="CodeBlock"/>
-      </w:pPr>
-      <w:r>
-        <w:t>==============================================================================</w:t>
-      </w:r>
-    </w:p>
-    <w:p>
-      <w:pPr>
-        <w:pStyle w:val="CodeBlock"/>
-      </w:pPr>
-      <w:r>
-        <w:t>Omnibus:                       86.457   Durbin-Watson:                   1.936</w:t>
-      </w:r>
-    </w:p>
-    <w:p>
-      <w:pPr>
-        <w:pStyle w:val="CodeBlock"/>
-      </w:pPr>
-      <w:r>
-        <w:t>Prob(Omnibus):                  0.000   Jarque-Bera (JB):               26.568</w:t>
-      </w:r>
-    </w:p>
-    <w:p>
-      <w:pPr>
-        <w:pStyle w:val="CodeBlock"/>
-      </w:pPr>
-      <w:r>
-        <w:t>Skew:                           0.500   Prob(JB):                     1.70e-06</w:t>
-      </w:r>
-    </w:p>
-    <w:p>
-      <w:pPr>
-        <w:pStyle w:val="CodeBlock"/>
-      </w:pPr>
-      <w:r>
-        <w:t>Kurtosis:                       1.939   Cond. No.                         540.</w:t>
-      </w:r>
-    </w:p>
-    <w:p>
-      <w:pPr>
-        <w:pStyle w:val="CodeBlock"/>
-      </w:pPr>
-      <w:r>
-        <w:t>==============================================================================</w:t>
-      </w:r>
-    </w:p>
-    <w:p>
-      <w:pPr>
-        <w:pStyle w:val="CodeBlock"/>
-      </w:pPr>
-      <w:r>
-        <w:t xml:space="preserve"> </w:t>
-      </w:r>
-    </w:p>
-    <w:p>
-      <w:pPr>
-        <w:pStyle w:val="CodeBlock"/>
-      </w:pPr>
-      <w:r>
-        <w:t>Notes:</w:t>
-      </w:r>
-    </w:p>
-    <w:p>
-      <w:pPr>
-        <w:pStyle w:val="CodeBlock"/>
-      </w:pPr>
-      <w:r>
-        <w:t>[1] Standard Errors are heteroscedasticity robust (HC1)</w:t>
-      </w:r>
-    </w:p>
-    <w:p/>
-    <w:p>
-      <w:pPr>
-        <w:pStyle w:val="Heading3"/>
-      </w:pPr>
-      <w:bookmarkStart w:id="104" w:name="_Toc242196930"/>
+      <w:bookmarkStart w:id="107" w:name="_Toc242198096"/>
       <w:r>
         <w:lastRenderedPageBreak/>
-        <w:t>A.5  Logit model including poor health</w:t>
-      </w:r>
-      <w:bookmarkEnd w:id="104"/>
-    </w:p>
-    <w:p>
-      <w:pPr>
-        <w:pStyle w:val="CodeBlock"/>
-      </w:pPr>
-      <w:r>
-        <w:t xml:space="preserve">                           Logit Regression Results                           </w:t>
-      </w:r>
-    </w:p>
-    <w:p>
-      <w:pPr>
-        <w:pStyle w:val="CodeBlock"/>
-      </w:pPr>
-      <w:r>
-        <w:t>==============================================================================</w:t>
-      </w:r>
-    </w:p>
-    <w:p>
-      <w:pPr>
-        <w:pStyle w:val="CodeBlock"/>
-      </w:pPr>
-      <w:r>
-        <w:t>Dep. Variable:             depression   No. Observations:                  300</w:t>
-      </w:r>
-    </w:p>
-    <w:p>
-      <w:pPr>
-        <w:pStyle w:val="CodeBlock"/>
-      </w:pPr>
-      <w:r>
-        <w:t>Model:                          Logit   Df Residuals:                      287</w:t>
-      </w:r>
-    </w:p>
-    <w:p>
-      <w:pPr>
-        <w:pStyle w:val="CodeBlock"/>
-      </w:pPr>
-      <w:r>
-        <w:t>Method:                           MLE   Df Model:                           12</w:t>
-      </w:r>
-    </w:p>
-    <w:p>
-      <w:pPr>
-        <w:pStyle w:val="CodeBlock"/>
-      </w:pPr>
-      <w:r>
-        <w:t>Date:                Tue, 06 Oct 2026   Pseudo R-squ.:                  0.7905</w:t>
-      </w:r>
-    </w:p>
-    <w:p>
-      <w:pPr>
-        <w:pStyle w:val="CodeBlock"/>
-      </w:pPr>
-      <w:r>
-        <w:t>Time:                        16:23:10   Log-Likelihood:                -38.209</w:t>
-      </w:r>
-    </w:p>
-    <w:p>
-      <w:pPr>
-        <w:pStyle w:val="CodeBlock"/>
-      </w:pPr>
-      <w:r>
-        <w:t>converged:                       True   LL-Null:                       -182.40</w:t>
-      </w:r>
-    </w:p>
-    <w:p>
-      <w:pPr>
-        <w:pStyle w:val="CodeBlock"/>
-      </w:pPr>
-      <w:r>
-        <w:t>Covariance Type:            nonrobust   LLR p-value:                 1.281e-54</w:t>
-      </w:r>
-    </w:p>
-    <w:p>
-      <w:pPr>
-        <w:pStyle w:val="CodeBlock"/>
-      </w:pPr>
-      <w:r>
-        <w:t>=================================================================================</w:t>
-      </w:r>
-    </w:p>
-    <w:p>
-      <w:pPr>
-        <w:pStyle w:val="CodeBlock"/>
-      </w:pPr>
-      <w:r>
-        <w:t xml:space="preserve">                    coef    std err          z      P&gt;|z|      [0.025      0.975]</w:t>
-      </w:r>
-    </w:p>
-    <w:p>
-      <w:pPr>
-        <w:pStyle w:val="CodeBlock"/>
-      </w:pPr>
-      <w:r>
-        <w:t>---------------------------------------------------------------------------------</w:t>
-      </w:r>
-    </w:p>
-    <w:p>
-      <w:pPr>
-        <w:pStyle w:val="CodeBlock"/>
-      </w:pPr>
-      <w:r>
-        <w:t>const            -7.9152      6.957     -1.138      0.255     -21.550       5.720</w:t>
-      </w:r>
-    </w:p>
-    <w:p>
-      <w:pPr>
-        <w:pStyle w:val="CodeBlock"/>
-      </w:pPr>
-      <w:r>
-        <w:t>male             -1.1528      0.823     -1.400      0.162      -2.767       0.461</w:t>
-      </w:r>
-    </w:p>
-    <w:p>
-      <w:pPr>
-        <w:pStyle w:val="CodeBlock"/>
-      </w:pPr>
-      <w:r>
-        <w:t>age              -0.2471      0.253     -0.978      0.328      -0.742       0.248</w:t>
-      </w:r>
-    </w:p>
-    <w:p>
-      <w:pPr>
-        <w:pStyle w:val="CodeBlock"/>
-      </w:pPr>
-      <w:r>
-        <w:t>cgpa              1.4769      1.016      1.453      0.146      -0.515       3.468</w:t>
-      </w:r>
-    </w:p>
-    <w:p>
-      <w:pPr>
-        <w:pStyle w:val="CodeBlock"/>
-      </w:pPr>
-      <w:r>
-        <w:t>semester          0.0799      0.163      0.489      0.625      -0.240       0.400</w:t>
-      </w:r>
-    </w:p>
-    <w:p>
-      <w:pPr>
-        <w:pStyle w:val="CodeBlock"/>
-      </w:pPr>
-      <w:r>
-        <w:t>cost_k            0.0009      0.069      0.013      0.990      -0.135       0.137</w:t>
-      </w:r>
-    </w:p>
-    <w:p>
-      <w:pPr>
-        <w:pStyle w:val="CodeBlock"/>
-      </w:pPr>
-      <w:r>
-        <w:t>fam_lowermid     -0.8308      1.126     -0.738      0.460      -3.037       1.375</w:t>
-      </w:r>
-    </w:p>
-    <w:p>
-      <w:pPr>
-        <w:pStyle w:val="CodeBlock"/>
-      </w:pPr>
-      <w:r>
-        <w:t>fam_rich          0.8678      1.053      0.824      0.410      -1.196       2.931</w:t>
-      </w:r>
-    </w:p>
-    <w:p>
-      <w:pPr>
-        <w:pStyle w:val="CodeBlock"/>
-      </w:pPr>
-      <w:r>
-        <w:t>single            5.3555      1.004      5.333      0.000       3.387       7.324</w:t>
-      </w:r>
-    </w:p>
-    <w:p>
-      <w:pPr>
-        <w:pStyle w:val="CodeBlock"/>
-      </w:pPr>
-      <w:r>
-        <w:t>ever_married     -2.7102      1.045     -2.594      0.009      -4.758      -0.663</w:t>
-      </w:r>
-    </w:p>
-    <w:p>
-      <w:pPr>
-        <w:pStyle w:val="CodeBlock"/>
-      </w:pPr>
-      <w:r>
-        <w:t>live_family      -1.0582      0.770     -1.375      0.169      -2.567       0.450</w:t>
-      </w:r>
-    </w:p>
-    <w:p>
-      <w:pPr>
-        <w:pStyle w:val="CodeBlock"/>
-      </w:pPr>
-      <w:r>
-        <w:t>friend_circle    -0.6355      0.714     -0.890      0.374      -2.035       0.764</w:t>
-      </w:r>
-    </w:p>
-    <w:p>
-      <w:pPr>
-        <w:pStyle w:val="CodeBlock"/>
-      </w:pPr>
-      <w:r>
-        <w:t>health_poor       7.9576      1.122      7.091      0.000       5.758      10.157</w:t>
-      </w:r>
-    </w:p>
-    <w:p>
-      <w:pPr>
-        <w:pStyle w:val="CodeBlock"/>
-      </w:pPr>
-      <w:r>
-        <w:t>=================================================================================</w:t>
-      </w:r>
-    </w:p>
-    <w:p>
-      <w:pPr>
-        <w:pStyle w:val="CodeBlock"/>
-      </w:pPr>
-      <w:r>
-        <w:t xml:space="preserve"> </w:t>
-      </w:r>
-    </w:p>
-    <w:p>
-      <w:pPr>
-        <w:pStyle w:val="CodeBlock"/>
-      </w:pPr>
-      <w:r>
-        <w:t>Possibly complete quasi-separation: A fraction 0.12 of observations can be</w:t>
-      </w:r>
-    </w:p>
-    <w:p>
-      <w:pPr>
-        <w:pStyle w:val="CodeBlock"/>
-      </w:pPr>
-      <w:r>
-        <w:t>perfectly predicted. This might indicate that there is complete</w:t>
-      </w:r>
-    </w:p>
-    <w:p>
-      <w:pPr>
-        <w:pStyle w:val="CodeBlock"/>
-      </w:pPr>
-      <w:r>
-        <w:t>quasi-separation. In this case some parameters will not be identified.</w:t>
-      </w:r>
-    </w:p>
-    <w:p/>
-    <w:p>
-      <w:pPr>
-        <w:pStyle w:val="Heading3"/>
-      </w:pPr>
-      <w:bookmarkStart w:id="105" w:name="_Toc242196931"/>
-      <w:r>
-        <w:t>A.6  Linear probability model: male students</w:t>
-      </w:r>
-      <w:bookmarkEnd w:id="105"/>
-    </w:p>
-    <w:p>
-      <w:pPr>
-        <w:pStyle w:val="CodeBlock"/>
-      </w:pPr>
-      <w:r>
-        <w:t xml:space="preserve">                            OLS Regression Results                            </w:t>
-      </w:r>
-    </w:p>
-    <w:p>
-      <w:pPr>
-        <w:pStyle w:val="CodeBlock"/>
-      </w:pPr>
-      <w:r>
-        <w:t>==============================================================================</w:t>
-      </w:r>
-    </w:p>
-    <w:p>
-      <w:pPr>
-        <w:pStyle w:val="CodeBlock"/>
-      </w:pPr>
-      <w:r>
-        <w:t>Dep. Variable:             depression   R-squared:                       0.233</w:t>
-      </w:r>
-    </w:p>
-    <w:p>
-      <w:pPr>
-        <w:pStyle w:val="CodeBlock"/>
-      </w:pPr>
-      <w:r>
-        <w:t>Model:                            OLS   Adj. R-squared:                  0.175</w:t>
-      </w:r>
-    </w:p>
-    <w:p>
-      <w:pPr>
-        <w:pStyle w:val="CodeBlock"/>
-      </w:pPr>
-      <w:r>
-        <w:t>Method:                 Least Squares   F-statistic:                     6.216</w:t>
-      </w:r>
-    </w:p>
-    <w:p>
-      <w:pPr>
-        <w:pStyle w:val="CodeBlock"/>
-      </w:pPr>
-      <w:r>
-        <w:t>Date:                Tue, 06 Oct 2026   Prob (F-statistic):           9.33e-08</w:t>
-      </w:r>
-    </w:p>
-    <w:p>
-      <w:pPr>
-        <w:pStyle w:val="CodeBlock"/>
-      </w:pPr>
-      <w:r>
-        <w:t>Time:                        16:23:10   Log-Likelihood:                -75.366</w:t>
-      </w:r>
-    </w:p>
-    <w:p>
-      <w:pPr>
-        <w:pStyle w:val="CodeBlock"/>
-      </w:pPr>
-      <w:r>
-        <w:t>No. Observations:                 144   AIC:                             172.7</w:t>
-      </w:r>
-    </w:p>
-    <w:p>
-      <w:pPr>
-        <w:pStyle w:val="CodeBlock"/>
-      </w:pPr>
-      <w:r>
-        <w:t>Df Residuals:                     133   BIC:                             205.4</w:t>
-      </w:r>
-    </w:p>
-    <w:p>
-      <w:pPr>
-        <w:pStyle w:val="CodeBlock"/>
-      </w:pPr>
-      <w:r>
-        <w:t xml:space="preserve">Df Model:                          10                                         </w:t>
-      </w:r>
-    </w:p>
-    <w:p>
-      <w:pPr>
-        <w:pStyle w:val="CodeBlock"/>
-      </w:pPr>
-      <w:r>
-        <w:t xml:space="preserve">Covariance Type:                  HC1                                         </w:t>
-      </w:r>
-    </w:p>
-    <w:p>
-      <w:pPr>
-        <w:pStyle w:val="CodeBlock"/>
-      </w:pPr>
-      <w:r>
-        <w:t>=================================================================================</w:t>
-      </w:r>
-    </w:p>
-    <w:p>
-      <w:pPr>
-        <w:pStyle w:val="CodeBlock"/>
-      </w:pPr>
-      <w:r>
-        <w:t xml:space="preserve">                    coef    std err          z      P&gt;|z|      [0.025      0.975]</w:t>
-      </w:r>
-    </w:p>
-    <w:p>
-      <w:pPr>
-        <w:pStyle w:val="CodeBlock"/>
-      </w:pPr>
-      <w:r>
-        <w:t>---------------------------------------------------------------------------------</w:t>
-      </w:r>
-    </w:p>
-    <w:p>
-      <w:pPr>
-        <w:pStyle w:val="CodeBlock"/>
-      </w:pPr>
-      <w:r>
-        <w:t>const            -0.2187      0.690     -0.317      0.751      -1.570       1.133</w:t>
-      </w:r>
-    </w:p>
-    <w:p>
-      <w:pPr>
-        <w:pStyle w:val="CodeBlock"/>
-      </w:pPr>
-      <w:r>
-        <w:t>age              -0.0040      0.029     -0.137      0.891      -0.061       0.053</w:t>
-      </w:r>
-    </w:p>
-    <w:p>
-      <w:pPr>
-        <w:pStyle w:val="CodeBlock"/>
-      </w:pPr>
-      <w:r>
-        <w:t>cgpa              0.0966      0.123      0.786      0.432      -0.144       0.337</w:t>
-      </w:r>
-    </w:p>
-    <w:p>
-      <w:pPr>
-        <w:pStyle w:val="CodeBlock"/>
-      </w:pPr>
-      <w:r>
-        <w:t>semester          0.0050      0.020      0.252      0.801      -0.034       0.044</w:t>
-      </w:r>
-    </w:p>
-    <w:p>
-      <w:pPr>
-        <w:pStyle w:val="CodeBlock"/>
-      </w:pPr>
-      <w:r>
-        <w:t>cost_k            0.0041      0.011      0.372      0.710      -0.017       0.026</w:t>
-      </w:r>
-    </w:p>
-    <w:p>
-      <w:pPr>
-        <w:pStyle w:val="CodeBlock"/>
-      </w:pPr>
-      <w:r>
-        <w:t>fam_lowermid     -0.2336      0.113     -2.058      0.040      -0.456      -0.011</w:t>
-      </w:r>
-    </w:p>
-    <w:p>
-      <w:pPr>
-        <w:pStyle w:val="CodeBlock"/>
-      </w:pPr>
-      <w:r>
-        <w:t>fam_rich         -0.3216      0.159     -2.019      0.043      -0.634      -0.009</w:t>
-      </w:r>
-    </w:p>
-    <w:p>
-      <w:pPr>
-        <w:pStyle w:val="CodeBlock"/>
-      </w:pPr>
-      <w:r>
-        <w:t>single            0.3902      0.071      5.526      0.000       0.252       0.529</w:t>
-      </w:r>
-    </w:p>
-    <w:p>
-      <w:pPr>
-        <w:pStyle w:val="CodeBlock"/>
-      </w:pPr>
-      <w:r>
-        <w:t>ever_married     -0.2512      0.093     -2.706      0.007      -0.433      -0.069</w:t>
-      </w:r>
-    </w:p>
-    <w:p>
-      <w:pPr>
-        <w:pStyle w:val="CodeBlock"/>
-      </w:pPr>
-      <w:r>
-        <w:t>live_family       0.0276      0.091      0.305      0.761      -0.150       0.205</w:t>
-      </w:r>
-    </w:p>
-    <w:p>
-      <w:pPr>
-        <w:pStyle w:val="CodeBlock"/>
-      </w:pPr>
-      <w:r>
-        <w:t>friend_circle    -0.0045      0.085     -0.053      0.958      -0.170       0.161</w:t>
-      </w:r>
-    </w:p>
-    <w:p>
-      <w:pPr>
-        <w:pStyle w:val="CodeBlock"/>
-      </w:pPr>
-      <w:r>
-        <w:t>==============================================================================</w:t>
-      </w:r>
-    </w:p>
-    <w:p>
-      <w:pPr>
-        <w:pStyle w:val="CodeBlock"/>
-      </w:pPr>
-      <w:r>
-        <w:t>Omnibus:                       55.260   Durbin-Watson:                   1.945</w:t>
-      </w:r>
-    </w:p>
-    <w:p>
-      <w:pPr>
-        <w:pStyle w:val="CodeBlock"/>
-      </w:pPr>
-      <w:r>
-        <w:t>Prob(Omnibus):                  0.000   Jarque-Bera (JB):               11.188</w:t>
-      </w:r>
-    </w:p>
-    <w:p>
-      <w:pPr>
-        <w:pStyle w:val="CodeBlock"/>
-      </w:pPr>
-      <w:r>
-        <w:t>Skew:                           0.343   Prob(JB):                      0.00372</w:t>
-      </w:r>
-    </w:p>
-    <w:p>
-      <w:pPr>
-        <w:pStyle w:val="CodeBlock"/>
-      </w:pPr>
-      <w:r>
-        <w:t>Kurtosis:                       1.819   Cond. No.                         523.</w:t>
-      </w:r>
-    </w:p>
-    <w:p>
-      <w:pPr>
-        <w:pStyle w:val="CodeBlock"/>
-      </w:pPr>
-      <w:r>
-        <w:t>==============================================================================</w:t>
-      </w:r>
-    </w:p>
-    <w:p>
-      <w:pPr>
-        <w:pStyle w:val="CodeBlock"/>
-      </w:pPr>
-      <w:r>
-        <w:t xml:space="preserve"> </w:t>
-      </w:r>
-    </w:p>
-    <w:p>
-      <w:pPr>
-        <w:pStyle w:val="CodeBlock"/>
-      </w:pPr>
-      <w:r>
-        <w:t>Notes:</w:t>
-      </w:r>
-    </w:p>
-    <w:p>
-      <w:pPr>
-        <w:pStyle w:val="CodeBlock"/>
-      </w:pPr>
-      <w:r>
-        <w:t>[1] Standard Errors are heteroscedasticity robust (HC1)</w:t>
-      </w:r>
-    </w:p>
-    <w:p/>
-    <w:p>
-      <w:pPr>
-        <w:pStyle w:val="Heading3"/>
-      </w:pPr>
-      <w:bookmarkStart w:id="106" w:name="_Toc242196932"/>
-      <w:r>
-        <w:lastRenderedPageBreak/>
-        <w:t>A.7  Linear probability model: female students</w:t>
-      </w:r>
-      <w:bookmarkEnd w:id="106"/>
-    </w:p>
-    <w:p>
-      <w:pPr>
-        <w:pStyle w:val="CodeBlock"/>
-      </w:pPr>
-      <w:r>
-        <w:t xml:space="preserve">                            OLS Regression Results                            </w:t>
-      </w:r>
-    </w:p>
-    <w:p>
-      <w:pPr>
-        <w:pStyle w:val="CodeBlock"/>
-      </w:pPr>
-      <w:r>
-        <w:t>==============================================================================</w:t>
-      </w:r>
-    </w:p>
-    <w:p>
-      <w:pPr>
-        <w:pStyle w:val="CodeBlock"/>
-      </w:pPr>
-      <w:r>
-        <w:t>Dep. Variable:             depression   R-squared:                       0.202</w:t>
-      </w:r>
-    </w:p>
-    <w:p>
-      <w:pPr>
-        <w:pStyle w:val="CodeBlock"/>
-      </w:pPr>
-      <w:r>
-        <w:t>Model:                            OLS   Adj. R-squared:                  0.147</w:t>
-      </w:r>
-    </w:p>
-    <w:p>
-      <w:pPr>
-        <w:pStyle w:val="CodeBlock"/>
-      </w:pPr>
-      <w:r>
-        <w:t>Method:                 Least Squares   F-statistic:                     5.236</w:t>
-      </w:r>
-    </w:p>
-    <w:p>
-      <w:pPr>
-        <w:pStyle w:val="CodeBlock"/>
-      </w:pPr>
-      <w:r>
-        <w:t>Date:                Tue, 06 Oct 2026   Prob (F-statistic):           1.50e-06</w:t>
-      </w:r>
-    </w:p>
-    <w:p>
-      <w:pPr>
-        <w:pStyle w:val="CodeBlock"/>
-      </w:pPr>
-      <w:r>
-        <w:t>Time:                        16:23:11   Log-Likelihood:                -78.048</w:t>
-      </w:r>
-    </w:p>
-    <w:p>
-      <w:pPr>
-        <w:pStyle w:val="CodeBlock"/>
-      </w:pPr>
-      <w:r>
-        <w:t>No. Observations:                 156   AIC:                             178.1</w:t>
-      </w:r>
-    </w:p>
-    <w:p>
-      <w:pPr>
-        <w:pStyle w:val="CodeBlock"/>
-      </w:pPr>
-      <w:r>
-        <w:t>Df Residuals:                     145   BIC:                             211.6</w:t>
-      </w:r>
-    </w:p>
-    <w:p>
-      <w:pPr>
-        <w:pStyle w:val="CodeBlock"/>
-      </w:pPr>
-      <w:r>
-        <w:t xml:space="preserve">Df Model:                          10                                         </w:t>
-      </w:r>
-    </w:p>
-    <w:p>
-      <w:pPr>
-        <w:pStyle w:val="CodeBlock"/>
-      </w:pPr>
-      <w:r>
-        <w:t xml:space="preserve">Covariance Type:                  HC1                                         </w:t>
-      </w:r>
-    </w:p>
-    <w:p>
-      <w:pPr>
-        <w:pStyle w:val="CodeBlock"/>
-      </w:pPr>
-      <w:r>
-        <w:t>=================================================================================</w:t>
-      </w:r>
-    </w:p>
-    <w:p>
-      <w:pPr>
-        <w:pStyle w:val="CodeBlock"/>
-      </w:pPr>
-      <w:r>
-        <w:t xml:space="preserve">                    coef    std err          z      P&gt;|z|      [0.025      0.975]</w:t>
-      </w:r>
-    </w:p>
-    <w:p>
-      <w:pPr>
-        <w:pStyle w:val="CodeBlock"/>
-      </w:pPr>
-      <w:r>
-        <w:t>---------------------------------------------------------------------------------</w:t>
-      </w:r>
-    </w:p>
-    <w:p>
-      <w:pPr>
-        <w:pStyle w:val="CodeBlock"/>
-      </w:pPr>
-      <w:r>
-        <w:t>const            -0.5214      0.752     -0.693      0.488      -1.996       0.953</w:t>
-      </w:r>
-    </w:p>
-    <w:p>
-      <w:pPr>
-        <w:pStyle w:val="CodeBlock"/>
-      </w:pPr>
-      <w:r>
-        <w:t>age               0.0453      0.030      1.526      0.127      -0.013       0.103</w:t>
-      </w:r>
-    </w:p>
-    <w:p>
-      <w:pPr>
-        <w:pStyle w:val="CodeBlock"/>
-      </w:pPr>
-      <w:r>
-        <w:t>cgpa             -0.1085      0.096     -1.131      0.258      -0.296       0.079</w:t>
-      </w:r>
-    </w:p>
-    <w:p>
-      <w:pPr>
-        <w:pStyle w:val="CodeBlock"/>
-      </w:pPr>
-      <w:r>
-        <w:t>semester         -0.0133      0.015     -0.873      0.383      -0.043       0.017</w:t>
-      </w:r>
-    </w:p>
-    <w:p>
-      <w:pPr>
-        <w:pStyle w:val="CodeBlock"/>
-      </w:pPr>
-      <w:r>
-        <w:t>cost_k            0.0103      0.005      1.895      0.058      -0.000       0.021</w:t>
-      </w:r>
-    </w:p>
-    <w:p>
-      <w:pPr>
-        <w:pStyle w:val="CodeBlock"/>
-      </w:pPr>
-      <w:r>
-        <w:t>fam_lowermid     -0.0134      0.099     -0.135      0.893      -0.208       0.181</w:t>
-      </w:r>
-    </w:p>
-    <w:p>
-      <w:pPr>
-        <w:pStyle w:val="CodeBlock"/>
-      </w:pPr>
-      <w:r>
-        <w:t>fam_rich         -0.1006      0.077     -1.306      0.192      -0.252       0.050</w:t>
-      </w:r>
-    </w:p>
-    <w:p>
-      <w:pPr>
-        <w:pStyle w:val="CodeBlock"/>
-      </w:pPr>
-      <w:r>
-        <w:t>single            0.3199      0.070      4.557      0.000       0.182       0.457</w:t>
-      </w:r>
-    </w:p>
-    <w:p>
-      <w:pPr>
-        <w:pStyle w:val="CodeBlock"/>
-      </w:pPr>
-      <w:r>
-        <w:t>ever_married     -0.0485      0.118     -0.413      0.680      -0.279       0.182</w:t>
-      </w:r>
-    </w:p>
-    <w:p>
-      <w:pPr>
-        <w:pStyle w:val="CodeBlock"/>
-      </w:pPr>
-      <w:r>
-        <w:t>live_family      -0.0276      0.073     -0.377      0.706      -0.171       0.116</w:t>
-      </w:r>
-    </w:p>
-    <w:p>
-      <w:pPr>
-        <w:pStyle w:val="CodeBlock"/>
-      </w:pPr>
-      <w:r>
-        <w:t>friend_circle     0.0126      0.074      0.169      0.866      -0.133       0.159</w:t>
-      </w:r>
-    </w:p>
-    <w:p>
-      <w:pPr>
-        <w:pStyle w:val="CodeBlock"/>
-      </w:pPr>
-      <w:r>
-        <w:t>==============================================================================</w:t>
-      </w:r>
-    </w:p>
-    <w:p>
-      <w:pPr>
-        <w:pStyle w:val="CodeBlock"/>
-      </w:pPr>
-      <w:r>
-        <w:t>Omnibus:                       17.043   Durbin-Watson:                   1.679</w:t>
-      </w:r>
-    </w:p>
-    <w:p>
-      <w:pPr>
-        <w:pStyle w:val="CodeBlock"/>
-      </w:pPr>
-      <w:r>
-        <w:t>Prob(Omnibus):                  0.000   Jarque-Bera (JB):               13.073</w:t>
-      </w:r>
-    </w:p>
-    <w:p>
-      <w:pPr>
-        <w:pStyle w:val="CodeBlock"/>
-      </w:pPr>
-      <w:r>
-        <w:t>Skew:                           0.602   Prob(JB):                      0.00145</w:t>
-      </w:r>
-    </w:p>
-    <w:p>
-      <w:pPr>
-        <w:pStyle w:val="CodeBlock"/>
-      </w:pPr>
-      <w:r>
-        <w:t>Kurtosis:                       2.251   Cond. No.                         591.</w:t>
-      </w:r>
-    </w:p>
-    <w:p>
-      <w:pPr>
-        <w:pStyle w:val="CodeBlock"/>
-      </w:pPr>
-      <w:r>
-        <w:t>==============================================================================</w:t>
-      </w:r>
-    </w:p>
-    <w:p>
-      <w:pPr>
-        <w:pStyle w:val="CodeBlock"/>
-      </w:pPr>
-      <w:r>
-        <w:t xml:space="preserve"> </w:t>
-      </w:r>
-    </w:p>
-    <w:p>
-      <w:pPr>
-        <w:pStyle w:val="CodeBlock"/>
-      </w:pPr>
-      <w:r>
-        <w:t>Notes:</w:t>
-      </w:r>
-    </w:p>
-    <w:p>
-      <w:pPr>
-        <w:pStyle w:val="CodeBlock"/>
-      </w:pPr>
-      <w:r>
-        <w:t>[1] Standard Errors are heteroscedasticity robust (HC1)</w:t>
-      </w:r>
-    </w:p>
-    <w:p/>
-    <w:p>
-      <w:pPr>
-        <w:pStyle w:val="Heading3"/>
-      </w:pPr>
-      <w:bookmarkStart w:id="107" w:name="_Toc242196933"/>
-      <w:r>
         <w:t>A.8  Marginal effects at the means (logit)</w:t>
       </w:r>
       <w:bookmarkEnd w:id="107"/>
@@ -37648,7 +37647,7 @@
       <w:pPr>
         <w:pStyle w:val="TableCaption"/>
       </w:pPr>
-      <w:bookmarkStart w:id="108" w:name="_Toc242196962"/>
+      <w:bookmarkStart w:id="108" w:name="_Toc242198125"/>
       <w:r>
         <w:rPr>
           <w:b/>
@@ -37664,9 +37663,8 @@
       <w:pPr>
         <w:pStyle w:val="Heading3"/>
       </w:pPr>
-      <w:bookmarkStart w:id="109" w:name="_Toc242196934"/>
-      <w:r>
-        <w:lastRenderedPageBreak/>
+      <w:bookmarkStart w:id="109" w:name="_Toc242198097"/>
+      <w:r>
         <w:t>A.9  Subsample marginal effects (linear probability model)</w:t>
       </w:r>
       <w:bookmarkEnd w:id="109"/>
@@ -38785,7 +38783,7 @@
       <w:pPr>
         <w:pStyle w:val="TableCaption"/>
       </w:pPr>
-      <w:bookmarkStart w:id="110" w:name="_Toc242196963"/>
+      <w:bookmarkStart w:id="110" w:name="_Toc242198126"/>
       <w:r>
         <w:rPr>
           <w:b/>
@@ -38798,17 +38796,11 @@
       <w:bookmarkEnd w:id="110"/>
     </w:p>
     <w:p>
-      <w:r>
-        <w:br w:type="page"/>
-      </w:r>
-    </w:p>
-    <w:p>
       <w:pPr>
         <w:pStyle w:val="Heading1"/>
       </w:pPr>
-      <w:bookmarkStart w:id="111" w:name="_Toc242196935"/>
-      <w:r>
-        <w:lastRenderedPageBreak/>
+      <w:bookmarkStart w:id="111" w:name="_Toc242198098"/>
+      <w:r>
         <w:t>References</w:t>
       </w:r>
       <w:bookmarkEnd w:id="111"/>
@@ -38858,6 +38850,7 @@
         <w:rPr>
           <w:sz w:val="22"/>
         </w:rPr>
+        <w:lastRenderedPageBreak/>
         <w:t>Eisenberg, D., Gollust, S. E., Golberstein, E., &amp; Hefner, J. L. (2007). Prevalence and correlates of depression, anxiety, and suicidality among university students. American Journal of Orthopsychiatry, 77(4), 534–542.</w:t>
       </w:r>
     </w:p>
@@ -38978,7 +38971,6 @@
         <w:rPr>
           <w:sz w:val="22"/>
         </w:rPr>
-        <w:lastRenderedPageBreak/>
         <w:t>Nolen-Hoeksema, S. (1987). Sex differences in unipolar depression: Evidence and theory. Psychological Bulletin, 101(2), 259–282.</w:t>
       </w:r>
     </w:p>
@@ -39039,11 +39031,12 @@
         <w:rPr>
           <w:sz w:val="22"/>
         </w:rPr>
+        <w:lastRenderedPageBreak/>
         <w:t>Wooldridge, J. M. (2010). Econometric analysis of cross section and panel data (2nd ed.). Cambridge, MA: MIT Press.</w:t>
       </w:r>
     </w:p>
     <w:sectPr>
-      <w:footerReference w:type="default" r:id="rId20"/>
+      <w:footerReference w:type="default" r:id="rId21"/>
       <w:pgSz w:w="11906" w:h="16838"/>
       <w:pgMar w:top="1417" w:right="1417" w:bottom="1417" w:left="1417" w:header="720" w:footer="720" w:gutter="0"/>
       <w:pgNumType w:start="1"/>
@@ -39329,31 +39322,31 @@
       </w:rPr>
     </w:lvl>
   </w:abstractNum>
-  <w:num w:numId="1" w16cid:durableId="1543177833">
+  <w:num w:numId="1" w16cid:durableId="828061821">
     <w:abstractNumId w:val="8"/>
   </w:num>
-  <w:num w:numId="2" w16cid:durableId="1148548303">
+  <w:num w:numId="2" w16cid:durableId="1612476166">
     <w:abstractNumId w:val="6"/>
   </w:num>
-  <w:num w:numId="3" w16cid:durableId="1389299191">
+  <w:num w:numId="3" w16cid:durableId="1162772437">
     <w:abstractNumId w:val="5"/>
   </w:num>
-  <w:num w:numId="4" w16cid:durableId="1565749890">
+  <w:num w:numId="4" w16cid:durableId="414861511">
     <w:abstractNumId w:val="4"/>
   </w:num>
-  <w:num w:numId="5" w16cid:durableId="412897933">
+  <w:num w:numId="5" w16cid:durableId="1090082481">
     <w:abstractNumId w:val="7"/>
   </w:num>
-  <w:num w:numId="6" w16cid:durableId="1380784487">
+  <w:num w:numId="6" w16cid:durableId="1201472269">
     <w:abstractNumId w:val="3"/>
   </w:num>
-  <w:num w:numId="7" w16cid:durableId="68431735">
+  <w:num w:numId="7" w16cid:durableId="153182660">
     <w:abstractNumId w:val="2"/>
   </w:num>
-  <w:num w:numId="8" w16cid:durableId="1391921400">
+  <w:num w:numId="8" w16cid:durableId="2077312205">
     <w:abstractNumId w:val="1"/>
   </w:num>
-  <w:num w:numId="9" w16cid:durableId="247270699">
+  <w:num w:numId="9" w16cid:durableId="722827381">
     <w:abstractNumId w:val="0"/>
   </w:num>
 </w:numbering>
@@ -39769,7 +39762,7 @@
     <w:pPr>
       <w:keepNext/>
       <w:keepLines/>
-      <w:spacing w:after="480"/>
+      <w:spacing w:before="480" w:after="280"/>
       <w:jc w:val="left"/>
       <w:outlineLvl w:val="0"/>
     </w:pPr>
@@ -39778,7 +39771,7 @@
       <w:b/>
       <w:bCs/>
       <w:color w:val="000000"/>
-      <w:sz w:val="44"/>
+      <w:sz w:val="40"/>
       <w:szCs w:val="28"/>
     </w:rPr>
   </w:style>
@@ -50793,7 +50786,7 @@
     <w:autoRedefine/>
     <w:uiPriority w:val="39"/>
     <w:unhideWhenUsed/>
-    <w:rsid w:val="005568DD"/>
+    <w:rsid w:val="002A3B01"/>
     <w:pPr>
       <w:spacing w:after="100"/>
     </w:pPr>
@@ -50805,7 +50798,7 @@
     <w:autoRedefine/>
     <w:uiPriority w:val="39"/>
     <w:unhideWhenUsed/>
-    <w:rsid w:val="005568DD"/>
+    <w:rsid w:val="002A3B01"/>
     <w:pPr>
       <w:spacing w:after="100"/>
       <w:ind w:left="240"/>
@@ -50818,7 +50811,7 @@
     <w:autoRedefine/>
     <w:uiPriority w:val="39"/>
     <w:unhideWhenUsed/>
-    <w:rsid w:val="005568DD"/>
+    <w:rsid w:val="002A3B01"/>
     <w:pPr>
       <w:spacing w:after="100"/>
       <w:ind w:left="480"/>
@@ -50829,7 +50822,7 @@
     <w:basedOn w:val="DefaultParagraphFont"/>
     <w:uiPriority w:val="99"/>
     <w:unhideWhenUsed/>
-    <w:rsid w:val="005568DD"/>
+    <w:rsid w:val="002A3B01"/>
     <w:rPr>
       <w:color w:val="0000FF" w:themeColor="hyperlink"/>
       <w:u w:val="single"/>
